--- a/插件小工具/部署AI绘画工具.docx
+++ b/插件小工具/部署AI绘画工具.docx
@@ -1,10 +1,13 @@
 
 <file path=word/document.xml><?xml version="1.0" encoding="utf-8"?>
-<w:document xmlns:wpc="http://schemas.microsoft.com/office/word/2010/wordprocessingCanvas" xmlns:cx="http://schemas.microsoft.com/office/drawing/2014/chartex" xmlns:cx1="http://schemas.microsoft.com/office/drawing/2015/9/8/chartex" xmlns:cx2="http://schemas.microsoft.com/office/drawing/2015/10/21/chartex" xmlns:cx3="http://schemas.microsoft.com/office/drawing/2016/5/9/chartex" xmlns:cx4="http://schemas.microsoft.com/office/drawing/2016/5/10/chartex" xmlns:cx5="http://schemas.microsoft.com/office/drawing/2016/5/11/chartex" xmlns:cx6="http://schemas.microsoft.com/office/drawing/2016/5/12/chartex" xmlns:cx7="http://schemas.microsoft.com/office/drawing/2016/5/13/chartex" xmlns:cx8="http://schemas.microsoft.com/office/drawing/2016/5/14/chartex" xmlns:mc="http://schemas.openxmlformats.org/markup-compatibility/2006" xmlns:aink="http://schemas.microsoft.com/office/drawing/2016/ink" xmlns:am3d="http://schemas.microsoft.com/office/drawing/2017/model3d" xmlns:o="urn:schemas-microsoft-com:office:office" xmlns:oel="http://schemas.microsoft.com/office/2019/extlst" xmlns:r="http://schemas.openxmlformats.org/officeDocument/2006/relationships" xmlns:m="http://schemas.openxmlformats.org/officeDocument/2006/math" xmlns:v="urn:schemas-microsoft-com:vml" xmlns:wp14="http://schemas.microsoft.com/office/word/2010/wordprocessingDrawing" xmlns:wp="http://schemas.openxmlformats.org/drawingml/2006/wordprocessingDrawing" xmlns:w10="urn:schemas-microsoft-com:office:word" xmlns:w="http://schemas.openxmlformats.org/wordprocessingml/2006/main" xmlns:w14="http://schemas.microsoft.com/office/word/2010/wordml" xmlns:w15="http://schemas.microsoft.com/office/word/2012/wordml" xmlns:w16cex="http://schemas.microsoft.com/office/word/2018/wordml/cex" xmlns:w16cid="http://schemas.microsoft.com/office/word/2016/wordml/cid" xmlns:w16="http://schemas.microsoft.com/office/word/2018/wordml" xmlns:w16sdtdh="http://schemas.microsoft.com/office/word/2020/wordml/sdtdatahash" xmlns:w16se="http://schemas.microsoft.com/office/word/2015/wordml/symex" xmlns:wpg="http://schemas.microsoft.com/office/word/2010/wordprocessingGroup" xmlns:wpi="http://schemas.microsoft.com/office/word/2010/wordprocessingInk" xmlns:wne="http://schemas.microsoft.com/office/word/2006/wordml" xmlns:wps="http://schemas.microsoft.com/office/word/2010/wordprocessingShape" mc:Ignorable="w14 w15 w16se w16cid w16 w16cex w16sdtdh wp14">
+<w:document xmlns:wpc="http://schemas.microsoft.com/office/word/2010/wordprocessingCanvas" xmlns:cx="http://schemas.microsoft.com/office/drawing/2014/chartex" xmlns:cx1="http://schemas.microsoft.com/office/drawing/2015/9/8/chartex" xmlns:cx2="http://schemas.microsoft.com/office/drawing/2015/10/21/chartex" xmlns:cx3="http://schemas.microsoft.com/office/drawing/2016/5/9/chartex" xmlns:cx4="http://schemas.microsoft.com/office/drawing/2016/5/10/chartex" xmlns:cx5="http://schemas.microsoft.com/office/drawing/2016/5/11/chartex" xmlns:cx6="http://schemas.microsoft.com/office/drawing/2016/5/12/chartex" xmlns:cx7="http://schemas.microsoft.com/office/drawing/2016/5/13/chartex" xmlns:cx8="http://schemas.microsoft.com/office/drawing/2016/5/14/chartex" xmlns:mc="http://schemas.openxmlformats.org/markup-compatibility/2006" xmlns:aink="http://schemas.microsoft.com/office/drawing/2016/ink" xmlns:am3d="http://schemas.microsoft.com/office/drawing/2017/model3d" xmlns:o="urn:schemas-microsoft-com:office:office" xmlns:oel="http://schemas.microsoft.com/office/2019/extlst" xmlns:r="http://schemas.openxmlformats.org/officeDocument/2006/relationships" xmlns:m="http://schemas.openxmlformats.org/officeDocument/2006/math" xmlns:v="urn:schemas-microsoft-com:vml" xmlns:wp14="http://schemas.microsoft.com/office/word/2010/wordprocessingDrawing" xmlns:wp="http://schemas.openxmlformats.org/drawingml/2006/wordprocessingDrawing" xmlns:w10="urn:schemas-microsoft-com:office:word" xmlns:w="http://schemas.openxmlformats.org/wordprocessingml/2006/main" xmlns:w14="http://schemas.microsoft.com/office/word/2010/wordml" xmlns:w15="http://schemas.microsoft.com/office/word/2012/wordml" xmlns:w16cex="http://schemas.microsoft.com/office/word/2018/wordml/cex" xmlns:w16cid="http://schemas.microsoft.com/office/word/2016/wordml/cid" xmlns:w16="http://schemas.microsoft.com/office/word/2018/wordml" xmlns:w16du="http://schemas.microsoft.com/office/word/2023/wordml/word16du" xmlns:w16sdtdh="http://schemas.microsoft.com/office/word/2020/wordml/sdtdatahash" xmlns:w16sdtfl="http://schemas.microsoft.com/office/word/2024/wordml/sdtformatlock" xmlns:w16se="http://schemas.microsoft.com/office/word/2015/wordml/symex" xmlns:wpg="http://schemas.microsoft.com/office/word/2010/wordprocessingGroup" xmlns:wpi="http://schemas.microsoft.com/office/word/2010/wordprocessingInk" xmlns:wne="http://schemas.microsoft.com/office/word/2006/wordml" xmlns:wps="http://schemas.microsoft.com/office/word/2010/wordprocessingShape" mc:Ignorable="w14 w15 w16se w16cid w16 w16cex w16sdtdh w16sdtfl w16du wp14">
   <w:body>
     <w:p>
       <w:pPr>
         <w:pStyle w:val="2"/>
+        <w:rPr>
+          <w:rFonts w:hint="eastAsia"/>
+        </w:rPr>
       </w:pPr>
       <w:bookmarkStart w:id="0" w:name="_概述"/>
       <w:bookmarkEnd w:id="0"/>
@@ -19,25 +22,26 @@
       <w:pPr>
         <w:pStyle w:val="3"/>
         <w:spacing w:before="120" w:after="120" w:line="415" w:lineRule="auto"/>
-        <w:rPr>
-          <w:sz w:val="28"/>
-          <w:szCs w:val="28"/>
-        </w:rPr>
-      </w:pPr>
-      <w:r>
         <w:rPr>
           <w:rFonts w:hint="eastAsia"/>
           <w:sz w:val="28"/>
           <w:szCs w:val="28"/>
         </w:rPr>
-        <w:t>工具</w:t>
-      </w:r>
+      </w:pPr>
       <w:r>
         <w:rPr>
           <w:rFonts w:hint="eastAsia"/>
           <w:sz w:val="28"/>
           <w:szCs w:val="28"/>
         </w:rPr>
+        <w:t>工具</w:t>
+      </w:r>
+      <w:r>
+        <w:rPr>
+          <w:rFonts w:hint="eastAsia"/>
+          <w:sz w:val="28"/>
+          <w:szCs w:val="28"/>
+        </w:rPr>
         <w:t>介绍</w:t>
       </w:r>
     </w:p>
@@ -106,7 +110,7 @@
       <w:pPr>
         <w:jc w:val="left"/>
         <w:rPr>
-          <w:rFonts w:ascii="微软雅黑" w:eastAsia="微软雅黑" w:hAnsi="微软雅黑"/>
+          <w:rFonts w:ascii="微软雅黑" w:eastAsia="微软雅黑" w:hAnsi="微软雅黑" w:hint="eastAsia"/>
         </w:rPr>
       </w:pPr>
       <w:r>
@@ -146,7 +150,7 @@
       <w:pPr>
         <w:jc w:val="left"/>
         <w:rPr>
-          <w:rFonts w:ascii="微软雅黑" w:eastAsia="微软雅黑" w:hAnsi="微软雅黑"/>
+          <w:rFonts w:ascii="微软雅黑" w:eastAsia="微软雅黑" w:hAnsi="微软雅黑" w:hint="eastAsia"/>
         </w:rPr>
       </w:pPr>
       <w:hyperlink r:id="rId8" w:history="1">
@@ -227,6 +231,71 @@
     <w:p>
       <w:pPr>
         <w:widowControl/>
+        <w:jc w:val="center"/>
+        <w:rPr>
+          <w:rFonts w:ascii="Tahoma" w:eastAsia="微软雅黑" w:hAnsi="Tahoma" w:hint="eastAsia"/>
+          <w:kern w:val="0"/>
+          <w:sz w:val="22"/>
+        </w:rPr>
+      </w:pPr>
+      <w:r>
+        <w:rPr>
+          <w:rFonts w:hint="eastAsia"/>
+          <w:noProof/>
+        </w:rPr>
+        <w:drawing>
+          <wp:inline distT="0" distB="0" distL="0" distR="0" wp14:anchorId="6D5EF9D7" wp14:editId="78021700">
+            <wp:extent cx="5015230" cy="3216486"/>
+            <wp:effectExtent l="0" t="0" r="0" b="3175"/>
+            <wp:docPr id="1111660277" name="图片 1"/>
+            <wp:cNvGraphicFramePr>
+              <a:graphicFrameLocks xmlns:a="http://schemas.openxmlformats.org/drawingml/2006/main" noChangeAspect="1"/>
+            </wp:cNvGraphicFramePr>
+            <a:graphic xmlns:a="http://schemas.openxmlformats.org/drawingml/2006/main">
+              <a:graphicData uri="http://schemas.openxmlformats.org/drawingml/2006/picture">
+                <pic:pic xmlns:pic="http://schemas.openxmlformats.org/drawingml/2006/picture">
+                  <pic:nvPicPr>
+                    <pic:cNvPr id="0" name="Picture 1"/>
+                    <pic:cNvPicPr>
+                      <a:picLocks noChangeAspect="1" noChangeArrowheads="1"/>
+                    </pic:cNvPicPr>
+                  </pic:nvPicPr>
+                  <pic:blipFill>
+                    <a:blip r:embed="rId9" cstate="print">
+                      <a:extLst>
+                        <a:ext uri="{28A0092B-C50C-407E-A947-70E740481C1C}">
+                          <a14:useLocalDpi xmlns:a14="http://schemas.microsoft.com/office/drawing/2010/main" val="0"/>
+                        </a:ext>
+                      </a:extLst>
+                    </a:blip>
+                    <a:srcRect/>
+                    <a:stretch>
+                      <a:fillRect/>
+                    </a:stretch>
+                  </pic:blipFill>
+                  <pic:spPr bwMode="auto">
+                    <a:xfrm>
+                      <a:off x="0" y="0"/>
+                      <a:ext cx="5015587" cy="3216715"/>
+                    </a:xfrm>
+                    <a:prstGeom prst="rect">
+                      <a:avLst/>
+                    </a:prstGeom>
+                    <a:noFill/>
+                    <a:ln>
+                      <a:noFill/>
+                    </a:ln>
+                  </pic:spPr>
+                </pic:pic>
+              </a:graphicData>
+            </a:graphic>
+          </wp:inline>
+        </w:drawing>
+      </w:r>
+    </w:p>
+    <w:p>
+      <w:pPr>
+        <w:widowControl/>
         <w:jc w:val="left"/>
         <w:rPr>
           <w:rFonts w:ascii="Tahoma" w:eastAsia="微软雅黑" w:hAnsi="Tahoma"/>
@@ -246,6 +315,9 @@
     <w:p>
       <w:pPr>
         <w:pStyle w:val="2"/>
+        <w:rPr>
+          <w:rFonts w:hint="eastAsia"/>
+        </w:rPr>
       </w:pPr>
       <w:r>
         <w:rPr>
@@ -265,17 +337,18 @@
       <w:pPr>
         <w:pStyle w:val="3"/>
         <w:spacing w:before="120" w:after="120" w:line="415" w:lineRule="auto"/>
-        <w:rPr>
-          <w:sz w:val="28"/>
-          <w:szCs w:val="28"/>
-        </w:rPr>
-      </w:pPr>
-      <w:r>
         <w:rPr>
           <w:rFonts w:hint="eastAsia"/>
           <w:sz w:val="28"/>
           <w:szCs w:val="28"/>
         </w:rPr>
+      </w:pPr>
+      <w:r>
+        <w:rPr>
+          <w:rFonts w:hint="eastAsia"/>
+          <w:sz w:val="28"/>
+          <w:szCs w:val="28"/>
+        </w:rPr>
         <w:t>下载链接</w:t>
       </w:r>
     </w:p>
@@ -321,7 +394,7 @@
         </w:rPr>
         <w:t xml:space="preserve"> </w:t>
       </w:r>
-      <w:hyperlink r:id="rId9" w:tgtFrame="_blank" w:history="1">
+      <w:hyperlink r:id="rId10" w:tgtFrame="_blank" w:history="1">
         <w:r>
           <w:rPr>
             <w:rStyle w:val="a4"/>
@@ -496,7 +569,7 @@
               </w:rPr>
               <w:t>链接：</w:t>
             </w:r>
-            <w:hyperlink r:id="rId10" w:history="1">
+            <w:hyperlink r:id="rId11" w:history="1">
               <w:r>
                 <w:rPr>
                   <w:rStyle w:val="a4"/>
@@ -748,7 +821,7 @@
         <w:widowControl/>
         <w:jc w:val="left"/>
         <w:rPr>
-          <w:rFonts w:ascii="Tahoma" w:eastAsia="微软雅黑" w:hAnsi="Tahoma" w:hint="eastAsia"/>
+          <w:rFonts w:ascii="Tahoma" w:eastAsia="微软雅黑" w:hAnsi="Tahoma"/>
           <w:kern w:val="0"/>
           <w:sz w:val="22"/>
         </w:rPr>
@@ -802,23 +875,7 @@
                 <w:kern w:val="0"/>
                 <w:sz w:val="22"/>
               </w:rPr>
-              <w:t>绘画</w:t>
-            </w:r>
-            <w:r>
-              <w:rPr>
-                <w:rFonts w:ascii="Tahoma" w:eastAsia="微软雅黑" w:hAnsi="Tahoma" w:hint="eastAsia"/>
-                <w:kern w:val="0"/>
-                <w:sz w:val="22"/>
-              </w:rPr>
-              <w:t>依赖的</w:t>
-            </w:r>
-            <w:r>
-              <w:rPr>
-                <w:rFonts w:ascii="Tahoma" w:eastAsia="微软雅黑" w:hAnsi="Tahoma" w:hint="eastAsia"/>
-                <w:kern w:val="0"/>
-                <w:sz w:val="22"/>
-              </w:rPr>
-              <w:t>显卡必须是</w:t>
+              <w:t>绘画依赖的显卡必须是</w:t>
             </w:r>
             <w:r>
               <w:rPr>
@@ -882,15 +939,7 @@
                 <w:kern w:val="0"/>
                 <w:sz w:val="22"/>
               </w:rPr>
-              <w:t>卡）</w:t>
-            </w:r>
-            <w:r>
-              <w:rPr>
-                <w:rFonts w:ascii="Tahoma" w:eastAsia="微软雅黑" w:hAnsi="Tahoma" w:hint="eastAsia"/>
-                <w:kern w:val="0"/>
-                <w:sz w:val="22"/>
-              </w:rPr>
-              <w:t>。</w:t>
+              <w:t>卡）。</w:t>
             </w:r>
           </w:p>
           <w:p>
@@ -898,7 +947,7 @@
               <w:widowControl/>
               <w:jc w:val="left"/>
               <w:rPr>
-                <w:rFonts w:ascii="Tahoma" w:eastAsia="微软雅黑" w:hAnsi="Tahoma" w:hint="eastAsia"/>
+                <w:rFonts w:ascii="Tahoma" w:eastAsia="微软雅黑" w:hAnsi="Tahoma"/>
                 <w:kern w:val="0"/>
                 <w:sz w:val="22"/>
               </w:rPr>
@@ -958,6 +1007,13 @@
                 <w:sz w:val="22"/>
               </w:rPr>
               <w:instrText xml:space="preserve">" </w:instrText>
+            </w:r>
+            <w:r>
+              <w:rPr>
+                <w:rFonts w:ascii="Tahoma" w:eastAsia="微软雅黑" w:hAnsi="Tahoma"/>
+                <w:kern w:val="0"/>
+                <w:sz w:val="22"/>
+              </w:rPr>
             </w:r>
             <w:r>
               <w:rPr>
@@ -1001,7 +1057,7 @@
         <w:widowControl/>
         <w:jc w:val="left"/>
         <w:rPr>
-          <w:rFonts w:ascii="Tahoma" w:eastAsia="微软雅黑" w:hAnsi="Tahoma" w:hint="eastAsia"/>
+          <w:rFonts w:ascii="Tahoma" w:eastAsia="微软雅黑" w:hAnsi="Tahoma"/>
           <w:kern w:val="0"/>
           <w:sz w:val="22"/>
         </w:rPr>
@@ -1030,17 +1086,18 @@
       <w:pPr>
         <w:pStyle w:val="3"/>
         <w:spacing w:before="120" w:after="120" w:line="415" w:lineRule="auto"/>
-        <w:rPr>
-          <w:sz w:val="28"/>
-          <w:szCs w:val="28"/>
-        </w:rPr>
-      </w:pPr>
-      <w:r>
         <w:rPr>
           <w:rFonts w:hint="eastAsia"/>
           <w:sz w:val="28"/>
           <w:szCs w:val="28"/>
         </w:rPr>
+      </w:pPr>
+      <w:r>
+        <w:rPr>
+          <w:rFonts w:hint="eastAsia"/>
+          <w:sz w:val="28"/>
+          <w:szCs w:val="28"/>
+        </w:rPr>
         <w:lastRenderedPageBreak/>
         <w:t>安装说明</w:t>
       </w:r>
@@ -1048,6 +1105,9 @@
     <w:p>
       <w:pPr>
         <w:pStyle w:val="4"/>
+        <w:rPr>
+          <w:rFonts w:hint="eastAsia"/>
+        </w:rPr>
       </w:pPr>
       <w:r>
         <w:rPr>
@@ -1281,7 +1341,7 @@
         <w:widowControl/>
         <w:jc w:val="left"/>
         <w:rPr>
-          <w:rFonts w:ascii="宋体" w:eastAsia="宋体" w:hAnsi="宋体" w:cs="宋体"/>
+          <w:rFonts w:ascii="宋体" w:eastAsia="宋体" w:hAnsi="宋体" w:cs="宋体" w:hint="eastAsia"/>
           <w:kern w:val="0"/>
           <w:sz w:val="24"/>
           <w:szCs w:val="24"/>
@@ -1313,7 +1373,7 @@
                     </pic:cNvPicPr>
                   </pic:nvPicPr>
                   <pic:blipFill>
-                    <a:blip r:embed="rId11">
+                    <a:blip r:embed="rId12">
                       <a:extLst>
                         <a:ext uri="{28A0092B-C50C-407E-A947-70E740481C1C}">
                           <a14:useLocalDpi xmlns:a14="http://schemas.microsoft.com/office/drawing/2010/main" val="0"/>
@@ -1655,6 +1715,9 @@
     <w:p>
       <w:pPr>
         <w:pStyle w:val="4"/>
+        <w:rPr>
+          <w:rFonts w:hint="eastAsia"/>
+        </w:rPr>
       </w:pPr>
       <w:r>
         <w:lastRenderedPageBreak/>
@@ -1727,7 +1790,7 @@
                     </pic:cNvPicPr>
                   </pic:nvPicPr>
                   <pic:blipFill>
-                    <a:blip r:embed="rId12">
+                    <a:blip r:embed="rId13">
                       <a:extLst>
                         <a:ext uri="{28A0092B-C50C-407E-A947-70E740481C1C}">
                           <a14:useLocalDpi xmlns:a14="http://schemas.microsoft.com/office/drawing/2010/main" val="0"/>
@@ -1983,7 +2046,7 @@
                     <pic:cNvPicPr/>
                   </pic:nvPicPr>
                   <pic:blipFill>
-                    <a:blip r:embed="rId13"/>
+                    <a:blip r:embed="rId14"/>
                     <a:stretch>
                       <a:fillRect/>
                     </a:stretch>
@@ -2199,7 +2262,7 @@
                     </pic:cNvPicPr>
                   </pic:nvPicPr>
                   <pic:blipFill>
-                    <a:blip r:embed="rId14">
+                    <a:blip r:embed="rId15">
                       <a:extLst>
                         <a:ext uri="{28A0092B-C50C-407E-A947-70E740481C1C}">
                           <a14:useLocalDpi xmlns:a14="http://schemas.microsoft.com/office/drawing/2010/main" val="0"/>
@@ -2270,7 +2333,7 @@
                     </pic:cNvPicPr>
                   </pic:nvPicPr>
                   <pic:blipFill>
-                    <a:blip r:embed="rId15">
+                    <a:blip r:embed="rId16">
                       <a:extLst>
                         <a:ext uri="{28A0092B-C50C-407E-A947-70E740481C1C}">
                           <a14:useLocalDpi xmlns:a14="http://schemas.microsoft.com/office/drawing/2010/main" val="0"/>
@@ -2410,7 +2473,7 @@
         <w:spacing w:after="200"/>
         <w:jc w:val="center"/>
         <w:rPr>
-          <w:rFonts w:ascii="宋体" w:eastAsia="宋体" w:hAnsi="宋体" w:cs="宋体"/>
+          <w:rFonts w:ascii="宋体" w:eastAsia="宋体" w:hAnsi="宋体" w:cs="宋体" w:hint="eastAsia"/>
           <w:kern w:val="0"/>
           <w:sz w:val="24"/>
           <w:szCs w:val="24"/>
@@ -2442,7 +2505,7 @@
                     </pic:cNvPicPr>
                   </pic:nvPicPr>
                   <pic:blipFill>
-                    <a:blip r:embed="rId16">
+                    <a:blip r:embed="rId17">
                       <a:extLst>
                         <a:ext uri="{28A0092B-C50C-407E-A947-70E740481C1C}">
                           <a14:useLocalDpi xmlns:a14="http://schemas.microsoft.com/office/drawing/2010/main" val="0"/>
@@ -2569,7 +2632,7 @@
         <w:widowControl/>
         <w:jc w:val="center"/>
         <w:rPr>
-          <w:rFonts w:ascii="宋体" w:eastAsia="宋体" w:hAnsi="宋体" w:cs="宋体"/>
+          <w:rFonts w:ascii="宋体" w:eastAsia="宋体" w:hAnsi="宋体" w:cs="宋体" w:hint="eastAsia"/>
           <w:kern w:val="0"/>
           <w:sz w:val="24"/>
           <w:szCs w:val="24"/>
@@ -2601,7 +2664,7 @@
                     </pic:cNvPicPr>
                   </pic:nvPicPr>
                   <pic:blipFill>
-                    <a:blip r:embed="rId17">
+                    <a:blip r:embed="rId18">
                       <a:extLst>
                         <a:ext uri="{28A0092B-C50C-407E-A947-70E740481C1C}">
                           <a14:useLocalDpi xmlns:a14="http://schemas.microsoft.com/office/drawing/2010/main" val="0"/>
@@ -2704,12 +2767,251 @@
         <w:t>可以运行）</w:t>
       </w:r>
     </w:p>
+    <w:tbl>
+      <w:tblPr>
+        <w:tblStyle w:val="af"/>
+        <w:tblW w:w="0" w:type="auto"/>
+        <w:shd w:val="clear" w:color="auto" w:fill="FFF2CC" w:themeFill="accent4" w:themeFillTint="33"/>
+        <w:tblLook w:val="04A0" w:firstRow="1" w:lastRow="0" w:firstColumn="1" w:lastColumn="0" w:noHBand="0" w:noVBand="1"/>
+      </w:tblPr>
+      <w:tblGrid>
+        <w:gridCol w:w="8522"/>
+      </w:tblGrid>
+      <w:tr>
+        <w:tc>
+          <w:tcPr>
+            <w:tcW w:w="8522" w:type="dxa"/>
+            <w:shd w:val="clear" w:color="auto" w:fill="FFF2CC" w:themeFill="accent4" w:themeFillTint="33"/>
+          </w:tcPr>
+          <w:p>
+            <w:pPr>
+              <w:widowControl/>
+              <w:snapToGrid w:val="0"/>
+              <w:jc w:val="left"/>
+              <w:rPr>
+                <w:rFonts w:ascii="Tahoma" w:eastAsia="微软雅黑" w:hAnsi="Tahoma"/>
+                <w:kern w:val="0"/>
+                <w:sz w:val="22"/>
+              </w:rPr>
+            </w:pPr>
+            <w:r>
+              <w:rPr>
+                <w:rFonts w:ascii="Tahoma" w:eastAsia="微软雅黑" w:hAnsi="Tahoma" w:hint="eastAsia"/>
+                <w:kern w:val="0"/>
+                <w:sz w:val="22"/>
+              </w:rPr>
+              <w:t>注意，有些电脑双击“</w:t>
+            </w:r>
+            <w:r>
+              <w:rPr>
+                <w:rFonts w:ascii="Tahoma" w:eastAsia="微软雅黑" w:hAnsi="Tahoma" w:hint="eastAsia"/>
+                <w:kern w:val="0"/>
+                <w:sz w:val="22"/>
+              </w:rPr>
+              <w:t>A</w:t>
+            </w:r>
+            <w:r>
+              <w:rPr>
+                <w:rFonts w:ascii="Tahoma" w:eastAsia="微软雅黑" w:hAnsi="Tahoma" w:hint="eastAsia"/>
+                <w:kern w:val="0"/>
+                <w:sz w:val="22"/>
+              </w:rPr>
+              <w:t>启动器</w:t>
+            </w:r>
+            <w:r>
+              <w:rPr>
+                <w:rFonts w:ascii="Tahoma" w:eastAsia="微软雅黑" w:hAnsi="Tahoma" w:hint="eastAsia"/>
+                <w:kern w:val="0"/>
+                <w:sz w:val="22"/>
+              </w:rPr>
+              <w:t>.exe</w:t>
+            </w:r>
+            <w:r>
+              <w:rPr>
+                <w:rFonts w:ascii="Tahoma" w:eastAsia="微软雅黑" w:hAnsi="Tahoma" w:hint="eastAsia"/>
+                <w:kern w:val="0"/>
+                <w:sz w:val="22"/>
+              </w:rPr>
+              <w:t>”没有任何反应。（作者我就遇到了）</w:t>
+            </w:r>
+          </w:p>
+          <w:p>
+            <w:pPr>
+              <w:widowControl/>
+              <w:snapToGrid w:val="0"/>
+              <w:jc w:val="left"/>
+              <w:rPr>
+                <w:rFonts w:ascii="Tahoma" w:eastAsia="微软雅黑" w:hAnsi="Tahoma"/>
+                <w:kern w:val="0"/>
+                <w:sz w:val="22"/>
+              </w:rPr>
+            </w:pPr>
+            <w:r>
+              <w:rPr>
+                <w:rFonts w:ascii="Tahoma" w:eastAsia="微软雅黑" w:hAnsi="Tahoma" w:hint="eastAsia"/>
+                <w:kern w:val="0"/>
+                <w:sz w:val="22"/>
+              </w:rPr>
+              <w:t>那么就把启动器的名称改成英文，就能启动了。</w:t>
+            </w:r>
+          </w:p>
+          <w:p>
+            <w:pPr>
+              <w:widowControl/>
+              <w:snapToGrid w:val="0"/>
+              <w:jc w:val="center"/>
+              <w:rPr>
+                <w:rFonts w:ascii="Tahoma" w:eastAsia="微软雅黑" w:hAnsi="Tahoma"/>
+                <w:kern w:val="0"/>
+                <w:sz w:val="22"/>
+              </w:rPr>
+            </w:pPr>
+            <w:r>
+              <w:rPr>
+                <w:rFonts w:ascii="Tahoma" w:eastAsia="微软雅黑" w:hAnsi="Tahoma" w:hint="eastAsia"/>
+                <w:noProof/>
+                <w:kern w:val="0"/>
+                <w:sz w:val="22"/>
+              </w:rPr>
+              <w:drawing>
+                <wp:inline distT="0" distB="0" distL="0" distR="0" wp14:anchorId="3C9993EE" wp14:editId="55F67823">
+                  <wp:extent cx="4549140" cy="2380274"/>
+                  <wp:effectExtent l="0" t="0" r="3810" b="1270"/>
+                  <wp:docPr id="473943470" name="图片 2"/>
+                  <wp:cNvGraphicFramePr>
+                    <a:graphicFrameLocks xmlns:a="http://schemas.openxmlformats.org/drawingml/2006/main" noChangeAspect="1"/>
+                  </wp:cNvGraphicFramePr>
+                  <a:graphic xmlns:a="http://schemas.openxmlformats.org/drawingml/2006/main">
+                    <a:graphicData uri="http://schemas.openxmlformats.org/drawingml/2006/picture">
+                      <pic:pic xmlns:pic="http://schemas.openxmlformats.org/drawingml/2006/picture">
+                        <pic:nvPicPr>
+                          <pic:cNvPr id="0" name="Picture 3"/>
+                          <pic:cNvPicPr>
+                            <a:picLocks noChangeAspect="1" noChangeArrowheads="1"/>
+                          </pic:cNvPicPr>
+                        </pic:nvPicPr>
+                        <pic:blipFill>
+                          <a:blip r:embed="rId19">
+                            <a:extLst>
+                              <a:ext uri="{28A0092B-C50C-407E-A947-70E740481C1C}">
+                                <a14:useLocalDpi xmlns:a14="http://schemas.microsoft.com/office/drawing/2010/main" val="0"/>
+                              </a:ext>
+                            </a:extLst>
+                          </a:blip>
+                          <a:srcRect/>
+                          <a:stretch>
+                            <a:fillRect/>
+                          </a:stretch>
+                        </pic:blipFill>
+                        <pic:spPr bwMode="auto">
+                          <a:xfrm>
+                            <a:off x="0" y="0"/>
+                            <a:ext cx="4557569" cy="2384685"/>
+                          </a:xfrm>
+                          <a:prstGeom prst="rect">
+                            <a:avLst/>
+                          </a:prstGeom>
+                          <a:noFill/>
+                          <a:ln>
+                            <a:noFill/>
+                          </a:ln>
+                        </pic:spPr>
+                      </pic:pic>
+                    </a:graphicData>
+                  </a:graphic>
+                </wp:inline>
+              </w:drawing>
+            </w:r>
+          </w:p>
+          <w:p>
+            <w:pPr>
+              <w:widowControl/>
+              <w:snapToGrid w:val="0"/>
+              <w:jc w:val="center"/>
+              <w:rPr>
+                <w:rFonts w:ascii="Tahoma" w:eastAsia="微软雅黑" w:hAnsi="Tahoma"/>
+                <w:kern w:val="0"/>
+                <w:sz w:val="22"/>
+              </w:rPr>
+            </w:pPr>
+            <w:r>
+              <w:rPr>
+                <w:rFonts w:ascii="Tahoma" w:eastAsia="微软雅黑" w:hAnsi="Tahoma" w:hint="eastAsia"/>
+                <w:noProof/>
+                <w:kern w:val="0"/>
+                <w:sz w:val="22"/>
+              </w:rPr>
+              <w:drawing>
+                <wp:inline distT="0" distB="0" distL="0" distR="0" wp14:anchorId="198B5691" wp14:editId="1184AFFA">
+                  <wp:extent cx="3604260" cy="1167032"/>
+                  <wp:effectExtent l="0" t="0" r="0" b="0"/>
+                  <wp:docPr id="711453272" name="图片 3"/>
+                  <wp:cNvGraphicFramePr>
+                    <a:graphicFrameLocks xmlns:a="http://schemas.openxmlformats.org/drawingml/2006/main" noChangeAspect="1"/>
+                  </wp:cNvGraphicFramePr>
+                  <a:graphic xmlns:a="http://schemas.openxmlformats.org/drawingml/2006/main">
+                    <a:graphicData uri="http://schemas.openxmlformats.org/drawingml/2006/picture">
+                      <pic:pic xmlns:pic="http://schemas.openxmlformats.org/drawingml/2006/picture">
+                        <pic:nvPicPr>
+                          <pic:cNvPr id="0" name="Picture 5"/>
+                          <pic:cNvPicPr>
+                            <a:picLocks noChangeAspect="1" noChangeArrowheads="1"/>
+                          </pic:cNvPicPr>
+                        </pic:nvPicPr>
+                        <pic:blipFill>
+                          <a:blip r:embed="rId20">
+                            <a:extLst>
+                              <a:ext uri="{28A0092B-C50C-407E-A947-70E740481C1C}">
+                                <a14:useLocalDpi xmlns:a14="http://schemas.microsoft.com/office/drawing/2010/main" val="0"/>
+                              </a:ext>
+                            </a:extLst>
+                          </a:blip>
+                          <a:srcRect/>
+                          <a:stretch>
+                            <a:fillRect/>
+                          </a:stretch>
+                        </pic:blipFill>
+                        <pic:spPr bwMode="auto">
+                          <a:xfrm>
+                            <a:off x="0" y="0"/>
+                            <a:ext cx="3607480" cy="1168074"/>
+                          </a:xfrm>
+                          <a:prstGeom prst="rect">
+                            <a:avLst/>
+                          </a:prstGeom>
+                          <a:noFill/>
+                          <a:ln>
+                            <a:noFill/>
+                          </a:ln>
+                        </pic:spPr>
+                      </pic:pic>
+                    </a:graphicData>
+                  </a:graphic>
+                </wp:inline>
+              </w:drawing>
+            </w:r>
+          </w:p>
+        </w:tc>
+      </w:tr>
+    </w:tbl>
+    <w:p>
+      <w:pPr>
+        <w:widowControl/>
+        <w:snapToGrid w:val="0"/>
+        <w:jc w:val="left"/>
+        <w:rPr>
+          <w:rFonts w:ascii="Tahoma" w:eastAsia="微软雅黑" w:hAnsi="Tahoma"/>
+          <w:kern w:val="0"/>
+          <w:sz w:val="22"/>
+        </w:rPr>
+      </w:pPr>
+    </w:p>
     <w:p>
       <w:pPr>
         <w:widowControl/>
         <w:jc w:val="center"/>
         <w:rPr>
-          <w:rFonts w:ascii="宋体" w:eastAsia="宋体" w:hAnsi="宋体" w:cs="宋体"/>
+          <w:rFonts w:ascii="宋体" w:eastAsia="宋体" w:hAnsi="宋体" w:cs="宋体" w:hint="eastAsia"/>
           <w:kern w:val="0"/>
           <w:sz w:val="24"/>
           <w:szCs w:val="24"/>
@@ -2723,6 +3025,7 @@
           <w:sz w:val="24"/>
           <w:szCs w:val="24"/>
         </w:rPr>
+        <w:lastRenderedPageBreak/>
         <w:drawing>
           <wp:inline distT="0" distB="0" distL="0" distR="0" wp14:anchorId="79A04377" wp14:editId="681728E4">
             <wp:extent cx="4276725" cy="2352199"/>
@@ -2741,7 +3044,7 @@
                     </pic:cNvPicPr>
                   </pic:nvPicPr>
                   <pic:blipFill>
-                    <a:blip r:embed="rId18">
+                    <a:blip r:embed="rId21">
                       <a:extLst>
                         <a:ext uri="{28A0092B-C50C-407E-A947-70E740481C1C}">
                           <a14:useLocalDpi xmlns:a14="http://schemas.microsoft.com/office/drawing/2010/main" val="0"/>
@@ -2880,6 +3183,9 @@
     <w:p>
       <w:pPr>
         <w:pStyle w:val="4"/>
+        <w:rPr>
+          <w:rFonts w:hint="eastAsia"/>
+        </w:rPr>
       </w:pPr>
       <w:bookmarkStart w:id="1" w:name="_名词索引"/>
       <w:bookmarkStart w:id="2" w:name="_子插件文档"/>
@@ -3078,7 +3384,7 @@
                     </pic:cNvPicPr>
                   </pic:nvPicPr>
                   <pic:blipFill>
-                    <a:blip r:embed="rId19">
+                    <a:blip r:embed="rId22">
                       <a:extLst>
                         <a:ext uri="{28A0092B-C50C-407E-A947-70E740481C1C}">
                           <a14:useLocalDpi xmlns:a14="http://schemas.microsoft.com/office/drawing/2010/main" val="0"/>
@@ -3261,7 +3567,7 @@
                     </pic:cNvPicPr>
                   </pic:nvPicPr>
                   <pic:blipFill>
-                    <a:blip r:embed="rId20">
+                    <a:blip r:embed="rId23">
                       <a:extLst>
                         <a:ext uri="{28A0092B-C50C-407E-A947-70E740481C1C}">
                           <a14:useLocalDpi xmlns:a14="http://schemas.microsoft.com/office/drawing/2010/main" val="0"/>
@@ -3359,7 +3665,7 @@
         <w:widowControl/>
         <w:jc w:val="center"/>
         <w:rPr>
-          <w:rFonts w:ascii="宋体" w:eastAsia="宋体" w:hAnsi="宋体" w:cs="宋体"/>
+          <w:rFonts w:ascii="宋体" w:eastAsia="宋体" w:hAnsi="宋体" w:cs="宋体" w:hint="eastAsia"/>
           <w:kern w:val="0"/>
           <w:sz w:val="24"/>
           <w:szCs w:val="24"/>
@@ -3391,7 +3697,7 @@
                     </pic:cNvPicPr>
                   </pic:nvPicPr>
                   <pic:blipFill>
-                    <a:blip r:embed="rId21">
+                    <a:blip r:embed="rId24">
                       <a:extLst>
                         <a:ext uri="{28A0092B-C50C-407E-A947-70E740481C1C}">
                           <a14:useLocalDpi xmlns:a14="http://schemas.microsoft.com/office/drawing/2010/main" val="0"/>
@@ -3447,6 +3753,9 @@
     <w:p>
       <w:pPr>
         <w:pStyle w:val="4"/>
+        <w:rPr>
+          <w:rFonts w:hint="eastAsia"/>
+        </w:rPr>
       </w:pPr>
       <w:r>
         <w:lastRenderedPageBreak/>
@@ -3550,7 +3859,7 @@
                     </pic:cNvPicPr>
                   </pic:nvPicPr>
                   <pic:blipFill>
-                    <a:blip r:embed="rId22">
+                    <a:blip r:embed="rId25">
                       <a:extLst>
                         <a:ext uri="{28A0092B-C50C-407E-A947-70E740481C1C}">
                           <a14:useLocalDpi xmlns:a14="http://schemas.microsoft.com/office/drawing/2010/main" val="0"/>
@@ -3676,7 +3985,7 @@
                     <pic:cNvPicPr/>
                   </pic:nvPicPr>
                   <pic:blipFill>
-                    <a:blip r:embed="rId23"/>
+                    <a:blip r:embed="rId26"/>
                     <a:stretch>
                       <a:fillRect/>
                     </a:stretch>
@@ -3824,7 +4133,7 @@
         <w:widowControl/>
         <w:jc w:val="center"/>
         <w:rPr>
-          <w:rFonts w:ascii="宋体" w:eastAsia="宋体" w:hAnsi="宋体" w:cs="宋体"/>
+          <w:rFonts w:ascii="宋体" w:eastAsia="宋体" w:hAnsi="宋体" w:cs="宋体" w:hint="eastAsia"/>
           <w:kern w:val="0"/>
           <w:sz w:val="24"/>
           <w:szCs w:val="24"/>
@@ -3839,7 +4148,7 @@
           <w:szCs w:val="24"/>
         </w:rPr>
         <w:drawing>
-          <wp:inline distT="0" distB="0" distL="0" distR="0" wp14:anchorId="671ED5AE" wp14:editId="5FAE0707">
+          <wp:inline distT="0" distB="0" distL="0" distR="0" wp14:anchorId="671ED5AE" wp14:editId="241941E8">
             <wp:extent cx="4817110" cy="2812204"/>
             <wp:effectExtent l="19050" t="19050" r="21590" b="26670"/>
             <wp:docPr id="17" name="图片 17"/>
@@ -3856,7 +4165,7 @@
                     </pic:cNvPicPr>
                   </pic:nvPicPr>
                   <pic:blipFill>
-                    <a:blip r:embed="rId24" cstate="print">
+                    <a:blip r:embed="rId27" cstate="print">
                       <a:extLst>
                         <a:ext uri="{28A0092B-C50C-407E-A947-70E740481C1C}">
                           <a14:useLocalDpi xmlns:a14="http://schemas.microsoft.com/office/drawing/2010/main" val="0"/>
@@ -3966,7 +4275,7 @@
                     </pic:cNvPicPr>
                   </pic:nvPicPr>
                   <pic:blipFill>
-                    <a:blip r:embed="rId25">
+                    <a:blip r:embed="rId28">
                       <a:extLst>
                         <a:ext uri="{28A0092B-C50C-407E-A947-70E740481C1C}">
                           <a14:useLocalDpi xmlns:a14="http://schemas.microsoft.com/office/drawing/2010/main" val="0"/>
@@ -4068,7 +4377,7 @@
                     <pic:cNvPicPr/>
                   </pic:nvPicPr>
                   <pic:blipFill>
-                    <a:blip r:embed="rId26"/>
+                    <a:blip r:embed="rId29"/>
                     <a:stretch>
                       <a:fillRect/>
                     </a:stretch>
@@ -4102,7 +4411,7 @@
         <w:widowControl/>
         <w:jc w:val="center"/>
         <w:rPr>
-          <w:rFonts w:ascii="宋体" w:eastAsia="宋体" w:hAnsi="宋体" w:cs="宋体"/>
+          <w:rFonts w:ascii="宋体" w:eastAsia="宋体" w:hAnsi="宋体" w:cs="宋体" w:hint="eastAsia"/>
           <w:kern w:val="0"/>
           <w:sz w:val="24"/>
           <w:szCs w:val="24"/>
@@ -4134,7 +4443,7 @@
                     </pic:cNvPicPr>
                   </pic:nvPicPr>
                   <pic:blipFill>
-                    <a:blip r:embed="rId27">
+                    <a:blip r:embed="rId30">
                       <a:extLst>
                         <a:ext uri="{28A0092B-C50C-407E-A947-70E740481C1C}">
                           <a14:useLocalDpi xmlns:a14="http://schemas.microsoft.com/office/drawing/2010/main" val="0"/>
@@ -4201,6 +4510,9 @@
     <w:p>
       <w:pPr>
         <w:pStyle w:val="2"/>
+        <w:rPr>
+          <w:rFonts w:hint="eastAsia"/>
+        </w:rPr>
       </w:pPr>
       <w:r>
         <w:rPr>
@@ -4215,6 +4527,7 @@
         <w:pStyle w:val="3"/>
         <w:spacing w:before="240" w:after="120" w:line="415" w:lineRule="auto"/>
         <w:rPr>
+          <w:rFonts w:hint="eastAsia"/>
           <w:sz w:val="28"/>
         </w:rPr>
       </w:pPr>
@@ -4312,7 +4625,7 @@
         <w:spacing w:after="200"/>
         <w:jc w:val="center"/>
         <w:rPr>
-          <w:rFonts w:ascii="宋体" w:eastAsia="宋体" w:hAnsi="宋体" w:cs="宋体"/>
+          <w:rFonts w:ascii="宋体" w:eastAsia="宋体" w:hAnsi="宋体" w:cs="宋体" w:hint="eastAsia"/>
           <w:kern w:val="0"/>
           <w:sz w:val="24"/>
           <w:szCs w:val="24"/>
@@ -4344,7 +4657,7 @@
                     </pic:cNvPicPr>
                   </pic:nvPicPr>
                   <pic:blipFill>
-                    <a:blip r:embed="rId28">
+                    <a:blip r:embed="rId31">
                       <a:extLst>
                         <a:ext uri="{28A0092B-C50C-407E-A947-70E740481C1C}">
                           <a14:useLocalDpi xmlns:a14="http://schemas.microsoft.com/office/drawing/2010/main" val="0"/>
@@ -4485,7 +4798,7 @@
                     </pic:cNvPicPr>
                   </pic:nvPicPr>
                   <pic:blipFill>
-                    <a:blip r:embed="rId29">
+                    <a:blip r:embed="rId32">
                       <a:extLst>
                         <a:ext uri="{28A0092B-C50C-407E-A947-70E740481C1C}">
                           <a14:useLocalDpi xmlns:a14="http://schemas.microsoft.com/office/drawing/2010/main" val="0"/>
@@ -4776,6 +5089,7 @@
         <w:pStyle w:val="3"/>
         <w:spacing w:before="240" w:after="120" w:line="415" w:lineRule="auto"/>
         <w:rPr>
+          <w:rFonts w:hint="eastAsia"/>
           <w:sz w:val="28"/>
         </w:rPr>
       </w:pPr>
@@ -4854,7 +5168,7 @@
               </w:rPr>
               <w:t xml:space="preserve"> </w:t>
             </w:r>
-            <w:hyperlink r:id="rId30" w:history="1">
+            <w:hyperlink r:id="rId33" w:history="1">
               <w:r>
                 <w:rPr>
                   <w:rStyle w:val="a4"/>
@@ -4877,11 +5191,20 @@
         </w:tc>
       </w:tr>
     </w:tbl>
-    <w:p/>
+    <w:p>
+      <w:pPr>
+        <w:rPr>
+          <w:rFonts w:hint="eastAsia"/>
+        </w:rPr>
+      </w:pPr>
+    </w:p>
     <w:p>
       <w:pPr>
         <w:widowControl/>
         <w:jc w:val="left"/>
+        <w:rPr>
+          <w:rFonts w:hint="eastAsia"/>
+        </w:rPr>
       </w:pPr>
       <w:r>
         <w:br w:type="page"/>
@@ -4892,6 +5215,7 @@
         <w:pStyle w:val="3"/>
         <w:spacing w:before="240" w:after="120" w:line="415" w:lineRule="auto"/>
         <w:rPr>
+          <w:rFonts w:hint="eastAsia"/>
           <w:sz w:val="28"/>
         </w:rPr>
       </w:pPr>
@@ -5610,7 +5934,7 @@
                     </pic:cNvPicPr>
                   </pic:nvPicPr>
                   <pic:blipFill>
-                    <a:blip r:embed="rId31">
+                    <a:blip r:embed="rId34">
                       <a:extLst>
                         <a:ext uri="{28A0092B-C50C-407E-A947-70E740481C1C}">
                           <a14:useLocalDpi xmlns:a14="http://schemas.microsoft.com/office/drawing/2010/main" val="0"/>
@@ -5679,6 +6003,7 @@
         <w:pStyle w:val="3"/>
         <w:spacing w:before="240" w:after="120" w:line="415" w:lineRule="auto"/>
         <w:rPr>
+          <w:rFonts w:hint="eastAsia"/>
           <w:sz w:val="28"/>
         </w:rPr>
       </w:pPr>
@@ -6517,7 +6842,7 @@
                     </pic:cNvPicPr>
                   </pic:nvPicPr>
                   <pic:blipFill>
-                    <a:blip r:embed="rId32">
+                    <a:blip r:embed="rId35">
                       <a:extLst>
                         <a:ext uri="{28A0092B-C50C-407E-A947-70E740481C1C}">
                           <a14:useLocalDpi xmlns:a14="http://schemas.microsoft.com/office/drawing/2010/main" val="0"/>
@@ -6586,6 +6911,7 @@
         <w:pStyle w:val="3"/>
         <w:spacing w:before="240" w:after="120" w:line="415" w:lineRule="auto"/>
         <w:rPr>
+          <w:rFonts w:hint="eastAsia"/>
           <w:sz w:val="28"/>
         </w:rPr>
       </w:pPr>
@@ -7503,7 +7829,7 @@
                     </pic:cNvPicPr>
                   </pic:nvPicPr>
                   <pic:blipFill>
-                    <a:blip r:embed="rId33">
+                    <a:blip r:embed="rId36">
                       <a:extLst>
                         <a:ext uri="{28A0092B-C50C-407E-A947-70E740481C1C}">
                           <a14:useLocalDpi xmlns:a14="http://schemas.microsoft.com/office/drawing/2010/main" val="0"/>
@@ -7561,14 +7887,15 @@
         <w:pStyle w:val="3"/>
         <w:spacing w:before="240" w:after="120" w:line="415" w:lineRule="auto"/>
         <w:rPr>
-          <w:sz w:val="28"/>
-        </w:rPr>
-      </w:pPr>
-      <w:r>
-        <w:rPr>
           <w:rFonts w:hint="eastAsia"/>
           <w:sz w:val="28"/>
         </w:rPr>
+      </w:pPr>
+      <w:r>
+        <w:rPr>
+          <w:rFonts w:hint="eastAsia"/>
+          <w:sz w:val="28"/>
+        </w:rPr>
         <w:lastRenderedPageBreak/>
         <w:t>提升成功率方法</w:t>
       </w:r>
@@ -7577,6 +7904,9 @@
       <w:pPr>
         <w:pStyle w:val="4"/>
         <w:spacing w:after="120" w:line="240" w:lineRule="auto"/>
+        <w:rPr>
+          <w:rFonts w:hint="eastAsia"/>
+        </w:rPr>
       </w:pPr>
       <w:r>
         <w:rPr>
@@ -7773,6 +8103,9 @@
       <w:pPr>
         <w:pStyle w:val="4"/>
         <w:spacing w:after="120" w:line="240" w:lineRule="auto"/>
+        <w:rPr>
+          <w:rFonts w:hint="eastAsia"/>
+        </w:rPr>
       </w:pPr>
       <w:r>
         <w:t>2</w:t>
@@ -7851,7 +8184,7 @@
                     <pic:cNvPicPr/>
                   </pic:nvPicPr>
                   <pic:blipFill>
-                    <a:blip r:embed="rId34"/>
+                    <a:blip r:embed="rId37"/>
                     <a:stretch>
                       <a:fillRect/>
                     </a:stretch>
@@ -7919,7 +8252,7 @@
         <w:widowControl/>
         <w:jc w:val="center"/>
         <w:rPr>
-          <w:rFonts w:ascii="宋体" w:eastAsia="宋体" w:hAnsi="宋体" w:cs="宋体"/>
+          <w:rFonts w:ascii="宋体" w:eastAsia="宋体" w:hAnsi="宋体" w:cs="宋体" w:hint="eastAsia"/>
           <w:kern w:val="0"/>
           <w:sz w:val="24"/>
           <w:szCs w:val="24"/>
@@ -7951,7 +8284,7 @@
                     </pic:cNvPicPr>
                   </pic:nvPicPr>
                   <pic:blipFill>
-                    <a:blip r:embed="rId35" cstate="print">
+                    <a:blip r:embed="rId38" cstate="print">
                       <a:extLst>
                         <a:ext uri="{28A0092B-C50C-407E-A947-70E740481C1C}">
                           <a14:useLocalDpi xmlns:a14="http://schemas.microsoft.com/office/drawing/2010/main" val="0"/>
@@ -8017,7 +8350,7 @@
                     </pic:cNvPicPr>
                   </pic:nvPicPr>
                   <pic:blipFill>
-                    <a:blip r:embed="rId36">
+                    <a:blip r:embed="rId39">
                       <a:extLst>
                         <a:ext uri="{28A0092B-C50C-407E-A947-70E740481C1C}">
                           <a14:useLocalDpi xmlns:a14="http://schemas.microsoft.com/office/drawing/2010/main" val="0"/>
@@ -8095,7 +8428,7 @@
         <w:widowControl/>
         <w:jc w:val="center"/>
         <w:rPr>
-          <w:rFonts w:ascii="宋体" w:eastAsia="宋体" w:hAnsi="宋体" w:cs="宋体"/>
+          <w:rFonts w:ascii="宋体" w:eastAsia="宋体" w:hAnsi="宋体" w:cs="宋体" w:hint="eastAsia"/>
           <w:kern w:val="0"/>
           <w:sz w:val="24"/>
           <w:szCs w:val="24"/>
@@ -8110,7 +8443,7 @@
           <w:szCs w:val="24"/>
         </w:rPr>
         <w:drawing>
-          <wp:inline distT="0" distB="0" distL="0" distR="0" wp14:anchorId="22B12180" wp14:editId="005EE01B">
+          <wp:inline distT="0" distB="0" distL="0" distR="0" wp14:anchorId="22B12180" wp14:editId="1C8B3913">
             <wp:extent cx="4975696" cy="3512820"/>
             <wp:effectExtent l="0" t="0" r="0" b="0"/>
             <wp:docPr id="24" name="图片 24"/>
@@ -8127,7 +8460,7 @@
                     </pic:cNvPicPr>
                   </pic:nvPicPr>
                   <pic:blipFill>
-                    <a:blip r:embed="rId37" cstate="print">
+                    <a:blip r:embed="rId40" cstate="print">
                       <a:extLst>
                         <a:ext uri="{28A0092B-C50C-407E-A947-70E740481C1C}">
                           <a14:useLocalDpi xmlns:a14="http://schemas.microsoft.com/office/drawing/2010/main" val="0"/>
@@ -8185,7 +8518,7 @@
         <w:widowControl/>
         <w:jc w:val="center"/>
         <w:rPr>
-          <w:rFonts w:ascii="宋体" w:eastAsia="宋体" w:hAnsi="宋体" w:cs="宋体"/>
+          <w:rFonts w:ascii="宋体" w:eastAsia="宋体" w:hAnsi="宋体" w:cs="宋体" w:hint="eastAsia"/>
           <w:kern w:val="0"/>
           <w:sz w:val="24"/>
           <w:szCs w:val="24"/>
@@ -8217,7 +8550,7 @@
                     </pic:cNvPicPr>
                   </pic:nvPicPr>
                   <pic:blipFill>
-                    <a:blip r:embed="rId38" cstate="print">
+                    <a:blip r:embed="rId41" cstate="print">
                       <a:extLst>
                         <a:ext uri="{28A0092B-C50C-407E-A947-70E740481C1C}">
                           <a14:useLocalDpi xmlns:a14="http://schemas.microsoft.com/office/drawing/2010/main" val="0"/>
@@ -8297,7 +8630,7 @@
         <w:widowControl/>
         <w:jc w:val="center"/>
         <w:rPr>
-          <w:rFonts w:ascii="宋体" w:eastAsia="宋体" w:hAnsi="宋体" w:cs="宋体"/>
+          <w:rFonts w:ascii="宋体" w:eastAsia="宋体" w:hAnsi="宋体" w:cs="宋体" w:hint="eastAsia"/>
           <w:kern w:val="0"/>
           <w:sz w:val="24"/>
           <w:szCs w:val="24"/>
@@ -8329,7 +8662,7 @@
                     </pic:cNvPicPr>
                   </pic:nvPicPr>
                   <pic:blipFill>
-                    <a:blip r:embed="rId39" cstate="print">
+                    <a:blip r:embed="rId42" cstate="print">
                       <a:extLst>
                         <a:ext uri="{28A0092B-C50C-407E-A947-70E740481C1C}">
                           <a14:useLocalDpi xmlns:a14="http://schemas.microsoft.com/office/drawing/2010/main" val="0"/>
@@ -8384,6 +8717,9 @@
       <w:pPr>
         <w:pStyle w:val="4"/>
         <w:spacing w:after="120" w:line="240" w:lineRule="auto"/>
+        <w:rPr>
+          <w:rFonts w:hint="eastAsia"/>
+        </w:rPr>
       </w:pPr>
       <w:r>
         <w:lastRenderedPageBreak/>
@@ -8499,7 +8835,7 @@
           <w:sz w:val="22"/>
         </w:rPr>
       </w:pPr>
-      <w:hyperlink r:id="rId40" w:history="1">
+      <w:hyperlink r:id="rId43" w:history="1">
         <w:r>
           <w:rPr>
             <w:rStyle w:val="a4"/>
@@ -8536,6 +8872,9 @@
       <w:pPr>
         <w:widowControl/>
         <w:jc w:val="left"/>
+        <w:rPr>
+          <w:rFonts w:hint="eastAsia"/>
+        </w:rPr>
       </w:pPr>
       <w:r>
         <w:br w:type="page"/>
@@ -8546,6 +8885,7 @@
         <w:pStyle w:val="3"/>
         <w:spacing w:before="240" w:after="120" w:line="415" w:lineRule="auto"/>
         <w:rPr>
+          <w:rFonts w:hint="eastAsia"/>
           <w:sz w:val="28"/>
         </w:rPr>
       </w:pPr>
@@ -9481,9 +9821,15 @@
       </w:tr>
       <w:bookmarkEnd w:id="6"/>
     </w:tbl>
-    <w:p/>
+    <w:p>
+      <w:pPr>
+        <w:rPr>
+          <w:rFonts w:hint="eastAsia"/>
+        </w:rPr>
+      </w:pPr>
+    </w:p>
     <w:sectPr>
-      <w:headerReference w:type="default" r:id="rId41"/>
+      <w:headerReference w:type="default" r:id="rId44"/>
       <w:pgSz w:w="11906" w:h="16838"/>
       <w:pgMar w:top="1440" w:right="1800" w:bottom="1440" w:left="1800" w:header="851" w:footer="992" w:gutter="0"/>
       <w:cols w:space="425"/>
@@ -9494,9 +9840,14 @@
 </file>
 
 <file path=word/endnotes.xml><?xml version="1.0" encoding="utf-8"?>
-<w:endnotes xmlns:wpc="http://schemas.microsoft.com/office/word/2010/wordprocessingCanvas" xmlns:cx="http://schemas.microsoft.com/office/drawing/2014/chartex" xmlns:cx1="http://schemas.microsoft.com/office/drawing/2015/9/8/chartex" xmlns:cx2="http://schemas.microsoft.com/office/drawing/2015/10/21/chartex" xmlns:cx3="http://schemas.microsoft.com/office/drawing/2016/5/9/chartex" xmlns:cx4="http://schemas.microsoft.com/office/drawing/2016/5/10/chartex" xmlns:cx5="http://schemas.microsoft.com/office/drawing/2016/5/11/chartex" xmlns:cx6="http://schemas.microsoft.com/office/drawing/2016/5/12/chartex" xmlns:cx7="http://schemas.microsoft.com/office/drawing/2016/5/13/chartex" xmlns:cx8="http://schemas.microsoft.com/office/drawing/2016/5/14/chartex" xmlns:mc="http://schemas.openxmlformats.org/markup-compatibility/2006" xmlns:aink="http://schemas.microsoft.com/office/drawing/2016/ink" xmlns:am3d="http://schemas.microsoft.com/office/drawing/2017/model3d" xmlns:o="urn:schemas-microsoft-com:office:office" xmlns:oel="http://schemas.microsoft.com/office/2019/extlst" xmlns:r="http://schemas.openxmlformats.org/officeDocument/2006/relationships" xmlns:m="http://schemas.openxmlformats.org/officeDocument/2006/math" xmlns:v="urn:schemas-microsoft-com:vml" xmlns:wp14="http://schemas.microsoft.com/office/word/2010/wordprocessingDrawing" xmlns:wp="http://schemas.openxmlformats.org/drawingml/2006/wordprocessingDrawing" xmlns:w10="urn:schemas-microsoft-com:office:word" xmlns:w="http://schemas.openxmlformats.org/wordprocessingml/2006/main" xmlns:w14="http://schemas.microsoft.com/office/word/2010/wordml" xmlns:w15="http://schemas.microsoft.com/office/word/2012/wordml" xmlns:w16cex="http://schemas.microsoft.com/office/word/2018/wordml/cex" xmlns:w16cid="http://schemas.microsoft.com/office/word/2016/wordml/cid" xmlns:w16="http://schemas.microsoft.com/office/word/2018/wordml" xmlns:w16sdtdh="http://schemas.microsoft.com/office/word/2020/wordml/sdtdatahash" xmlns:w16se="http://schemas.microsoft.com/office/word/2015/wordml/symex" xmlns:wpg="http://schemas.microsoft.com/office/word/2010/wordprocessingGroup" xmlns:wpi="http://schemas.microsoft.com/office/word/2010/wordprocessingInk" xmlns:wne="http://schemas.microsoft.com/office/word/2006/wordml" xmlns:wps="http://schemas.microsoft.com/office/word/2010/wordprocessingShape" mc:Ignorable="w14 w15 w16se w16cid w16 w16cex w16sdtdh wp14">
+<w:endnotes xmlns:wpc="http://schemas.microsoft.com/office/word/2010/wordprocessingCanvas" xmlns:cx="http://schemas.microsoft.com/office/drawing/2014/chartex" xmlns:cx1="http://schemas.microsoft.com/office/drawing/2015/9/8/chartex" xmlns:cx2="http://schemas.microsoft.com/office/drawing/2015/10/21/chartex" xmlns:cx3="http://schemas.microsoft.com/office/drawing/2016/5/9/chartex" xmlns:cx4="http://schemas.microsoft.com/office/drawing/2016/5/10/chartex" xmlns:cx5="http://schemas.microsoft.com/office/drawing/2016/5/11/chartex" xmlns:cx6="http://schemas.microsoft.com/office/drawing/2016/5/12/chartex" xmlns:cx7="http://schemas.microsoft.com/office/drawing/2016/5/13/chartex" xmlns:cx8="http://schemas.microsoft.com/office/drawing/2016/5/14/chartex" xmlns:mc="http://schemas.openxmlformats.org/markup-compatibility/2006" xmlns:aink="http://schemas.microsoft.com/office/drawing/2016/ink" xmlns:am3d="http://schemas.microsoft.com/office/drawing/2017/model3d" xmlns:o="urn:schemas-microsoft-com:office:office" xmlns:oel="http://schemas.microsoft.com/office/2019/extlst" xmlns:r="http://schemas.openxmlformats.org/officeDocument/2006/relationships" xmlns:m="http://schemas.openxmlformats.org/officeDocument/2006/math" xmlns:v="urn:schemas-microsoft-com:vml" xmlns:wp14="http://schemas.microsoft.com/office/word/2010/wordprocessingDrawing" xmlns:wp="http://schemas.openxmlformats.org/drawingml/2006/wordprocessingDrawing" xmlns:w10="urn:schemas-microsoft-com:office:word" xmlns:w="http://schemas.openxmlformats.org/wordprocessingml/2006/main" xmlns:w14="http://schemas.microsoft.com/office/word/2010/wordml" xmlns:w15="http://schemas.microsoft.com/office/word/2012/wordml" xmlns:w16cex="http://schemas.microsoft.com/office/word/2018/wordml/cex" xmlns:w16cid="http://schemas.microsoft.com/office/word/2016/wordml/cid" xmlns:w16="http://schemas.microsoft.com/office/word/2018/wordml" xmlns:w16du="http://schemas.microsoft.com/office/word/2023/wordml/word16du" xmlns:w16sdtdh="http://schemas.microsoft.com/office/word/2020/wordml/sdtdatahash" xmlns:w16sdtfl="http://schemas.microsoft.com/office/word/2024/wordml/sdtformatlock" xmlns:w16se="http://schemas.microsoft.com/office/word/2015/wordml/symex" xmlns:wpg="http://schemas.microsoft.com/office/word/2010/wordprocessingGroup" xmlns:wpi="http://schemas.microsoft.com/office/word/2010/wordprocessingInk" xmlns:wne="http://schemas.microsoft.com/office/word/2006/wordml" xmlns:wps="http://schemas.microsoft.com/office/word/2010/wordprocessingShape" mc:Ignorable="w14 w15 w16se w16cid w16 w16cex w16sdtdh w16sdtfl w16du wp14">
   <w:endnote w:type="separator" w:id="-1">
     <w:p>
+      <w:pPr>
+        <w:rPr>
+          <w:rFonts w:hint="eastAsia"/>
+        </w:rPr>
+      </w:pPr>
       <w:r>
         <w:separator/>
       </w:r>
@@ -9504,6 +9855,11 @@
   </w:endnote>
   <w:endnote w:type="continuationSeparator" w:id="0">
     <w:p>
+      <w:pPr>
+        <w:rPr>
+          <w:rFonts w:hint="eastAsia"/>
+        </w:rPr>
+      </w:pPr>
       <w:r>
         <w:continuationSeparator/>
       </w:r>
@@ -9513,9 +9869,14 @@
 </file>
 
 <file path=word/footnotes.xml><?xml version="1.0" encoding="utf-8"?>
-<w:footnotes xmlns:wpc="http://schemas.microsoft.com/office/word/2010/wordprocessingCanvas" xmlns:cx="http://schemas.microsoft.com/office/drawing/2014/chartex" xmlns:cx1="http://schemas.microsoft.com/office/drawing/2015/9/8/chartex" xmlns:cx2="http://schemas.microsoft.com/office/drawing/2015/10/21/chartex" xmlns:cx3="http://schemas.microsoft.com/office/drawing/2016/5/9/chartex" xmlns:cx4="http://schemas.microsoft.com/office/drawing/2016/5/10/chartex" xmlns:cx5="http://schemas.microsoft.com/office/drawing/2016/5/11/chartex" xmlns:cx6="http://schemas.microsoft.com/office/drawing/2016/5/12/chartex" xmlns:cx7="http://schemas.microsoft.com/office/drawing/2016/5/13/chartex" xmlns:cx8="http://schemas.microsoft.com/office/drawing/2016/5/14/chartex" xmlns:mc="http://schemas.openxmlformats.org/markup-compatibility/2006" xmlns:aink="http://schemas.microsoft.com/office/drawing/2016/ink" xmlns:am3d="http://schemas.microsoft.com/office/drawing/2017/model3d" xmlns:o="urn:schemas-microsoft-com:office:office" xmlns:oel="http://schemas.microsoft.com/office/2019/extlst" xmlns:r="http://schemas.openxmlformats.org/officeDocument/2006/relationships" xmlns:m="http://schemas.openxmlformats.org/officeDocument/2006/math" xmlns:v="urn:schemas-microsoft-com:vml" xmlns:wp14="http://schemas.microsoft.com/office/word/2010/wordprocessingDrawing" xmlns:wp="http://schemas.openxmlformats.org/drawingml/2006/wordprocessingDrawing" xmlns:w10="urn:schemas-microsoft-com:office:word" xmlns:w="http://schemas.openxmlformats.org/wordprocessingml/2006/main" xmlns:w14="http://schemas.microsoft.com/office/word/2010/wordml" xmlns:w15="http://schemas.microsoft.com/office/word/2012/wordml" xmlns:w16cex="http://schemas.microsoft.com/office/word/2018/wordml/cex" xmlns:w16cid="http://schemas.microsoft.com/office/word/2016/wordml/cid" xmlns:w16="http://schemas.microsoft.com/office/word/2018/wordml" xmlns:w16sdtdh="http://schemas.microsoft.com/office/word/2020/wordml/sdtdatahash" xmlns:w16se="http://schemas.microsoft.com/office/word/2015/wordml/symex" xmlns:wpg="http://schemas.microsoft.com/office/word/2010/wordprocessingGroup" xmlns:wpi="http://schemas.microsoft.com/office/word/2010/wordprocessingInk" xmlns:wne="http://schemas.microsoft.com/office/word/2006/wordml" xmlns:wps="http://schemas.microsoft.com/office/word/2010/wordprocessingShape" mc:Ignorable="w14 w15 w16se w16cid w16 w16cex w16sdtdh wp14">
+<w:footnotes xmlns:wpc="http://schemas.microsoft.com/office/word/2010/wordprocessingCanvas" xmlns:cx="http://schemas.microsoft.com/office/drawing/2014/chartex" xmlns:cx1="http://schemas.microsoft.com/office/drawing/2015/9/8/chartex" xmlns:cx2="http://schemas.microsoft.com/office/drawing/2015/10/21/chartex" xmlns:cx3="http://schemas.microsoft.com/office/drawing/2016/5/9/chartex" xmlns:cx4="http://schemas.microsoft.com/office/drawing/2016/5/10/chartex" xmlns:cx5="http://schemas.microsoft.com/office/drawing/2016/5/11/chartex" xmlns:cx6="http://schemas.microsoft.com/office/drawing/2016/5/12/chartex" xmlns:cx7="http://schemas.microsoft.com/office/drawing/2016/5/13/chartex" xmlns:cx8="http://schemas.microsoft.com/office/drawing/2016/5/14/chartex" xmlns:mc="http://schemas.openxmlformats.org/markup-compatibility/2006" xmlns:aink="http://schemas.microsoft.com/office/drawing/2016/ink" xmlns:am3d="http://schemas.microsoft.com/office/drawing/2017/model3d" xmlns:o="urn:schemas-microsoft-com:office:office" xmlns:oel="http://schemas.microsoft.com/office/2019/extlst" xmlns:r="http://schemas.openxmlformats.org/officeDocument/2006/relationships" xmlns:m="http://schemas.openxmlformats.org/officeDocument/2006/math" xmlns:v="urn:schemas-microsoft-com:vml" xmlns:wp14="http://schemas.microsoft.com/office/word/2010/wordprocessingDrawing" xmlns:wp="http://schemas.openxmlformats.org/drawingml/2006/wordprocessingDrawing" xmlns:w10="urn:schemas-microsoft-com:office:word" xmlns:w="http://schemas.openxmlformats.org/wordprocessingml/2006/main" xmlns:w14="http://schemas.microsoft.com/office/word/2010/wordml" xmlns:w15="http://schemas.microsoft.com/office/word/2012/wordml" xmlns:w16cex="http://schemas.microsoft.com/office/word/2018/wordml/cex" xmlns:w16cid="http://schemas.microsoft.com/office/word/2016/wordml/cid" xmlns:w16="http://schemas.microsoft.com/office/word/2018/wordml" xmlns:w16du="http://schemas.microsoft.com/office/word/2023/wordml/word16du" xmlns:w16sdtdh="http://schemas.microsoft.com/office/word/2020/wordml/sdtdatahash" xmlns:w16sdtfl="http://schemas.microsoft.com/office/word/2024/wordml/sdtformatlock" xmlns:w16se="http://schemas.microsoft.com/office/word/2015/wordml/symex" xmlns:wpg="http://schemas.microsoft.com/office/word/2010/wordprocessingGroup" xmlns:wpi="http://schemas.microsoft.com/office/word/2010/wordprocessingInk" xmlns:wne="http://schemas.microsoft.com/office/word/2006/wordml" xmlns:wps="http://schemas.microsoft.com/office/word/2010/wordprocessingShape" mc:Ignorable="w14 w15 w16se w16cid w16 w16cex w16sdtdh w16sdtfl w16du wp14">
   <w:footnote w:type="separator" w:id="-1">
     <w:p>
+      <w:pPr>
+        <w:rPr>
+          <w:rFonts w:hint="eastAsia"/>
+        </w:rPr>
+      </w:pPr>
       <w:r>
         <w:separator/>
       </w:r>
@@ -9523,6 +9884,11 @@
   </w:footnote>
   <w:footnote w:type="continuationSeparator" w:id="0">
     <w:p>
+      <w:pPr>
+        <w:rPr>
+          <w:rFonts w:hint="eastAsia"/>
+        </w:rPr>
+      </w:pPr>
       <w:r>
         <w:continuationSeparator/>
       </w:r>
@@ -9532,12 +9898,12 @@
 </file>
 
 <file path=word/header1.xml><?xml version="1.0" encoding="utf-8"?>
-<w:hdr xmlns:wpc="http://schemas.microsoft.com/office/word/2010/wordprocessingCanvas" xmlns:cx="http://schemas.microsoft.com/office/drawing/2014/chartex" xmlns:cx1="http://schemas.microsoft.com/office/drawing/2015/9/8/chartex" xmlns:cx2="http://schemas.microsoft.com/office/drawing/2015/10/21/chartex" xmlns:cx3="http://schemas.microsoft.com/office/drawing/2016/5/9/chartex" xmlns:cx4="http://schemas.microsoft.com/office/drawing/2016/5/10/chartex" xmlns:cx5="http://schemas.microsoft.com/office/drawing/2016/5/11/chartex" xmlns:cx6="http://schemas.microsoft.com/office/drawing/2016/5/12/chartex" xmlns:cx7="http://schemas.microsoft.com/office/drawing/2016/5/13/chartex" xmlns:cx8="http://schemas.microsoft.com/office/drawing/2016/5/14/chartex" xmlns:mc="http://schemas.openxmlformats.org/markup-compatibility/2006" xmlns:aink="http://schemas.microsoft.com/office/drawing/2016/ink" xmlns:am3d="http://schemas.microsoft.com/office/drawing/2017/model3d" xmlns:o="urn:schemas-microsoft-com:office:office" xmlns:oel="http://schemas.microsoft.com/office/2019/extlst" xmlns:r="http://schemas.openxmlformats.org/officeDocument/2006/relationships" xmlns:m="http://schemas.openxmlformats.org/officeDocument/2006/math" xmlns:v="urn:schemas-microsoft-com:vml" xmlns:wp14="http://schemas.microsoft.com/office/word/2010/wordprocessingDrawing" xmlns:wp="http://schemas.openxmlformats.org/drawingml/2006/wordprocessingDrawing" xmlns:w10="urn:schemas-microsoft-com:office:word" xmlns:w="http://schemas.openxmlformats.org/wordprocessingml/2006/main" xmlns:w14="http://schemas.microsoft.com/office/word/2010/wordml" xmlns:w15="http://schemas.microsoft.com/office/word/2012/wordml" xmlns:w16cex="http://schemas.microsoft.com/office/word/2018/wordml/cex" xmlns:w16cid="http://schemas.microsoft.com/office/word/2016/wordml/cid" xmlns:w16="http://schemas.microsoft.com/office/word/2018/wordml" xmlns:w16sdtdh="http://schemas.microsoft.com/office/word/2020/wordml/sdtdatahash" xmlns:w16se="http://schemas.microsoft.com/office/word/2015/wordml/symex" xmlns:wpg="http://schemas.microsoft.com/office/word/2010/wordprocessingGroup" xmlns:wpi="http://schemas.microsoft.com/office/word/2010/wordprocessingInk" xmlns:wne="http://schemas.microsoft.com/office/word/2006/wordml" xmlns:wps="http://schemas.microsoft.com/office/word/2010/wordprocessingShape" mc:Ignorable="w14 w15 w16se w16cid w16 w16cex w16sdtdh wp14">
+<w:hdr xmlns:wpc="http://schemas.microsoft.com/office/word/2010/wordprocessingCanvas" xmlns:cx="http://schemas.microsoft.com/office/drawing/2014/chartex" xmlns:cx1="http://schemas.microsoft.com/office/drawing/2015/9/8/chartex" xmlns:cx2="http://schemas.microsoft.com/office/drawing/2015/10/21/chartex" xmlns:cx3="http://schemas.microsoft.com/office/drawing/2016/5/9/chartex" xmlns:cx4="http://schemas.microsoft.com/office/drawing/2016/5/10/chartex" xmlns:cx5="http://schemas.microsoft.com/office/drawing/2016/5/11/chartex" xmlns:cx6="http://schemas.microsoft.com/office/drawing/2016/5/12/chartex" xmlns:cx7="http://schemas.microsoft.com/office/drawing/2016/5/13/chartex" xmlns:cx8="http://schemas.microsoft.com/office/drawing/2016/5/14/chartex" xmlns:mc="http://schemas.openxmlformats.org/markup-compatibility/2006" xmlns:aink="http://schemas.microsoft.com/office/drawing/2016/ink" xmlns:am3d="http://schemas.microsoft.com/office/drawing/2017/model3d" xmlns:o="urn:schemas-microsoft-com:office:office" xmlns:oel="http://schemas.microsoft.com/office/2019/extlst" xmlns:r="http://schemas.openxmlformats.org/officeDocument/2006/relationships" xmlns:m="http://schemas.openxmlformats.org/officeDocument/2006/math" xmlns:v="urn:schemas-microsoft-com:vml" xmlns:wp14="http://schemas.microsoft.com/office/word/2010/wordprocessingDrawing" xmlns:wp="http://schemas.openxmlformats.org/drawingml/2006/wordprocessingDrawing" xmlns:w10="urn:schemas-microsoft-com:office:word" xmlns:w="http://schemas.openxmlformats.org/wordprocessingml/2006/main" xmlns:w14="http://schemas.microsoft.com/office/word/2010/wordml" xmlns:w15="http://schemas.microsoft.com/office/word/2012/wordml" xmlns:w16cex="http://schemas.microsoft.com/office/word/2018/wordml/cex" xmlns:w16cid="http://schemas.microsoft.com/office/word/2016/wordml/cid" xmlns:w16="http://schemas.microsoft.com/office/word/2018/wordml" xmlns:w16du="http://schemas.microsoft.com/office/word/2023/wordml/word16du" xmlns:w16sdtdh="http://schemas.microsoft.com/office/word/2020/wordml/sdtdatahash" xmlns:w16sdtfl="http://schemas.microsoft.com/office/word/2024/wordml/sdtformatlock" xmlns:w16se="http://schemas.microsoft.com/office/word/2015/wordml/symex" xmlns:wpg="http://schemas.microsoft.com/office/word/2010/wordprocessingGroup" xmlns:wpi="http://schemas.microsoft.com/office/word/2010/wordprocessingInk" xmlns:wne="http://schemas.microsoft.com/office/word/2006/wordml" xmlns:wps="http://schemas.microsoft.com/office/word/2010/wordprocessingShape" mc:Ignorable="w14 w15 w16se w16cid w16 w16cex w16sdtdh w16sdtfl w16du wp14">
   <w:p>
     <w:pPr>
       <w:jc w:val="center"/>
       <w:rPr>
-        <w:rFonts w:ascii="微软雅黑" w:eastAsia="微软雅黑" w:hAnsi="微软雅黑"/>
+        <w:rFonts w:ascii="微软雅黑" w:eastAsia="微软雅黑" w:hAnsi="微软雅黑" w:hint="eastAsia"/>
         <w:sz w:val="20"/>
       </w:rPr>
     </w:pPr>
@@ -9644,7 +10010,7 @@
 </file>
 
 <file path=word/styles.xml><?xml version="1.0" encoding="utf-8"?>
-<w:styles xmlns:mc="http://schemas.openxmlformats.org/markup-compatibility/2006" xmlns:r="http://schemas.openxmlformats.org/officeDocument/2006/relationships" xmlns:w="http://schemas.openxmlformats.org/wordprocessingml/2006/main" xmlns:w14="http://schemas.microsoft.com/office/word/2010/wordml" xmlns:w15="http://schemas.microsoft.com/office/word/2012/wordml" xmlns:w16cex="http://schemas.microsoft.com/office/word/2018/wordml/cex" xmlns:w16cid="http://schemas.microsoft.com/office/word/2016/wordml/cid" xmlns:w16="http://schemas.microsoft.com/office/word/2018/wordml" xmlns:w16sdtdh="http://schemas.microsoft.com/office/word/2020/wordml/sdtdatahash" xmlns:w16se="http://schemas.microsoft.com/office/word/2015/wordml/symex" mc:Ignorable="w14 w15 w16se w16cid w16 w16cex w16sdtdh">
+<w:styles xmlns:mc="http://schemas.openxmlformats.org/markup-compatibility/2006" xmlns:r="http://schemas.openxmlformats.org/officeDocument/2006/relationships" xmlns:w="http://schemas.openxmlformats.org/wordprocessingml/2006/main" xmlns:w14="http://schemas.microsoft.com/office/word/2010/wordml" xmlns:w15="http://schemas.microsoft.com/office/word/2012/wordml" xmlns:w16cex="http://schemas.microsoft.com/office/word/2018/wordml/cex" xmlns:w16cid="http://schemas.microsoft.com/office/word/2016/wordml/cid" xmlns:w16="http://schemas.microsoft.com/office/word/2018/wordml" xmlns:w16du="http://schemas.microsoft.com/office/word/2023/wordml/word16du" xmlns:w16sdtdh="http://schemas.microsoft.com/office/word/2020/wordml/sdtdatahash" xmlns:w16sdtfl="http://schemas.microsoft.com/office/word/2024/wordml/sdtformatlock" xmlns:w16se="http://schemas.microsoft.com/office/word/2015/wordml/symex" mc:Ignorable="w14 w15 w16se w16cid w16 w16cex w16sdtdh w16sdtfl w16du">
   <w:docDefaults>
     <w:rPrDefault>
       <w:rPr>

--- a/插件小工具/部署AI绘画工具.docx
+++ b/插件小工具/部署AI绘画工具.docx
@@ -48,6 +48,7 @@
     <w:p>
       <w:pPr>
         <w:widowControl/>
+        <w:snapToGrid w:val="0"/>
         <w:jc w:val="left"/>
         <w:rPr>
           <w:rFonts w:ascii="Tahoma" w:eastAsia="微软雅黑" w:hAnsi="Tahoma"/>
@@ -85,25 +86,7 @@
           <w:kern w:val="0"/>
           <w:sz w:val="22"/>
         </w:rPr>
-        <w:t>是能够根据关键词或</w:t>
-      </w:r>
-      <w:proofErr w:type="gramStart"/>
-      <w:r>
-        <w:rPr>
-          <w:rFonts w:ascii="Tahoma" w:eastAsia="微软雅黑" w:hAnsi="Tahoma" w:hint="eastAsia"/>
-          <w:kern w:val="0"/>
-          <w:sz w:val="22"/>
-        </w:rPr>
-        <w:t>线稿图快速</w:t>
-      </w:r>
-      <w:proofErr w:type="gramEnd"/>
-      <w:r>
-        <w:rPr>
-          <w:rFonts w:ascii="Tahoma" w:eastAsia="微软雅黑" w:hAnsi="Tahoma" w:hint="eastAsia"/>
-          <w:kern w:val="0"/>
-          <w:sz w:val="22"/>
-        </w:rPr>
-        <w:t>生成图片的绘画工具。</w:t>
+        <w:t>是能够根据关键词或线稿图快速生成图片的绘画工具。</w:t>
       </w:r>
     </w:p>
     <w:p>
@@ -293,6 +276,235 @@
         </w:drawing>
       </w:r>
     </w:p>
+    <w:tbl>
+      <w:tblPr>
+        <w:tblStyle w:val="af"/>
+        <w:tblW w:w="0" w:type="auto"/>
+        <w:shd w:val="clear" w:color="auto" w:fill="FFF2CC" w:themeFill="accent4" w:themeFillTint="33"/>
+        <w:tblLook w:val="04A0" w:firstRow="1" w:lastRow="0" w:firstColumn="1" w:lastColumn="0" w:noHBand="0" w:noVBand="1"/>
+      </w:tblPr>
+      <w:tblGrid>
+        <w:gridCol w:w="8522"/>
+      </w:tblGrid>
+      <w:tr>
+        <w:tc>
+          <w:tcPr>
+            <w:tcW w:w="8522" w:type="dxa"/>
+            <w:shd w:val="clear" w:color="auto" w:fill="FFF2CC" w:themeFill="accent4" w:themeFillTint="33"/>
+          </w:tcPr>
+          <w:p>
+            <w:pPr>
+              <w:widowControl/>
+              <w:snapToGrid w:val="0"/>
+              <w:jc w:val="left"/>
+              <w:rPr>
+                <w:rFonts w:ascii="Tahoma" w:eastAsia="微软雅黑" w:hAnsi="Tahoma"/>
+                <w:kern w:val="0"/>
+                <w:sz w:val="22"/>
+              </w:rPr>
+            </w:pPr>
+            <w:r>
+              <w:rPr>
+                <w:rFonts w:ascii="Tahoma" w:eastAsia="微软雅黑" w:hAnsi="Tahoma" w:hint="eastAsia"/>
+                <w:kern w:val="0"/>
+                <w:sz w:val="22"/>
+              </w:rPr>
+              <w:t>这篇文档的编写时间是在</w:t>
+            </w:r>
+            <w:r>
+              <w:rPr>
+                <w:rFonts w:ascii="Tahoma" w:eastAsia="微软雅黑" w:hAnsi="Tahoma"/>
+                <w:kern w:val="0"/>
+                <w:sz w:val="22"/>
+              </w:rPr>
+              <w:t>2023</w:t>
+            </w:r>
+            <w:r>
+              <w:rPr>
+                <w:rFonts w:ascii="Tahoma" w:eastAsia="微软雅黑" w:hAnsi="Tahoma" w:hint="eastAsia"/>
+                <w:kern w:val="0"/>
+                <w:sz w:val="22"/>
+              </w:rPr>
+              <w:t>年</w:t>
+            </w:r>
+            <w:r>
+              <w:rPr>
+                <w:rFonts w:ascii="Tahoma" w:eastAsia="微软雅黑" w:hAnsi="Tahoma"/>
+                <w:kern w:val="0"/>
+                <w:sz w:val="22"/>
+              </w:rPr>
+              <w:t>2</w:t>
+            </w:r>
+            <w:r>
+              <w:rPr>
+                <w:rFonts w:ascii="Tahoma" w:eastAsia="微软雅黑" w:hAnsi="Tahoma" w:hint="eastAsia"/>
+                <w:kern w:val="0"/>
+                <w:sz w:val="22"/>
+              </w:rPr>
+              <w:t>月</w:t>
+            </w:r>
+            <w:r>
+              <w:rPr>
+                <w:rFonts w:ascii="Tahoma" w:eastAsia="微软雅黑" w:hAnsi="Tahoma"/>
+                <w:kern w:val="0"/>
+                <w:sz w:val="22"/>
+              </w:rPr>
+              <w:t>20</w:t>
+            </w:r>
+            <w:r>
+              <w:rPr>
+                <w:rFonts w:ascii="Tahoma" w:eastAsia="微软雅黑" w:hAnsi="Tahoma" w:hint="eastAsia"/>
+                <w:kern w:val="0"/>
+                <w:sz w:val="22"/>
+              </w:rPr>
+              <w:t>日。</w:t>
+            </w:r>
+          </w:p>
+          <w:p>
+            <w:pPr>
+              <w:widowControl/>
+              <w:snapToGrid w:val="0"/>
+              <w:jc w:val="left"/>
+              <w:rPr>
+                <w:rFonts w:ascii="Tahoma" w:eastAsia="微软雅黑" w:hAnsi="Tahoma"/>
+                <w:kern w:val="0"/>
+                <w:sz w:val="22"/>
+              </w:rPr>
+            </w:pPr>
+            <w:r>
+              <w:rPr>
+                <w:rFonts w:ascii="Tahoma" w:eastAsia="微软雅黑" w:hAnsi="Tahoma" w:hint="eastAsia"/>
+                <w:kern w:val="0"/>
+                <w:sz w:val="22"/>
+              </w:rPr>
+              <w:t>2025</w:t>
+            </w:r>
+            <w:r>
+              <w:rPr>
+                <w:rFonts w:ascii="Tahoma" w:eastAsia="微软雅黑" w:hAnsi="Tahoma" w:hint="eastAsia"/>
+                <w:kern w:val="0"/>
+                <w:sz w:val="22"/>
+              </w:rPr>
+              <w:t>年、</w:t>
+            </w:r>
+            <w:r>
+              <w:rPr>
+                <w:rFonts w:ascii="Tahoma" w:eastAsia="微软雅黑" w:hAnsi="Tahoma" w:hint="eastAsia"/>
+                <w:kern w:val="0"/>
+                <w:sz w:val="22"/>
+              </w:rPr>
+              <w:t>2026</w:t>
+            </w:r>
+            <w:r>
+              <w:rPr>
+                <w:rFonts w:ascii="Tahoma" w:eastAsia="微软雅黑" w:hAnsi="Tahoma" w:hint="eastAsia"/>
+                <w:kern w:val="0"/>
+                <w:sz w:val="22"/>
+              </w:rPr>
+              <w:t>年，</w:t>
+            </w:r>
+            <w:r>
+              <w:rPr>
+                <w:rFonts w:ascii="Tahoma" w:eastAsia="微软雅黑" w:hAnsi="Tahoma" w:hint="eastAsia"/>
+                <w:kern w:val="0"/>
+                <w:sz w:val="22"/>
+              </w:rPr>
+              <w:t>ai</w:t>
+            </w:r>
+            <w:r>
+              <w:rPr>
+                <w:rFonts w:ascii="Tahoma" w:eastAsia="微软雅黑" w:hAnsi="Tahoma" w:hint="eastAsia"/>
+                <w:kern w:val="0"/>
+                <w:sz w:val="22"/>
+              </w:rPr>
+              <w:t>的迭代速度和普及速度太快了，</w:t>
+            </w:r>
+          </w:p>
+          <w:p>
+            <w:pPr>
+              <w:widowControl/>
+              <w:snapToGrid w:val="0"/>
+              <w:jc w:val="left"/>
+              <w:rPr>
+                <w:rFonts w:ascii="Tahoma" w:eastAsia="微软雅黑" w:hAnsi="Tahoma"/>
+                <w:kern w:val="0"/>
+                <w:sz w:val="22"/>
+              </w:rPr>
+            </w:pPr>
+            <w:r>
+              <w:rPr>
+                <w:rFonts w:ascii="Tahoma" w:eastAsia="微软雅黑" w:hAnsi="Tahoma" w:hint="eastAsia"/>
+                <w:kern w:val="0"/>
+                <w:sz w:val="22"/>
+              </w:rPr>
+              <w:t>市面上大多</w:t>
+            </w:r>
+            <w:r>
+              <w:rPr>
+                <w:rFonts w:ascii="Tahoma" w:eastAsia="微软雅黑" w:hAnsi="Tahoma" w:hint="eastAsia"/>
+                <w:kern w:val="0"/>
+                <w:sz w:val="22"/>
+              </w:rPr>
+              <w:t>ai</w:t>
+            </w:r>
+            <w:r>
+              <w:rPr>
+                <w:rFonts w:ascii="Tahoma" w:eastAsia="微软雅黑" w:hAnsi="Tahoma" w:hint="eastAsia"/>
+                <w:kern w:val="0"/>
+                <w:sz w:val="22"/>
+              </w:rPr>
+              <w:t>都支持逻辑推理、图片生成，甚至视频生成。</w:t>
+            </w:r>
+          </w:p>
+          <w:p>
+            <w:pPr>
+              <w:widowControl/>
+              <w:snapToGrid w:val="0"/>
+              <w:jc w:val="left"/>
+              <w:rPr>
+                <w:rFonts w:ascii="Tahoma" w:eastAsia="微软雅黑" w:hAnsi="Tahoma" w:hint="eastAsia"/>
+                <w:kern w:val="0"/>
+                <w:sz w:val="22"/>
+              </w:rPr>
+            </w:pPr>
+            <w:r>
+              <w:rPr>
+                <w:rFonts w:ascii="Tahoma" w:eastAsia="微软雅黑" w:hAnsi="Tahoma" w:hint="eastAsia"/>
+                <w:kern w:val="0"/>
+                <w:sz w:val="22"/>
+              </w:rPr>
+              <w:t>如果你想尝试本地运行自己的</w:t>
+            </w:r>
+            <w:r>
+              <w:rPr>
+                <w:rFonts w:ascii="Tahoma" w:eastAsia="微软雅黑" w:hAnsi="Tahoma" w:hint="eastAsia"/>
+                <w:kern w:val="0"/>
+                <w:sz w:val="22"/>
+              </w:rPr>
+              <w:t>ai</w:t>
+            </w:r>
+            <w:r>
+              <w:rPr>
+                <w:rFonts w:ascii="Tahoma" w:eastAsia="微软雅黑" w:hAnsi="Tahoma" w:hint="eastAsia"/>
+                <w:kern w:val="0"/>
+                <w:sz w:val="22"/>
+              </w:rPr>
+              <w:t>，可以继续往下看。</w:t>
+            </w:r>
+          </w:p>
+        </w:tc>
+      </w:tr>
+    </w:tbl>
+    <w:p>
+      <w:pPr>
+        <w:widowControl/>
+        <w:rPr>
+          <w:rFonts w:ascii="Tahoma" w:eastAsia="微软雅黑" w:hAnsi="Tahoma" w:hint="eastAsia"/>
+          <w:kern w:val="0"/>
+          <w:sz w:val="22"/>
+        </w:rPr>
+      </w:pPr>
+    </w:p>
     <w:p>
       <w:pPr>
         <w:widowControl/>
@@ -420,25 +632,7 @@
           <w:kern w:val="0"/>
           <w:sz w:val="22"/>
         </w:rPr>
-        <w:t>，</w:t>
-      </w:r>
-      <w:proofErr w:type="gramStart"/>
-      <w:r>
-        <w:rPr>
-          <w:rFonts w:ascii="Tahoma" w:eastAsia="微软雅黑" w:hAnsi="Tahoma" w:hint="eastAsia"/>
-          <w:kern w:val="0"/>
-          <w:sz w:val="22"/>
-        </w:rPr>
-        <w:t>并且私聊发</w:t>
-      </w:r>
-      <w:proofErr w:type="gramEnd"/>
-      <w:r>
-        <w:rPr>
-          <w:rFonts w:ascii="Tahoma" w:eastAsia="微软雅黑" w:hAnsi="Tahoma" w:hint="eastAsia"/>
-          <w:kern w:val="0"/>
-          <w:sz w:val="22"/>
-        </w:rPr>
-        <w:t>消息才能得到资源提取码。</w:t>
+        <w:t>，并且私聊发消息才能得到资源提取码。</w:t>
       </w:r>
     </w:p>
     <w:p>
@@ -678,18 +872,8 @@
                 <w:kern w:val="0"/>
                 <w:sz w:val="22"/>
               </w:rPr>
-              <w:t>绘画</w:t>
-            </w:r>
-            <w:proofErr w:type="gramStart"/>
-            <w:r>
-              <w:rPr>
-                <w:rFonts w:ascii="Tahoma" w:eastAsia="微软雅黑" w:hAnsi="Tahoma" w:hint="eastAsia"/>
-                <w:kern w:val="0"/>
-                <w:sz w:val="22"/>
-              </w:rPr>
-              <w:t>对算力要求</w:t>
-            </w:r>
-            <w:proofErr w:type="gramEnd"/>
+              <w:t>绘画对算力要求</w:t>
+            </w:r>
             <w:r>
               <w:rPr>
                 <w:rFonts w:ascii="Tahoma" w:eastAsia="微软雅黑" w:hAnsi="Tahoma" w:hint="eastAsia"/>
@@ -976,70 +1160,17 @@
               </w:rPr>
               <w:t>卡，看看这个：</w:t>
             </w:r>
-            <w:r>
-              <w:rPr>
-                <w:rFonts w:ascii="Tahoma" w:eastAsia="微软雅黑" w:hAnsi="Tahoma"/>
-                <w:kern w:val="0"/>
-                <w:sz w:val="22"/>
-              </w:rPr>
-              <w:fldChar w:fldCharType="begin"/>
-            </w:r>
-            <w:r>
-              <w:rPr>
-                <w:rFonts w:ascii="Tahoma" w:eastAsia="微软雅黑" w:hAnsi="Tahoma"/>
-                <w:kern w:val="0"/>
-                <w:sz w:val="22"/>
-              </w:rPr>
-              <w:instrText xml:space="preserve"> HYPERLINK "</w:instrText>
-            </w:r>
-            <w:r>
-              <w:rPr>
-                <w:rFonts w:ascii="Tahoma" w:eastAsia="微软雅黑" w:hAnsi="Tahoma"/>
-                <w:kern w:val="0"/>
-                <w:sz w:val="22"/>
-              </w:rPr>
-              <w:instrText>https://www.bilibili.com/video/BV1Mv4y1s7BB</w:instrText>
-            </w:r>
-            <w:r>
-              <w:rPr>
-                <w:rFonts w:ascii="Tahoma" w:eastAsia="微软雅黑" w:hAnsi="Tahoma"/>
-                <w:kern w:val="0"/>
-                <w:sz w:val="22"/>
-              </w:rPr>
-              <w:instrText xml:space="preserve">" </w:instrText>
-            </w:r>
-            <w:r>
-              <w:rPr>
-                <w:rFonts w:ascii="Tahoma" w:eastAsia="微软雅黑" w:hAnsi="Tahoma"/>
-                <w:kern w:val="0"/>
-                <w:sz w:val="22"/>
-              </w:rPr>
-            </w:r>
-            <w:r>
-              <w:rPr>
-                <w:rFonts w:ascii="Tahoma" w:eastAsia="微软雅黑" w:hAnsi="Tahoma"/>
-                <w:kern w:val="0"/>
-                <w:sz w:val="22"/>
-              </w:rPr>
-              <w:fldChar w:fldCharType="separate"/>
-            </w:r>
-            <w:r>
-              <w:rPr>
-                <w:rStyle w:val="a4"/>
-                <w:rFonts w:ascii="Tahoma" w:eastAsia="微软雅黑" w:hAnsi="Tahoma"/>
-                <w:kern w:val="0"/>
-                <w:sz w:val="22"/>
-              </w:rPr>
-              <w:t>https://www.bilibili.com/video/BV1Mv4y1s7BB</w:t>
-            </w:r>
-            <w:r>
-              <w:rPr>
-                <w:rFonts w:ascii="Tahoma" w:eastAsia="微软雅黑" w:hAnsi="Tahoma"/>
-                <w:kern w:val="0"/>
-                <w:sz w:val="22"/>
-              </w:rPr>
-              <w:fldChar w:fldCharType="end"/>
-            </w:r>
+            <w:hyperlink r:id="rId12" w:history="1">
+              <w:r>
+                <w:rPr>
+                  <w:rStyle w:val="a4"/>
+                  <w:rFonts w:ascii="Tahoma" w:eastAsia="微软雅黑" w:hAnsi="Tahoma"/>
+                  <w:kern w:val="0"/>
+                  <w:sz w:val="22"/>
+                </w:rPr>
+                <w:t>https://www.bilibili.com/video/BV1Mv4y1s7BB</w:t>
+              </w:r>
+            </w:hyperlink>
             <w:r>
               <w:rPr>
                 <w:rFonts w:ascii="Tahoma" w:eastAsia="微软雅黑" w:hAnsi="Tahoma"/>
@@ -1135,23 +1266,13 @@
           <w:sz w:val="22"/>
         </w:rPr>
       </w:pPr>
-      <w:proofErr w:type="gramStart"/>
-      <w:r>
-        <w:rPr>
-          <w:rFonts w:ascii="Tahoma" w:eastAsia="微软雅黑" w:hAnsi="Tahoma" w:hint="eastAsia"/>
-          <w:kern w:val="0"/>
-          <w:sz w:val="22"/>
-        </w:rPr>
-        <w:t>网盘下</w:t>
-      </w:r>
-      <w:proofErr w:type="gramEnd"/>
-      <w:r>
-        <w:rPr>
-          <w:rFonts w:ascii="Tahoma" w:eastAsia="微软雅黑" w:hAnsi="Tahoma" w:hint="eastAsia"/>
-          <w:kern w:val="0"/>
-          <w:sz w:val="22"/>
-        </w:rPr>
-        <w:t>有下面三个文件：</w:t>
+      <w:r>
+        <w:rPr>
+          <w:rFonts w:ascii="Tahoma" w:eastAsia="微软雅黑" w:hAnsi="Tahoma" w:hint="eastAsia"/>
+          <w:kern w:val="0"/>
+          <w:sz w:val="22"/>
+        </w:rPr>
+        <w:t>网盘下有下面三个文件：</w:t>
       </w:r>
     </w:p>
     <w:p>
@@ -1173,7 +1294,6 @@
         </w:rPr>
         <w:t xml:space="preserve">&gt; </w:t>
       </w:r>
-      <w:proofErr w:type="spellStart"/>
       <w:r>
         <w:rPr>
           <w:rFonts w:ascii="Tahoma" w:eastAsia="微软雅黑" w:hAnsi="Tahoma" w:hint="eastAsia"/>
@@ -1198,7 +1318,6 @@
         </w:rPr>
         <w:t>webui</w:t>
       </w:r>
-      <w:proofErr w:type="spellEnd"/>
       <w:r>
         <w:rPr>
           <w:rFonts w:ascii="Tahoma" w:eastAsia="微软雅黑" w:hAnsi="Tahoma" w:hint="eastAsia"/>
@@ -1373,7 +1492,7 @@
                     </pic:cNvPicPr>
                   </pic:nvPicPr>
                   <pic:blipFill>
-                    <a:blip r:embed="rId12">
+                    <a:blip r:embed="rId13">
                       <a:extLst>
                         <a:ext uri="{28A0092B-C50C-407E-A947-70E740481C1C}">
                           <a14:useLocalDpi xmlns:a14="http://schemas.microsoft.com/office/drawing/2010/main" val="0"/>
@@ -1532,7 +1651,6 @@
                 <w:sz w:val="22"/>
               </w:rPr>
             </w:pPr>
-            <w:proofErr w:type="spellStart"/>
             <w:r>
               <w:rPr>
                 <w:rFonts w:ascii="Tahoma" w:eastAsia="微软雅黑" w:hAnsi="Tahoma" w:hint="eastAsia"/>
@@ -1557,7 +1675,6 @@
               </w:rPr>
               <w:t>webui</w:t>
             </w:r>
-            <w:proofErr w:type="spellEnd"/>
             <w:r>
               <w:rPr>
                 <w:rFonts w:ascii="Tahoma" w:eastAsia="微软雅黑" w:hAnsi="Tahoma" w:hint="eastAsia"/>
@@ -1790,7 +1907,7 @@
                     </pic:cNvPicPr>
                   </pic:nvPicPr>
                   <pic:blipFill>
-                    <a:blip r:embed="rId13">
+                    <a:blip r:embed="rId14">
                       <a:extLst>
                         <a:ext uri="{28A0092B-C50C-407E-A947-70E740481C1C}">
                           <a14:useLocalDpi xmlns:a14="http://schemas.microsoft.com/office/drawing/2010/main" val="0"/>
@@ -1883,7 +2000,6 @@
         </w:rPr>
         <w:t xml:space="preserve"> </w:t>
       </w:r>
-      <w:proofErr w:type="gramStart"/>
       <w:r>
         <w:rPr>
           <w:rFonts w:ascii="Tahoma" w:eastAsia="微软雅黑" w:hAnsi="Tahoma"/>
@@ -1892,7 +2008,6 @@
         </w:rPr>
         <w:t>”</w:t>
       </w:r>
-      <w:proofErr w:type="gramEnd"/>
       <w:r>
         <w:rPr>
           <w:rFonts w:ascii="Tahoma" w:eastAsia="微软雅黑" w:hAnsi="Tahoma" w:hint="eastAsia"/>
@@ -1907,18 +2022,8 @@
           <w:kern w:val="0"/>
           <w:sz w:val="22"/>
         </w:rPr>
-        <w:t>…</w:t>
-      </w:r>
-      <w:proofErr w:type="gramStart"/>
-      <w:r>
-        <w:rPr>
-          <w:rFonts w:ascii="Tahoma" w:eastAsia="微软雅黑" w:hAnsi="Tahoma"/>
-          <w:kern w:val="0"/>
-          <w:sz w:val="22"/>
-        </w:rPr>
-        <w:t>”</w:t>
-      </w:r>
-      <w:proofErr w:type="gramEnd"/>
+        <w:t>…”</w:t>
+      </w:r>
       <w:r>
         <w:rPr>
           <w:rFonts w:ascii="Tahoma" w:eastAsia="微软雅黑" w:hAnsi="Tahoma"/>
@@ -2046,7 +2151,7 @@
                     <pic:cNvPicPr/>
                   </pic:nvPicPr>
                   <pic:blipFill>
-                    <a:blip r:embed="rId14"/>
+                    <a:blip r:embed="rId15"/>
                     <a:stretch>
                       <a:fillRect/>
                     </a:stretch>
@@ -2107,7 +2212,6 @@
         </w:rPr>
         <w:t>"</w:t>
       </w:r>
-      <w:proofErr w:type="spellStart"/>
       <w:r>
         <w:rPr>
           <w:rFonts w:ascii="Tahoma" w:eastAsia="微软雅黑" w:hAnsi="Tahoma"/>
@@ -2116,7 +2220,6 @@
         </w:rPr>
         <w:t>sd-webui</w:t>
       </w:r>
-      <w:proofErr w:type="spellEnd"/>
       <w:r>
         <w:rPr>
           <w:rFonts w:ascii="Tahoma" w:eastAsia="微软雅黑" w:hAnsi="Tahoma"/>
@@ -2262,7 +2365,7 @@
                     </pic:cNvPicPr>
                   </pic:nvPicPr>
                   <pic:blipFill>
-                    <a:blip r:embed="rId15">
+                    <a:blip r:embed="rId16">
                       <a:extLst>
                         <a:ext uri="{28A0092B-C50C-407E-A947-70E740481C1C}">
                           <a14:useLocalDpi xmlns:a14="http://schemas.microsoft.com/office/drawing/2010/main" val="0"/>
@@ -2333,7 +2436,7 @@
                     </pic:cNvPicPr>
                   </pic:nvPicPr>
                   <pic:blipFill>
-                    <a:blip r:embed="rId16">
+                    <a:blip r:embed="rId17">
                       <a:extLst>
                         <a:ext uri="{28A0092B-C50C-407E-A947-70E740481C1C}">
                           <a14:useLocalDpi xmlns:a14="http://schemas.microsoft.com/office/drawing/2010/main" val="0"/>
@@ -2415,7 +2518,6 @@
         </w:rPr>
         <w:t>"</w:t>
       </w:r>
-      <w:proofErr w:type="spellStart"/>
       <w:r>
         <w:rPr>
           <w:rFonts w:ascii="Tahoma" w:eastAsia="微软雅黑" w:hAnsi="Tahoma"/>
@@ -2424,7 +2526,6 @@
         </w:rPr>
         <w:t>webui</w:t>
       </w:r>
-      <w:proofErr w:type="spellEnd"/>
       <w:r>
         <w:rPr>
           <w:rFonts w:ascii="Tahoma" w:eastAsia="微软雅黑" w:hAnsi="Tahoma"/>
@@ -2505,7 +2606,7 @@
                     </pic:cNvPicPr>
                   </pic:nvPicPr>
                   <pic:blipFill>
-                    <a:blip r:embed="rId17">
+                    <a:blip r:embed="rId18">
                       <a:extLst>
                         <a:ext uri="{28A0092B-C50C-407E-A947-70E740481C1C}">
                           <a14:useLocalDpi xmlns:a14="http://schemas.microsoft.com/office/drawing/2010/main" val="0"/>
@@ -2664,7 +2765,7 @@
                     </pic:cNvPicPr>
                   </pic:nvPicPr>
                   <pic:blipFill>
-                    <a:blip r:embed="rId18">
+                    <a:blip r:embed="rId19">
                       <a:extLst>
                         <a:ext uri="{28A0092B-C50C-407E-A947-70E740481C1C}">
                           <a14:useLocalDpi xmlns:a14="http://schemas.microsoft.com/office/drawing/2010/main" val="0"/>
@@ -2746,25 +2847,7 @@
           <w:kern w:val="0"/>
           <w:sz w:val="22"/>
         </w:rPr>
-        <w:t>（启动器会自动联网更新，</w:t>
-      </w:r>
-      <w:proofErr w:type="gramStart"/>
-      <w:r>
-        <w:rPr>
-          <w:rFonts w:ascii="Tahoma" w:eastAsia="微软雅黑" w:hAnsi="Tahoma" w:hint="eastAsia"/>
-          <w:kern w:val="0"/>
-          <w:sz w:val="22"/>
-        </w:rPr>
-        <w:t>没网也</w:t>
-      </w:r>
-      <w:proofErr w:type="gramEnd"/>
-      <w:r>
-        <w:rPr>
-          <w:rFonts w:ascii="Tahoma" w:eastAsia="微软雅黑" w:hAnsi="Tahoma" w:hint="eastAsia"/>
-          <w:kern w:val="0"/>
-          <w:sz w:val="22"/>
-        </w:rPr>
-        <w:t>可以运行）</w:t>
+        <w:t>（启动器会自动联网更新，没网也可以运行）</w:t>
       </w:r>
     </w:p>
     <w:tbl>
@@ -2891,7 +2974,7 @@
                           </pic:cNvPicPr>
                         </pic:nvPicPr>
                         <pic:blipFill>
-                          <a:blip r:embed="rId19">
+                          <a:blip r:embed="rId20">
                             <a:extLst>
                               <a:ext uri="{28A0092B-C50C-407E-A947-70E740481C1C}">
                                 <a14:useLocalDpi xmlns:a14="http://schemas.microsoft.com/office/drawing/2010/main" val="0"/>
@@ -2959,7 +3042,7 @@
                           </pic:cNvPicPr>
                         </pic:nvPicPr>
                         <pic:blipFill>
-                          <a:blip r:embed="rId20">
+                          <a:blip r:embed="rId21">
                             <a:extLst>
                               <a:ext uri="{28A0092B-C50C-407E-A947-70E740481C1C}">
                                 <a14:useLocalDpi xmlns:a14="http://schemas.microsoft.com/office/drawing/2010/main" val="0"/>
@@ -3044,7 +3127,7 @@
                     </pic:cNvPicPr>
                   </pic:nvPicPr>
                   <pic:blipFill>
-                    <a:blip r:embed="rId21">
+                    <a:blip r:embed="rId22">
                       <a:extLst>
                         <a:ext uri="{28A0092B-C50C-407E-A947-70E740481C1C}">
                           <a14:useLocalDpi xmlns:a14="http://schemas.microsoft.com/office/drawing/2010/main" val="0"/>
@@ -3384,7 +3467,7 @@
                     </pic:cNvPicPr>
                   </pic:nvPicPr>
                   <pic:blipFill>
-                    <a:blip r:embed="rId22">
+                    <a:blip r:embed="rId23">
                       <a:extLst>
                         <a:ext uri="{28A0092B-C50C-407E-A947-70E740481C1C}">
                           <a14:useLocalDpi xmlns:a14="http://schemas.microsoft.com/office/drawing/2010/main" val="0"/>
@@ -3445,7 +3528,6 @@
         </w:rPr>
         <w:t xml:space="preserve"> </w:t>
       </w:r>
-      <w:proofErr w:type="gramStart"/>
       <w:r>
         <w:rPr>
           <w:rFonts w:ascii="Tahoma" w:eastAsia="微软雅黑" w:hAnsi="Tahoma"/>
@@ -3454,7 +3536,6 @@
         </w:rPr>
         <w:t>”</w:t>
       </w:r>
-      <w:proofErr w:type="gramEnd"/>
       <w:r>
         <w:rPr>
           <w:rFonts w:ascii="Tahoma" w:eastAsia="微软雅黑" w:hAnsi="Tahoma" w:hint="eastAsia"/>
@@ -3503,23 +3584,13 @@
         </w:rPr>
         <w:t>Stable-diffusion</w:t>
       </w:r>
-      <w:proofErr w:type="gramStart"/>
-      <w:r>
-        <w:rPr>
-          <w:rFonts w:ascii="Tahoma" w:eastAsia="微软雅黑" w:hAnsi="Tahoma"/>
-          <w:kern w:val="0"/>
-          <w:sz w:val="22"/>
-        </w:rPr>
-        <w:t>”</w:t>
-      </w:r>
-      <w:proofErr w:type="gramEnd"/>
-      <w:r>
-        <w:rPr>
-          <w:rFonts w:ascii="Tahoma" w:eastAsia="微软雅黑" w:hAnsi="Tahoma"/>
-          <w:kern w:val="0"/>
-          <w:sz w:val="22"/>
-        </w:rPr>
-        <w:t xml:space="preserve"> </w:t>
+      <w:r>
+        <w:rPr>
+          <w:rFonts w:ascii="Tahoma" w:eastAsia="微软雅黑" w:hAnsi="Tahoma"/>
+          <w:kern w:val="0"/>
+          <w:sz w:val="22"/>
+        </w:rPr>
+        <w:t xml:space="preserve">” </w:t>
       </w:r>
       <w:r>
         <w:rPr>
@@ -3567,7 +3638,7 @@
                     </pic:cNvPicPr>
                   </pic:nvPicPr>
                   <pic:blipFill>
-                    <a:blip r:embed="rId23">
+                    <a:blip r:embed="rId24">
                       <a:extLst>
                         <a:ext uri="{28A0092B-C50C-407E-A947-70E740481C1C}">
                           <a14:useLocalDpi xmlns:a14="http://schemas.microsoft.com/office/drawing/2010/main" val="0"/>
@@ -3697,7 +3768,7 @@
                     </pic:cNvPicPr>
                   </pic:nvPicPr>
                   <pic:blipFill>
-                    <a:blip r:embed="rId24">
+                    <a:blip r:embed="rId25">
                       <a:extLst>
                         <a:ext uri="{28A0092B-C50C-407E-A947-70E740481C1C}">
                           <a14:useLocalDpi xmlns:a14="http://schemas.microsoft.com/office/drawing/2010/main" val="0"/>
@@ -3859,7 +3930,7 @@
                     </pic:cNvPicPr>
                   </pic:nvPicPr>
                   <pic:blipFill>
-                    <a:blip r:embed="rId25">
+                    <a:blip r:embed="rId26">
                       <a:extLst>
                         <a:ext uri="{28A0092B-C50C-407E-A947-70E740481C1C}">
                           <a14:useLocalDpi xmlns:a14="http://schemas.microsoft.com/office/drawing/2010/main" val="0"/>
@@ -3930,25 +4001,7 @@
           <w:kern w:val="0"/>
           <w:sz w:val="22"/>
         </w:rPr>
-        <w:t>加载模型需要消耗大量内存，期间会出现</w:t>
-      </w:r>
-      <w:proofErr w:type="gramStart"/>
-      <w:r>
-        <w:rPr>
-          <w:rFonts w:ascii="Tahoma" w:eastAsia="微软雅黑" w:hAnsi="Tahoma" w:hint="eastAsia"/>
-          <w:kern w:val="0"/>
-          <w:sz w:val="22"/>
-        </w:rPr>
-        <w:t>程序卡爆的</w:t>
-      </w:r>
-      <w:proofErr w:type="gramEnd"/>
-      <w:r>
-        <w:rPr>
-          <w:rFonts w:ascii="Tahoma" w:eastAsia="微软雅黑" w:hAnsi="Tahoma" w:hint="eastAsia"/>
-          <w:kern w:val="0"/>
-          <w:sz w:val="22"/>
-        </w:rPr>
-        <w:t>情况。</w:t>
+        <w:t>加载模型需要消耗大量内存，期间会出现程序卡爆的情况。</w:t>
       </w:r>
     </w:p>
     <w:p>
@@ -3985,7 +4038,7 @@
                     <pic:cNvPicPr/>
                   </pic:nvPicPr>
                   <pic:blipFill>
-                    <a:blip r:embed="rId26"/>
+                    <a:blip r:embed="rId27"/>
                     <a:stretch>
                       <a:fillRect/>
                     </a:stretch>
@@ -4028,25 +4081,7 @@
           <w:kern w:val="0"/>
           <w:sz w:val="22"/>
         </w:rPr>
-        <w:t>加载完成</w:t>
-      </w:r>
-      <w:proofErr w:type="gramStart"/>
-      <w:r>
-        <w:rPr>
-          <w:rFonts w:ascii="Tahoma" w:eastAsia="微软雅黑" w:hAnsi="Tahoma" w:hint="eastAsia"/>
-          <w:kern w:val="0"/>
-          <w:sz w:val="22"/>
-        </w:rPr>
-        <w:t>后如下</w:t>
-      </w:r>
-      <w:proofErr w:type="gramEnd"/>
-      <w:r>
-        <w:rPr>
-          <w:rFonts w:ascii="Tahoma" w:eastAsia="微软雅黑" w:hAnsi="Tahoma" w:hint="eastAsia"/>
-          <w:kern w:val="0"/>
-          <w:sz w:val="22"/>
-        </w:rPr>
-        <w:t>图。</w:t>
+        <w:t>加载完成后如下图。</w:t>
       </w:r>
     </w:p>
     <w:p>
@@ -4084,33 +4119,17 @@
         </w:rPr>
         <w:t>本地网址链接：</w:t>
       </w:r>
-      <w:r>
-        <w:fldChar w:fldCharType="begin"/>
-      </w:r>
-      <w:r>
-        <w:instrText>HYPERLINK "http://127.0.0.1:7860/"</w:instrText>
-      </w:r>
-      <w:r>
-        <w:fldChar w:fldCharType="separate"/>
-      </w:r>
-      <w:r>
-        <w:rPr>
-          <w:rStyle w:val="a4"/>
-          <w:rFonts w:ascii="Tahoma" w:eastAsia="微软雅黑" w:hAnsi="Tahoma"/>
-          <w:kern w:val="0"/>
-          <w:sz w:val="22"/>
-        </w:rPr>
-        <w:t>http://127.0.0.1:7860/</w:t>
-      </w:r>
-      <w:r>
-        <w:rPr>
-          <w:rStyle w:val="a4"/>
-          <w:rFonts w:ascii="Tahoma" w:eastAsia="微软雅黑" w:hAnsi="Tahoma"/>
-          <w:kern w:val="0"/>
-          <w:sz w:val="22"/>
-        </w:rPr>
-        <w:fldChar w:fldCharType="end"/>
-      </w:r>
+      <w:hyperlink r:id="rId28" w:history="1">
+        <w:r>
+          <w:rPr>
+            <w:rStyle w:val="a4"/>
+            <w:rFonts w:ascii="Tahoma" w:eastAsia="微软雅黑" w:hAnsi="Tahoma"/>
+            <w:kern w:val="0"/>
+            <w:sz w:val="22"/>
+          </w:rPr>
+          <w:t>http://127.0.0.1:7860/</w:t>
+        </w:r>
+      </w:hyperlink>
       <w:r>
         <w:rPr>
           <w:rFonts w:ascii="Tahoma" w:eastAsia="微软雅黑" w:hAnsi="Tahoma"/>
@@ -4148,7 +4167,7 @@
           <w:szCs w:val="24"/>
         </w:rPr>
         <w:drawing>
-          <wp:inline distT="0" distB="0" distL="0" distR="0" wp14:anchorId="671ED5AE" wp14:editId="241941E8">
+          <wp:inline distT="0" distB="0" distL="0" distR="0" wp14:anchorId="671ED5AE" wp14:editId="2592215D">
             <wp:extent cx="4817110" cy="2812204"/>
             <wp:effectExtent l="19050" t="19050" r="21590" b="26670"/>
             <wp:docPr id="17" name="图片 17"/>
@@ -4165,7 +4184,7 @@
                     </pic:cNvPicPr>
                   </pic:nvPicPr>
                   <pic:blipFill>
-                    <a:blip r:embed="rId27" cstate="print">
+                    <a:blip r:embed="rId29" cstate="print">
                       <a:extLst>
                         <a:ext uri="{28A0092B-C50C-407E-A947-70E740481C1C}">
                           <a14:useLocalDpi xmlns:a14="http://schemas.microsoft.com/office/drawing/2010/main" val="0"/>
@@ -4275,7 +4294,7 @@
                     </pic:cNvPicPr>
                   </pic:nvPicPr>
                   <pic:blipFill>
-                    <a:blip r:embed="rId28">
+                    <a:blip r:embed="rId30">
                       <a:extLst>
                         <a:ext uri="{28A0092B-C50C-407E-A947-70E740481C1C}">
                           <a14:useLocalDpi xmlns:a14="http://schemas.microsoft.com/office/drawing/2010/main" val="0"/>
@@ -4326,25 +4345,7 @@
           <w:kern w:val="0"/>
           <w:sz w:val="22"/>
         </w:rPr>
-        <w:t>这是因为浏览器不兼容最新的控制台页面而导致的，你可以尝试</w:t>
-      </w:r>
-      <w:proofErr w:type="gramStart"/>
-      <w:r>
-        <w:rPr>
-          <w:rFonts w:ascii="Tahoma" w:eastAsia="微软雅黑" w:hAnsi="Tahoma" w:hint="eastAsia"/>
-          <w:kern w:val="0"/>
-          <w:sz w:val="22"/>
-        </w:rPr>
-        <w:t>换其它</w:t>
-      </w:r>
-      <w:proofErr w:type="gramEnd"/>
-      <w:r>
-        <w:rPr>
-          <w:rFonts w:ascii="Tahoma" w:eastAsia="微软雅黑" w:hAnsi="Tahoma" w:hint="eastAsia"/>
-          <w:kern w:val="0"/>
-          <w:sz w:val="22"/>
-        </w:rPr>
-        <w:t>的最新版本的浏览器。比如</w:t>
+        <w:t>这是因为浏览器不兼容最新的控制台页面而导致的，你可以尝试换其它的最新版本的浏览器。比如</w:t>
       </w:r>
       <w:r>
         <w:rPr>
@@ -4377,7 +4378,7 @@
                     <pic:cNvPicPr/>
                   </pic:nvPicPr>
                   <pic:blipFill>
-                    <a:blip r:embed="rId29"/>
+                    <a:blip r:embed="rId31"/>
                     <a:stretch>
                       <a:fillRect/>
                     </a:stretch>
@@ -4443,7 +4444,7 @@
                     </pic:cNvPicPr>
                   </pic:nvPicPr>
                   <pic:blipFill>
-                    <a:blip r:embed="rId30">
+                    <a:blip r:embed="rId32">
                       <a:extLst>
                         <a:ext uri="{28A0092B-C50C-407E-A947-70E740481C1C}">
                           <a14:useLocalDpi xmlns:a14="http://schemas.microsoft.com/office/drawing/2010/main" val="0"/>
@@ -4657,7 +4658,7 @@
                     </pic:cNvPicPr>
                   </pic:nvPicPr>
                   <pic:blipFill>
-                    <a:blip r:embed="rId31">
+                    <a:blip r:embed="rId33">
                       <a:extLst>
                         <a:ext uri="{28A0092B-C50C-407E-A947-70E740481C1C}">
                           <a14:useLocalDpi xmlns:a14="http://schemas.microsoft.com/office/drawing/2010/main" val="0"/>
@@ -4798,7 +4799,7 @@
                     </pic:cNvPicPr>
                   </pic:nvPicPr>
                   <pic:blipFill>
-                    <a:blip r:embed="rId32">
+                    <a:blip r:embed="rId34">
                       <a:extLst>
                         <a:ext uri="{28A0092B-C50C-407E-A947-70E740481C1C}">
                           <a14:useLocalDpi xmlns:a14="http://schemas.microsoft.com/office/drawing/2010/main" val="0"/>
@@ -4866,25 +4867,7 @@
                 <w:kern w:val="0"/>
                 <w:sz w:val="22"/>
               </w:rPr>
-              <w:t>生成的图像大小与你的显</w:t>
-            </w:r>
-            <w:proofErr w:type="gramStart"/>
-            <w:r>
-              <w:rPr>
-                <w:rFonts w:ascii="Tahoma" w:eastAsia="微软雅黑" w:hAnsi="Tahoma" w:hint="eastAsia"/>
-                <w:kern w:val="0"/>
-                <w:sz w:val="22"/>
-              </w:rPr>
-              <w:t>卡能力</w:t>
-            </w:r>
-            <w:proofErr w:type="gramEnd"/>
-            <w:r>
-              <w:rPr>
-                <w:rFonts w:ascii="Tahoma" w:eastAsia="微软雅黑" w:hAnsi="Tahoma" w:hint="eastAsia"/>
-                <w:kern w:val="0"/>
-                <w:sz w:val="22"/>
-              </w:rPr>
-              <w:t>有关，</w:t>
+              <w:t>生成的图像大小与你的显卡能力有关，</w:t>
             </w:r>
             <w:r>
               <w:rPr>
@@ -5168,7 +5151,7 @@
               </w:rPr>
               <w:t xml:space="preserve"> </w:t>
             </w:r>
-            <w:hyperlink r:id="rId33" w:history="1">
+            <w:hyperlink r:id="rId35" w:history="1">
               <w:r>
                 <w:rPr>
                   <w:rStyle w:val="a4"/>
@@ -5449,18 +5432,14 @@
                 <w:sz w:val="22"/>
               </w:rPr>
             </w:pPr>
-            <w:proofErr w:type="spellStart"/>
-            <w:proofErr w:type="gramStart"/>
-            <w:r>
-              <w:rPr>
-                <w:rFonts w:ascii="Tahoma" w:eastAsia="微软雅黑" w:hAnsi="Tahoma"/>
-                <w:kern w:val="0"/>
-                <w:sz w:val="22"/>
-              </w:rPr>
-              <w:t>masterpiece,best</w:t>
-            </w:r>
-            <w:proofErr w:type="spellEnd"/>
-            <w:proofErr w:type="gramEnd"/>
+            <w:r>
+              <w:rPr>
+                <w:rFonts w:ascii="Tahoma" w:eastAsia="微软雅黑" w:hAnsi="Tahoma"/>
+                <w:kern w:val="0"/>
+                <w:sz w:val="22"/>
+              </w:rPr>
+              <w:t>masterpiece,best quality,item,black background,potion,bottle,</w:t>
+            </w:r>
             <w:r>
               <w:rPr>
                 <w:rFonts w:ascii="Tahoma" w:eastAsia="微软雅黑" w:hAnsi="Tahoma"/>
@@ -5469,67 +5448,13 @@
               </w:rPr>
               <w:t xml:space="preserve"> </w:t>
             </w:r>
-            <w:proofErr w:type="spellStart"/>
-            <w:r>
-              <w:rPr>
-                <w:rFonts w:ascii="Tahoma" w:eastAsia="微软雅黑" w:hAnsi="Tahoma"/>
-                <w:kern w:val="0"/>
-                <w:sz w:val="22"/>
-              </w:rPr>
-              <w:t>quality,item,black</w:t>
-            </w:r>
-            <w:proofErr w:type="spellEnd"/>
-            <w:r>
-              <w:rPr>
-                <w:rFonts w:ascii="Tahoma" w:eastAsia="微软雅黑" w:hAnsi="Tahoma"/>
-                <w:kern w:val="0"/>
-                <w:sz w:val="22"/>
-              </w:rPr>
-              <w:t xml:space="preserve"> </w:t>
-            </w:r>
-            <w:proofErr w:type="spellStart"/>
-            <w:r>
-              <w:rPr>
-                <w:rFonts w:ascii="Tahoma" w:eastAsia="微软雅黑" w:hAnsi="Tahoma"/>
-                <w:kern w:val="0"/>
-                <w:sz w:val="22"/>
-              </w:rPr>
-              <w:t>background,potion,bottle</w:t>
-            </w:r>
-            <w:proofErr w:type="spellEnd"/>
-            <w:r>
-              <w:rPr>
-                <w:rFonts w:ascii="Tahoma" w:eastAsia="微软雅黑" w:hAnsi="Tahoma"/>
-                <w:kern w:val="0"/>
-                <w:sz w:val="22"/>
-              </w:rPr>
-              <w:t>,</w:t>
-            </w:r>
-            <w:r>
-              <w:rPr>
-                <w:rFonts w:ascii="Tahoma" w:eastAsia="微软雅黑" w:hAnsi="Tahoma"/>
-                <w:kern w:val="0"/>
-                <w:sz w:val="22"/>
-              </w:rPr>
-              <w:t xml:space="preserve"> </w:t>
-            </w:r>
-            <w:proofErr w:type="spellStart"/>
-            <w:r>
-              <w:rPr>
-                <w:rFonts w:ascii="Tahoma" w:eastAsia="微软雅黑" w:hAnsi="Tahoma"/>
-                <w:kern w:val="0"/>
-                <w:sz w:val="22"/>
-              </w:rPr>
-              <w:t>beam,glass,water,ointment,stopper,half</w:t>
-            </w:r>
-            <w:proofErr w:type="spellEnd"/>
-            <w:r>
-              <w:rPr>
-                <w:rFonts w:ascii="Tahoma" w:eastAsia="微软雅黑" w:hAnsi="Tahoma"/>
-                <w:kern w:val="0"/>
-                <w:sz w:val="22"/>
-              </w:rPr>
-              <w:t>-full</w:t>
+            <w:r>
+              <w:rPr>
+                <w:rFonts w:ascii="Tahoma" w:eastAsia="微软雅黑" w:hAnsi="Tahoma"/>
+                <w:kern w:val="0"/>
+                <w:sz w:val="22"/>
+              </w:rPr>
+              <w:t>beam,glass,water,ointment,stopper,half-full</w:t>
             </w:r>
           </w:p>
           <w:p>
@@ -5600,51 +5525,13 @@
                 <w:sz w:val="22"/>
               </w:rPr>
             </w:pPr>
-            <w:proofErr w:type="spellStart"/>
-            <w:proofErr w:type="gramStart"/>
-            <w:r>
-              <w:rPr>
-                <w:rFonts w:ascii="Tahoma" w:eastAsia="微软雅黑" w:hAnsi="Tahoma"/>
-                <w:kern w:val="0"/>
-                <w:sz w:val="22"/>
-              </w:rPr>
-              <w:t>building,frame</w:t>
-            </w:r>
-            <w:proofErr w:type="gramEnd"/>
-            <w:r>
-              <w:rPr>
-                <w:rFonts w:ascii="Tahoma" w:eastAsia="微软雅黑" w:hAnsi="Tahoma"/>
-                <w:kern w:val="0"/>
-                <w:sz w:val="22"/>
-              </w:rPr>
-              <w:t>,table,ground,nsfw,girl</w:t>
-            </w:r>
-            <w:proofErr w:type="spellEnd"/>
-            <w:r>
-              <w:rPr>
-                <w:rFonts w:ascii="Tahoma" w:eastAsia="微软雅黑" w:hAnsi="Tahoma"/>
-                <w:kern w:val="0"/>
-                <w:sz w:val="22"/>
-              </w:rPr>
-              <w:t xml:space="preserve">, </w:t>
-            </w:r>
-            <w:proofErr w:type="spellStart"/>
-            <w:r>
-              <w:rPr>
-                <w:rFonts w:ascii="Tahoma" w:eastAsia="微软雅黑" w:hAnsi="Tahoma"/>
-                <w:kern w:val="0"/>
-                <w:sz w:val="22"/>
-              </w:rPr>
-              <w:t>lowres</w:t>
-            </w:r>
-            <w:proofErr w:type="spellEnd"/>
-            <w:r>
-              <w:rPr>
-                <w:rFonts w:ascii="Tahoma" w:eastAsia="微软雅黑" w:hAnsi="Tahoma"/>
-                <w:kern w:val="0"/>
-                <w:sz w:val="22"/>
-              </w:rPr>
-              <w:t>, bad anatomy, bad hands, text, error, missing fingers, extra digit, fewer digits, cropped, worst quality, low quality, normal quality, jpeg artifacts, signature, watermark, username, blurry</w:t>
+            <w:r>
+              <w:rPr>
+                <w:rFonts w:ascii="Tahoma" w:eastAsia="微软雅黑" w:hAnsi="Tahoma"/>
+                <w:kern w:val="0"/>
+                <w:sz w:val="22"/>
+              </w:rPr>
+              <w:t>building,frame,table,ground,nsfw,girl, lowres, bad anatomy, bad hands, text, error, missing fingers, extra digit, fewer digits, cropped, worst quality, low quality, normal quality, jpeg artifacts, signature, watermark, username, blurry</w:t>
             </w:r>
           </w:p>
           <w:p>
@@ -5929,1901 +5816,6 @@
                 <pic:pic xmlns:pic="http://schemas.openxmlformats.org/drawingml/2006/picture">
                   <pic:nvPicPr>
                     <pic:cNvPr id="0" name="Picture 1"/>
-                    <pic:cNvPicPr>
-                      <a:picLocks noChangeAspect="1" noChangeArrowheads="1"/>
-                    </pic:cNvPicPr>
-                  </pic:nvPicPr>
-                  <pic:blipFill>
-                    <a:blip r:embed="rId34">
-                      <a:extLst>
-                        <a:ext uri="{28A0092B-C50C-407E-A947-70E740481C1C}">
-                          <a14:useLocalDpi xmlns:a14="http://schemas.microsoft.com/office/drawing/2010/main" val="0"/>
-                        </a:ext>
-                      </a:extLst>
-                    </a:blip>
-                    <a:srcRect/>
-                    <a:stretch>
-                      <a:fillRect/>
-                    </a:stretch>
-                  </pic:blipFill>
-                  <pic:spPr bwMode="auto">
-                    <a:xfrm>
-                      <a:off x="0" y="0"/>
-                      <a:ext cx="5274310" cy="1758315"/>
-                    </a:xfrm>
-                    <a:prstGeom prst="rect">
-                      <a:avLst/>
-                    </a:prstGeom>
-                    <a:noFill/>
-                    <a:ln>
-                      <a:noFill/>
-                    </a:ln>
-                  </pic:spPr>
-                </pic:pic>
-              </a:graphicData>
-            </a:graphic>
-          </wp:inline>
-        </w:drawing>
-      </w:r>
-    </w:p>
-    <w:p>
-      <w:pPr>
-        <w:widowControl/>
-        <w:adjustRightInd w:val="0"/>
-        <w:snapToGrid w:val="0"/>
-        <w:jc w:val="left"/>
-        <w:rPr>
-          <w:rFonts w:ascii="Tahoma" w:eastAsia="微软雅黑" w:hAnsi="Tahoma"/>
-          <w:kern w:val="0"/>
-          <w:sz w:val="22"/>
-        </w:rPr>
-      </w:pPr>
-    </w:p>
-    <w:p>
-      <w:pPr>
-        <w:widowControl/>
-        <w:jc w:val="left"/>
-        <w:rPr>
-          <w:rFonts w:ascii="Tahoma" w:eastAsia="微软雅黑" w:hAnsi="Tahoma"/>
-          <w:kern w:val="0"/>
-          <w:sz w:val="22"/>
-        </w:rPr>
-      </w:pPr>
-      <w:r>
-        <w:rPr>
-          <w:rFonts w:ascii="Tahoma" w:eastAsia="微软雅黑" w:hAnsi="Tahoma"/>
-          <w:kern w:val="0"/>
-          <w:sz w:val="22"/>
-        </w:rPr>
-        <w:br w:type="page"/>
-      </w:r>
-    </w:p>
-    <w:p>
-      <w:pPr>
-        <w:pStyle w:val="3"/>
-        <w:spacing w:before="240" w:after="120" w:line="415" w:lineRule="auto"/>
-        <w:rPr>
-          <w:rFonts w:hint="eastAsia"/>
-          <w:sz w:val="28"/>
-        </w:rPr>
-      </w:pPr>
-      <w:r>
-        <w:rPr>
-          <w:rFonts w:hint="eastAsia"/>
-          <w:sz w:val="28"/>
-        </w:rPr>
-        <w:lastRenderedPageBreak/>
-        <w:t xml:space="preserve">物品生成 </w:t>
-      </w:r>
-      <w:r>
-        <w:rPr>
-          <w:sz w:val="28"/>
-        </w:rPr>
-        <w:t xml:space="preserve">- </w:t>
-      </w:r>
-      <w:r>
-        <w:rPr>
-          <w:rFonts w:hint="eastAsia"/>
-          <w:sz w:val="28"/>
-        </w:rPr>
-        <w:t>戒指</w:t>
-      </w:r>
-      <w:r>
-        <w:rPr>
-          <w:rFonts w:hint="eastAsia"/>
-          <w:sz w:val="28"/>
-        </w:rPr>
-        <w:t>类</w:t>
-      </w:r>
-    </w:p>
-    <w:tbl>
-      <w:tblPr>
-        <w:tblStyle w:val="af"/>
-        <w:tblW w:w="0" w:type="auto"/>
-        <w:tblBorders>
-          <w:top w:val="single" w:sz="4" w:space="0" w:color="A6A6A6" w:themeColor="background1" w:themeShade="A6"/>
-          <w:left w:val="none" w:sz="0" w:space="0" w:color="auto"/>
-          <w:bottom w:val="single" w:sz="4" w:space="0" w:color="A6A6A6" w:themeColor="background1" w:themeShade="A6"/>
-          <w:right w:val="none" w:sz="0" w:space="0" w:color="auto"/>
-          <w:insideH w:val="single" w:sz="4" w:space="0" w:color="A6A6A6" w:themeColor="background1" w:themeShade="A6"/>
-          <w:insideV w:val="none" w:sz="0" w:space="0" w:color="auto"/>
-        </w:tblBorders>
-        <w:tblLook w:val="04A0" w:firstRow="1" w:lastRow="0" w:firstColumn="1" w:lastColumn="0" w:noHBand="0" w:noVBand="1"/>
-      </w:tblPr>
-      <w:tblGrid>
-        <w:gridCol w:w="1526"/>
-        <w:gridCol w:w="6996"/>
-      </w:tblGrid>
-      <w:tr>
-        <w:tc>
-          <w:tcPr>
-            <w:tcW w:w="1526" w:type="dxa"/>
-            <w:tcBorders>
-              <w:bottom w:val="single" w:sz="4" w:space="0" w:color="A6A6A6" w:themeColor="background1" w:themeShade="A6"/>
-            </w:tcBorders>
-          </w:tcPr>
-          <w:p>
-            <w:pPr>
-              <w:widowControl/>
-              <w:adjustRightInd w:val="0"/>
-              <w:snapToGrid w:val="0"/>
-              <w:jc w:val="left"/>
-              <w:rPr>
-                <w:rFonts w:ascii="Tahoma" w:eastAsia="微软雅黑" w:hAnsi="Tahoma"/>
-                <w:kern w:val="0"/>
-                <w:sz w:val="22"/>
-              </w:rPr>
-            </w:pPr>
-            <w:r>
-              <w:rPr>
-                <w:rFonts w:ascii="Tahoma" w:eastAsia="微软雅黑" w:hAnsi="Tahoma" w:hint="eastAsia"/>
-                <w:kern w:val="0"/>
-                <w:sz w:val="22"/>
-              </w:rPr>
-              <w:t>参数</w:t>
-            </w:r>
-          </w:p>
-        </w:tc>
-        <w:tc>
-          <w:tcPr>
-            <w:tcW w:w="6996" w:type="dxa"/>
-            <w:tcBorders>
-              <w:bottom w:val="single" w:sz="4" w:space="0" w:color="A6A6A6" w:themeColor="background1" w:themeShade="A6"/>
-            </w:tcBorders>
-          </w:tcPr>
-          <w:p>
-            <w:pPr>
-              <w:widowControl/>
-              <w:adjustRightInd w:val="0"/>
-              <w:snapToGrid w:val="0"/>
-              <w:jc w:val="left"/>
-              <w:rPr>
-                <w:rFonts w:ascii="Tahoma" w:eastAsia="微软雅黑" w:hAnsi="Tahoma"/>
-                <w:kern w:val="0"/>
-                <w:sz w:val="22"/>
-              </w:rPr>
-            </w:pPr>
-            <w:r>
-              <w:rPr>
-                <w:rFonts w:ascii="Tahoma" w:eastAsia="微软雅黑" w:hAnsi="Tahoma" w:hint="eastAsia"/>
-                <w:kern w:val="0"/>
-                <w:sz w:val="22"/>
-              </w:rPr>
-              <w:t>method</w:t>
-            </w:r>
-            <w:r>
-              <w:rPr>
-                <w:rFonts w:ascii="Tahoma" w:eastAsia="微软雅黑" w:hAnsi="Tahoma" w:hint="eastAsia"/>
-                <w:kern w:val="0"/>
-                <w:sz w:val="22"/>
-              </w:rPr>
-              <w:t>：</w:t>
-            </w:r>
-            <w:r>
-              <w:rPr>
-                <w:rFonts w:ascii="Tahoma" w:eastAsia="微软雅黑" w:hAnsi="Tahoma" w:hint="eastAsia"/>
-                <w:kern w:val="0"/>
-                <w:sz w:val="22"/>
-              </w:rPr>
-              <w:t>Euler</w:t>
-            </w:r>
-            <w:r>
-              <w:rPr>
-                <w:rFonts w:ascii="Tahoma" w:eastAsia="微软雅黑" w:hAnsi="Tahoma"/>
-                <w:kern w:val="0"/>
-                <w:sz w:val="22"/>
-              </w:rPr>
-              <w:t xml:space="preserve"> </w:t>
-            </w:r>
-            <w:r>
-              <w:rPr>
-                <w:rFonts w:ascii="Tahoma" w:eastAsia="微软雅黑" w:hAnsi="Tahoma" w:hint="eastAsia"/>
-                <w:kern w:val="0"/>
-                <w:sz w:val="22"/>
-              </w:rPr>
-              <w:t>a</w:t>
-            </w:r>
-            <w:r>
-              <w:rPr>
-                <w:rFonts w:ascii="Tahoma" w:eastAsia="微软雅黑" w:hAnsi="Tahoma" w:hint="eastAsia"/>
-                <w:kern w:val="0"/>
-                <w:sz w:val="22"/>
-              </w:rPr>
-              <w:t>；</w:t>
-            </w:r>
-          </w:p>
-          <w:p>
-            <w:pPr>
-              <w:widowControl/>
-              <w:adjustRightInd w:val="0"/>
-              <w:snapToGrid w:val="0"/>
-              <w:jc w:val="left"/>
-              <w:rPr>
-                <w:rFonts w:ascii="Tahoma" w:eastAsia="微软雅黑" w:hAnsi="Tahoma"/>
-                <w:kern w:val="0"/>
-                <w:sz w:val="22"/>
-              </w:rPr>
-            </w:pPr>
-            <w:r>
-              <w:rPr>
-                <w:rFonts w:ascii="Tahoma" w:eastAsia="微软雅黑" w:hAnsi="Tahoma" w:hint="eastAsia"/>
-                <w:kern w:val="0"/>
-                <w:sz w:val="22"/>
-              </w:rPr>
-              <w:t>step</w:t>
-            </w:r>
-            <w:r>
-              <w:rPr>
-                <w:rFonts w:ascii="Tahoma" w:eastAsia="微软雅黑" w:hAnsi="Tahoma" w:hint="eastAsia"/>
-                <w:kern w:val="0"/>
-                <w:sz w:val="22"/>
-              </w:rPr>
-              <w:t>：</w:t>
-            </w:r>
-            <w:r>
-              <w:rPr>
-                <w:rFonts w:ascii="Tahoma" w:eastAsia="微软雅黑" w:hAnsi="Tahoma"/>
-                <w:kern w:val="0"/>
-                <w:sz w:val="22"/>
-              </w:rPr>
-              <w:t>25</w:t>
-            </w:r>
-            <w:r>
-              <w:rPr>
-                <w:rFonts w:ascii="Tahoma" w:eastAsia="微软雅黑" w:hAnsi="Tahoma" w:hint="eastAsia"/>
-                <w:kern w:val="0"/>
-                <w:sz w:val="22"/>
-              </w:rPr>
-              <w:t>；</w:t>
-            </w:r>
-          </w:p>
-        </w:tc>
-      </w:tr>
-      <w:tr>
-        <w:tc>
-          <w:tcPr>
-            <w:tcW w:w="1526" w:type="dxa"/>
-            <w:shd w:val="clear" w:color="auto" w:fill="ECF3FA"/>
-          </w:tcPr>
-          <w:p>
-            <w:pPr>
-              <w:widowControl/>
-              <w:adjustRightInd w:val="0"/>
-              <w:snapToGrid w:val="0"/>
-              <w:jc w:val="left"/>
-              <w:rPr>
-                <w:rFonts w:ascii="Tahoma" w:eastAsia="微软雅黑" w:hAnsi="Tahoma"/>
-                <w:kern w:val="0"/>
-                <w:sz w:val="22"/>
-              </w:rPr>
-            </w:pPr>
-            <w:r>
-              <w:rPr>
-                <w:rFonts w:ascii="Tahoma" w:eastAsia="微软雅黑" w:hAnsi="Tahoma" w:hint="eastAsia"/>
-                <w:kern w:val="0"/>
-                <w:sz w:val="22"/>
-              </w:rPr>
-              <w:t>正关键词</w:t>
-            </w:r>
-          </w:p>
-        </w:tc>
-        <w:tc>
-          <w:tcPr>
-            <w:tcW w:w="6996" w:type="dxa"/>
-            <w:shd w:val="clear" w:color="auto" w:fill="ECF3FA"/>
-          </w:tcPr>
-          <w:p>
-            <w:pPr>
-              <w:widowControl/>
-              <w:adjustRightInd w:val="0"/>
-              <w:snapToGrid w:val="0"/>
-              <w:jc w:val="left"/>
-              <w:rPr>
-                <w:rFonts w:ascii="Tahoma" w:eastAsia="微软雅黑" w:hAnsi="Tahoma"/>
-                <w:kern w:val="0"/>
-                <w:sz w:val="22"/>
-              </w:rPr>
-            </w:pPr>
-            <w:proofErr w:type="spellStart"/>
-            <w:proofErr w:type="gramStart"/>
-            <w:r>
-              <w:rPr>
-                <w:rFonts w:ascii="Tahoma" w:eastAsia="微软雅黑" w:hAnsi="Tahoma"/>
-                <w:kern w:val="0"/>
-                <w:sz w:val="22"/>
-              </w:rPr>
-              <w:t>masterpiece,best</w:t>
-            </w:r>
-            <w:proofErr w:type="spellEnd"/>
-            <w:proofErr w:type="gramEnd"/>
-            <w:r>
-              <w:rPr>
-                <w:rFonts w:ascii="Tahoma" w:eastAsia="微软雅黑" w:hAnsi="Tahoma"/>
-                <w:kern w:val="0"/>
-                <w:sz w:val="22"/>
-              </w:rPr>
-              <w:t xml:space="preserve"> </w:t>
-            </w:r>
-            <w:proofErr w:type="spellStart"/>
-            <w:r>
-              <w:rPr>
-                <w:rFonts w:ascii="Tahoma" w:eastAsia="微软雅黑" w:hAnsi="Tahoma"/>
-                <w:kern w:val="0"/>
-                <w:sz w:val="22"/>
-              </w:rPr>
-              <w:t>quality,item,black</w:t>
-            </w:r>
-            <w:proofErr w:type="spellEnd"/>
-            <w:r>
-              <w:rPr>
-                <w:rFonts w:ascii="Tahoma" w:eastAsia="微软雅黑" w:hAnsi="Tahoma"/>
-                <w:kern w:val="0"/>
-                <w:sz w:val="22"/>
-              </w:rPr>
-              <w:t xml:space="preserve"> background,(metal ring),circle,</w:t>
-            </w:r>
-            <w:r>
-              <w:rPr>
-                <w:rFonts w:ascii="Tahoma" w:eastAsia="微软雅黑" w:hAnsi="Tahoma"/>
-                <w:kern w:val="0"/>
-                <w:sz w:val="22"/>
-              </w:rPr>
-              <w:t xml:space="preserve"> </w:t>
-            </w:r>
-            <w:r>
-              <w:rPr>
-                <w:rFonts w:ascii="Tahoma" w:eastAsia="微软雅黑" w:hAnsi="Tahoma"/>
-                <w:kern w:val="0"/>
-                <w:sz w:val="22"/>
-              </w:rPr>
-              <w:t>(gloss),beam,1gemstone,fire</w:t>
-            </w:r>
-          </w:p>
-          <w:p>
-            <w:pPr>
-              <w:widowControl/>
-              <w:adjustRightInd w:val="0"/>
-              <w:snapToGrid w:val="0"/>
-              <w:jc w:val="left"/>
-              <w:rPr>
-                <w:rFonts w:ascii="Tahoma" w:eastAsia="微软雅黑" w:hAnsi="Tahoma"/>
-                <w:kern w:val="0"/>
-                <w:sz w:val="22"/>
-              </w:rPr>
-            </w:pPr>
-            <w:r>
-              <w:rPr>
-                <w:rFonts w:ascii="Tahoma" w:eastAsia="微软雅黑" w:hAnsi="Tahoma" w:hint="eastAsia"/>
-                <w:kern w:val="0"/>
-                <w:sz w:val="22"/>
-              </w:rPr>
-              <w:t>（物品、黑色背景、金属环、圆环、光泽、</w:t>
-            </w:r>
-            <w:r>
-              <w:rPr>
-                <w:rFonts w:ascii="Tahoma" w:eastAsia="微软雅黑" w:hAnsi="Tahoma" w:hint="eastAsia"/>
-                <w:kern w:val="0"/>
-                <w:sz w:val="22"/>
-              </w:rPr>
-              <w:t>1</w:t>
-            </w:r>
-            <w:r>
-              <w:rPr>
-                <w:rFonts w:ascii="Tahoma" w:eastAsia="微软雅黑" w:hAnsi="Tahoma" w:hint="eastAsia"/>
-                <w:kern w:val="0"/>
-                <w:sz w:val="22"/>
-              </w:rPr>
-              <w:t>宝石、火焰效果）</w:t>
-            </w:r>
-          </w:p>
-        </w:tc>
-      </w:tr>
-      <w:tr>
-        <w:tc>
-          <w:tcPr>
-            <w:tcW w:w="1526" w:type="dxa"/>
-            <w:shd w:val="clear" w:color="auto" w:fill="ECF3FA"/>
-          </w:tcPr>
-          <w:p>
-            <w:pPr>
-              <w:widowControl/>
-              <w:adjustRightInd w:val="0"/>
-              <w:snapToGrid w:val="0"/>
-              <w:jc w:val="left"/>
-              <w:rPr>
-                <w:rFonts w:ascii="Tahoma" w:eastAsia="微软雅黑" w:hAnsi="Tahoma"/>
-                <w:kern w:val="0"/>
-                <w:sz w:val="22"/>
-              </w:rPr>
-            </w:pPr>
-            <w:r>
-              <w:rPr>
-                <w:rFonts w:ascii="Tahoma" w:eastAsia="微软雅黑" w:hAnsi="Tahoma" w:hint="eastAsia"/>
-                <w:kern w:val="0"/>
-                <w:sz w:val="22"/>
-              </w:rPr>
-              <w:t>负关键词</w:t>
-            </w:r>
-          </w:p>
-        </w:tc>
-        <w:tc>
-          <w:tcPr>
-            <w:tcW w:w="6996" w:type="dxa"/>
-            <w:shd w:val="clear" w:color="auto" w:fill="ECF3FA"/>
-          </w:tcPr>
-          <w:p>
-            <w:pPr>
-              <w:widowControl/>
-              <w:adjustRightInd w:val="0"/>
-              <w:snapToGrid w:val="0"/>
-              <w:jc w:val="left"/>
-              <w:rPr>
-                <w:rFonts w:ascii="Tahoma" w:eastAsia="微软雅黑" w:hAnsi="Tahoma"/>
-                <w:kern w:val="0"/>
-                <w:sz w:val="22"/>
-              </w:rPr>
-            </w:pPr>
-            <w:proofErr w:type="spellStart"/>
-            <w:proofErr w:type="gramStart"/>
-            <w:r>
-              <w:rPr>
-                <w:rFonts w:ascii="Tahoma" w:eastAsia="微软雅黑" w:hAnsi="Tahoma"/>
-                <w:kern w:val="0"/>
-                <w:sz w:val="22"/>
-              </w:rPr>
-              <w:t>building,frame</w:t>
-            </w:r>
-            <w:proofErr w:type="gramEnd"/>
-            <w:r>
-              <w:rPr>
-                <w:rFonts w:ascii="Tahoma" w:eastAsia="微软雅黑" w:hAnsi="Tahoma"/>
-                <w:kern w:val="0"/>
-                <w:sz w:val="22"/>
-              </w:rPr>
-              <w:t>,table,ground,nsfw,girl</w:t>
-            </w:r>
-            <w:proofErr w:type="spellEnd"/>
-            <w:r>
-              <w:rPr>
-                <w:rFonts w:ascii="Tahoma" w:eastAsia="微软雅黑" w:hAnsi="Tahoma"/>
-                <w:kern w:val="0"/>
-                <w:sz w:val="22"/>
-              </w:rPr>
-              <w:t xml:space="preserve">, </w:t>
-            </w:r>
-            <w:proofErr w:type="spellStart"/>
-            <w:r>
-              <w:rPr>
-                <w:rFonts w:ascii="Tahoma" w:eastAsia="微软雅黑" w:hAnsi="Tahoma"/>
-                <w:kern w:val="0"/>
-                <w:sz w:val="22"/>
-              </w:rPr>
-              <w:t>lowres</w:t>
-            </w:r>
-            <w:proofErr w:type="spellEnd"/>
-            <w:r>
-              <w:rPr>
-                <w:rFonts w:ascii="Tahoma" w:eastAsia="微软雅黑" w:hAnsi="Tahoma"/>
-                <w:kern w:val="0"/>
-                <w:sz w:val="22"/>
-              </w:rPr>
-              <w:t>, bad anatomy, bad hands, text, error, missing fingers, extra digit, fewer digits, cropped, worst quality, low quality, normal quality, jpeg artifacts, signature, watermark, username, blurry</w:t>
-            </w:r>
-          </w:p>
-          <w:p>
-            <w:pPr>
-              <w:widowControl/>
-              <w:adjustRightInd w:val="0"/>
-              <w:snapToGrid w:val="0"/>
-              <w:jc w:val="left"/>
-              <w:rPr>
-                <w:rFonts w:ascii="Tahoma" w:eastAsia="微软雅黑" w:hAnsi="Tahoma"/>
-                <w:kern w:val="0"/>
-                <w:sz w:val="22"/>
-              </w:rPr>
-            </w:pPr>
-            <w:r>
-              <w:rPr>
-                <w:rFonts w:ascii="Tahoma" w:eastAsia="微软雅黑" w:hAnsi="Tahoma" w:hint="eastAsia"/>
-                <w:kern w:val="0"/>
-                <w:sz w:val="22"/>
-              </w:rPr>
-              <w:t>（主要屏蔽</w:t>
-            </w:r>
-            <w:r>
-              <w:rPr>
-                <w:rFonts w:ascii="Tahoma" w:eastAsia="微软雅黑" w:hAnsi="Tahoma" w:hint="eastAsia"/>
-                <w:kern w:val="0"/>
-                <w:sz w:val="22"/>
-              </w:rPr>
-              <w:t xml:space="preserve"> </w:t>
-            </w:r>
-            <w:r>
-              <w:rPr>
-                <w:rFonts w:ascii="Tahoma" w:eastAsia="微软雅黑" w:hAnsi="Tahoma" w:hint="eastAsia"/>
-                <w:kern w:val="0"/>
-                <w:sz w:val="22"/>
-              </w:rPr>
-              <w:t>建筑、框架、桌子、地面、女孩）</w:t>
-            </w:r>
-          </w:p>
-        </w:tc>
-      </w:tr>
-      <w:tr>
-        <w:tc>
-          <w:tcPr>
-            <w:tcW w:w="1526" w:type="dxa"/>
-            <w:shd w:val="clear" w:color="auto" w:fill="FFFFFF" w:themeFill="background1"/>
-          </w:tcPr>
-          <w:p>
-            <w:pPr>
-              <w:widowControl/>
-              <w:adjustRightInd w:val="0"/>
-              <w:snapToGrid w:val="0"/>
-              <w:jc w:val="left"/>
-              <w:rPr>
-                <w:rFonts w:ascii="Tahoma" w:eastAsia="微软雅黑" w:hAnsi="Tahoma"/>
-                <w:kern w:val="0"/>
-                <w:sz w:val="22"/>
-              </w:rPr>
-            </w:pPr>
-            <w:r>
-              <w:rPr>
-                <w:rFonts w:ascii="Tahoma" w:eastAsia="微软雅黑" w:hAnsi="Tahoma" w:hint="eastAsia"/>
-                <w:kern w:val="0"/>
-                <w:sz w:val="22"/>
-              </w:rPr>
-              <w:t>注意事项</w:t>
-            </w:r>
-          </w:p>
-        </w:tc>
-        <w:tc>
-          <w:tcPr>
-            <w:tcW w:w="6996" w:type="dxa"/>
-            <w:shd w:val="clear" w:color="auto" w:fill="FFFFFF" w:themeFill="background1"/>
-          </w:tcPr>
-          <w:p>
-            <w:pPr>
-              <w:widowControl/>
-              <w:adjustRightInd w:val="0"/>
-              <w:snapToGrid w:val="0"/>
-              <w:jc w:val="left"/>
-              <w:rPr>
-                <w:rFonts w:ascii="Tahoma" w:eastAsia="微软雅黑" w:hAnsi="Tahoma"/>
-                <w:kern w:val="0"/>
-                <w:sz w:val="22"/>
-              </w:rPr>
-            </w:pPr>
-            <w:r>
-              <w:rPr>
-                <w:rFonts w:ascii="Tahoma" w:eastAsia="微软雅黑" w:hAnsi="Tahoma" w:hint="eastAsia"/>
-                <w:kern w:val="0"/>
-                <w:sz w:val="22"/>
-              </w:rPr>
-              <w:t>1</w:t>
-            </w:r>
-            <w:r>
-              <w:rPr>
-                <w:rFonts w:ascii="Tahoma" w:eastAsia="微软雅黑" w:hAnsi="Tahoma"/>
-                <w:kern w:val="0"/>
-                <w:sz w:val="22"/>
-              </w:rPr>
-              <w:t>.</w:t>
-            </w:r>
-            <w:r>
-              <w:rPr>
-                <w:rFonts w:ascii="Tahoma" w:eastAsia="微软雅黑" w:hAnsi="Tahoma" w:hint="eastAsia"/>
-                <w:kern w:val="0"/>
-                <w:sz w:val="22"/>
-              </w:rPr>
-              <w:t xml:space="preserve"> </w:t>
-            </w:r>
-            <w:r>
-              <w:rPr>
-                <w:rFonts w:ascii="Tahoma" w:eastAsia="微软雅黑" w:hAnsi="Tahoma" w:hint="eastAsia"/>
-                <w:kern w:val="0"/>
-                <w:sz w:val="22"/>
-              </w:rPr>
-              <w:t>可以从百度搜索戒指图片，但注意要给图片手动画上黑色背景，画笔涂抹黑色也行，这样</w:t>
-            </w:r>
-            <w:r>
-              <w:rPr>
-                <w:rFonts w:ascii="Tahoma" w:eastAsia="微软雅黑" w:hAnsi="Tahoma"/>
-                <w:kern w:val="0"/>
-                <w:sz w:val="22"/>
-              </w:rPr>
-              <w:t>ai</w:t>
-            </w:r>
-            <w:r>
-              <w:rPr>
-                <w:rFonts w:ascii="Tahoma" w:eastAsia="微软雅黑" w:hAnsi="Tahoma"/>
-                <w:kern w:val="0"/>
-                <w:sz w:val="22"/>
-              </w:rPr>
-              <w:t>生成的效果会好些</w:t>
-            </w:r>
-            <w:r>
-              <w:rPr>
-                <w:rFonts w:ascii="Tahoma" w:eastAsia="微软雅黑" w:hAnsi="Tahoma" w:hint="eastAsia"/>
-                <w:kern w:val="0"/>
-                <w:sz w:val="22"/>
-              </w:rPr>
-              <w:t>。</w:t>
-            </w:r>
-          </w:p>
-          <w:p>
-            <w:pPr>
-              <w:widowControl/>
-              <w:adjustRightInd w:val="0"/>
-              <w:snapToGrid w:val="0"/>
-              <w:jc w:val="left"/>
-              <w:rPr>
-                <w:rFonts w:ascii="Tahoma" w:eastAsia="微软雅黑" w:hAnsi="Tahoma"/>
-                <w:kern w:val="0"/>
-                <w:sz w:val="22"/>
-              </w:rPr>
-            </w:pPr>
-            <w:r>
-              <w:rPr>
-                <w:rFonts w:ascii="Tahoma" w:eastAsia="微软雅黑" w:hAnsi="Tahoma"/>
-                <w:kern w:val="0"/>
-                <w:sz w:val="22"/>
-              </w:rPr>
-              <w:t>2</w:t>
-            </w:r>
-            <w:r>
-              <w:rPr>
-                <w:rFonts w:ascii="Tahoma" w:eastAsia="微软雅黑" w:hAnsi="Tahoma" w:hint="eastAsia"/>
-                <w:kern w:val="0"/>
-                <w:sz w:val="22"/>
-              </w:rPr>
-              <w:t>.</w:t>
-            </w:r>
-            <w:r>
-              <w:rPr>
-                <w:rFonts w:ascii="Tahoma" w:eastAsia="微软雅黑" w:hAnsi="Tahoma"/>
-                <w:kern w:val="0"/>
-                <w:sz w:val="22"/>
-              </w:rPr>
-              <w:t xml:space="preserve"> </w:t>
-            </w:r>
-            <w:r>
-              <w:rPr>
-                <w:rFonts w:ascii="Tahoma" w:eastAsia="微软雅黑" w:hAnsi="Tahoma" w:hint="eastAsia"/>
-                <w:kern w:val="0"/>
-                <w:sz w:val="22"/>
-              </w:rPr>
-              <w:t>可以把</w:t>
-            </w:r>
-            <w:r>
-              <w:rPr>
-                <w:rFonts w:ascii="Tahoma" w:eastAsia="微软雅黑" w:hAnsi="Tahoma"/>
-                <w:kern w:val="0"/>
-                <w:sz w:val="22"/>
-              </w:rPr>
-              <w:t xml:space="preserve"> metal ring </w:t>
-            </w:r>
-            <w:r>
-              <w:rPr>
-                <w:rFonts w:ascii="Tahoma" w:eastAsia="微软雅黑" w:hAnsi="Tahoma"/>
-                <w:kern w:val="0"/>
-                <w:sz w:val="22"/>
-              </w:rPr>
-              <w:t>改成：</w:t>
-            </w:r>
-            <w:r>
-              <w:rPr>
-                <w:rFonts w:ascii="Tahoma" w:eastAsia="微软雅黑" w:hAnsi="Tahoma"/>
-                <w:kern w:val="0"/>
-                <w:sz w:val="22"/>
-              </w:rPr>
-              <w:t xml:space="preserve">gold ring </w:t>
-            </w:r>
-            <w:r>
-              <w:rPr>
-                <w:rFonts w:ascii="Tahoma" w:eastAsia="微软雅黑" w:hAnsi="Tahoma"/>
-                <w:kern w:val="0"/>
-                <w:sz w:val="22"/>
-              </w:rPr>
-              <w:t>金戒，</w:t>
-            </w:r>
-            <w:r>
-              <w:rPr>
-                <w:rFonts w:ascii="Tahoma" w:eastAsia="微软雅黑" w:hAnsi="Tahoma"/>
-                <w:kern w:val="0"/>
-                <w:sz w:val="22"/>
-              </w:rPr>
-              <w:t xml:space="preserve">silver ring </w:t>
-            </w:r>
-            <w:r>
-              <w:rPr>
-                <w:rFonts w:ascii="Tahoma" w:eastAsia="微软雅黑" w:hAnsi="Tahoma"/>
-                <w:kern w:val="0"/>
-                <w:sz w:val="22"/>
-              </w:rPr>
-              <w:t>银戒</w:t>
-            </w:r>
-            <w:r>
-              <w:rPr>
-                <w:rFonts w:ascii="Tahoma" w:eastAsia="微软雅黑" w:hAnsi="Tahoma" w:hint="eastAsia"/>
-                <w:kern w:val="0"/>
-                <w:sz w:val="22"/>
-              </w:rPr>
-              <w:t>。</w:t>
-            </w:r>
-          </w:p>
-          <w:p>
-            <w:pPr>
-              <w:widowControl/>
-              <w:adjustRightInd w:val="0"/>
-              <w:snapToGrid w:val="0"/>
-              <w:jc w:val="left"/>
-              <w:rPr>
-                <w:rFonts w:ascii="Tahoma" w:eastAsia="微软雅黑" w:hAnsi="Tahoma"/>
-                <w:kern w:val="0"/>
-                <w:sz w:val="22"/>
-              </w:rPr>
-            </w:pPr>
-            <w:r>
-              <w:rPr>
-                <w:rFonts w:ascii="Tahoma" w:eastAsia="微软雅黑" w:hAnsi="Tahoma"/>
-                <w:kern w:val="0"/>
-                <w:sz w:val="22"/>
-              </w:rPr>
-              <w:t xml:space="preserve">3. </w:t>
-            </w:r>
-            <w:r>
-              <w:rPr>
-                <w:rFonts w:ascii="Tahoma" w:eastAsia="微软雅黑" w:hAnsi="Tahoma" w:hint="eastAsia"/>
-                <w:kern w:val="0"/>
-                <w:sz w:val="22"/>
-              </w:rPr>
-              <w:t>你可以将下面的图像截图，然后拿关键词在</w:t>
-            </w:r>
-            <w:r>
-              <w:rPr>
-                <w:rFonts w:ascii="Tahoma" w:eastAsia="微软雅黑" w:hAnsi="Tahoma" w:hint="eastAsia"/>
-                <w:kern w:val="0"/>
-                <w:sz w:val="22"/>
-              </w:rPr>
-              <w:t>img</w:t>
-            </w:r>
-            <w:r>
-              <w:rPr>
-                <w:rFonts w:ascii="Tahoma" w:eastAsia="微软雅黑" w:hAnsi="Tahoma"/>
-                <w:kern w:val="0"/>
-                <w:sz w:val="22"/>
-              </w:rPr>
-              <w:t>2</w:t>
-            </w:r>
-            <w:r>
-              <w:rPr>
-                <w:rFonts w:ascii="Tahoma" w:eastAsia="微软雅黑" w:hAnsi="Tahoma" w:hint="eastAsia"/>
-                <w:kern w:val="0"/>
-                <w:sz w:val="22"/>
-              </w:rPr>
-              <w:t>img</w:t>
-            </w:r>
-            <w:r>
-              <w:rPr>
-                <w:rFonts w:ascii="Tahoma" w:eastAsia="微软雅黑" w:hAnsi="Tahoma" w:hint="eastAsia"/>
-                <w:kern w:val="0"/>
-                <w:sz w:val="22"/>
-              </w:rPr>
-              <w:t>选项中生成。</w:t>
-            </w:r>
-          </w:p>
-        </w:tc>
-      </w:tr>
-      <w:tr>
-        <w:tc>
-          <w:tcPr>
-            <w:tcW w:w="1526" w:type="dxa"/>
-            <w:shd w:val="clear" w:color="auto" w:fill="FFFFFF" w:themeFill="background1"/>
-          </w:tcPr>
-          <w:p>
-            <w:pPr>
-              <w:widowControl/>
-              <w:adjustRightInd w:val="0"/>
-              <w:snapToGrid w:val="0"/>
-              <w:jc w:val="left"/>
-              <w:rPr>
-                <w:rFonts w:ascii="Tahoma" w:eastAsia="微软雅黑" w:hAnsi="Tahoma"/>
-                <w:kern w:val="0"/>
-                <w:sz w:val="22"/>
-              </w:rPr>
-            </w:pPr>
-            <w:r>
-              <w:rPr>
-                <w:rFonts w:ascii="Tahoma" w:eastAsia="微软雅黑" w:hAnsi="Tahoma" w:hint="eastAsia"/>
-                <w:kern w:val="0"/>
-                <w:sz w:val="22"/>
-              </w:rPr>
-              <w:t>成功率</w:t>
-            </w:r>
-          </w:p>
-        </w:tc>
-        <w:tc>
-          <w:tcPr>
-            <w:tcW w:w="6996" w:type="dxa"/>
-            <w:shd w:val="clear" w:color="auto" w:fill="FFFFFF" w:themeFill="background1"/>
-          </w:tcPr>
-          <w:p>
-            <w:pPr>
-              <w:widowControl/>
-              <w:adjustRightInd w:val="0"/>
-              <w:snapToGrid w:val="0"/>
-              <w:jc w:val="left"/>
-              <w:rPr>
-                <w:rFonts w:ascii="Tahoma" w:eastAsia="微软雅黑" w:hAnsi="Tahoma"/>
-                <w:kern w:val="0"/>
-                <w:sz w:val="22"/>
-              </w:rPr>
-            </w:pPr>
-            <w:r>
-              <w:rPr>
-                <w:rFonts w:ascii="Tahoma" w:eastAsia="微软雅黑" w:hAnsi="Tahoma" w:hint="eastAsia"/>
-                <w:kern w:val="0"/>
-                <w:sz w:val="22"/>
-              </w:rPr>
-              <w:t>6</w:t>
-            </w:r>
-            <w:r>
-              <w:rPr>
-                <w:rFonts w:ascii="Tahoma" w:eastAsia="微软雅黑" w:hAnsi="Tahoma"/>
-                <w:kern w:val="0"/>
-                <w:sz w:val="22"/>
-              </w:rPr>
-              <w:t>0%</w:t>
-            </w:r>
-            <w:r>
-              <w:rPr>
-                <w:rFonts w:ascii="Tahoma" w:eastAsia="微软雅黑" w:hAnsi="Tahoma" w:hint="eastAsia"/>
-                <w:kern w:val="0"/>
-                <w:sz w:val="22"/>
-              </w:rPr>
-              <w:t>左右</w:t>
-            </w:r>
-          </w:p>
-        </w:tc>
-      </w:tr>
-    </w:tbl>
-    <w:p>
-      <w:pPr>
-        <w:widowControl/>
-        <w:adjustRightInd w:val="0"/>
-        <w:snapToGrid w:val="0"/>
-        <w:jc w:val="left"/>
-        <w:rPr>
-          <w:rFonts w:ascii="Tahoma" w:eastAsia="微软雅黑" w:hAnsi="Tahoma"/>
-          <w:kern w:val="0"/>
-          <w:sz w:val="22"/>
-        </w:rPr>
-      </w:pPr>
-      <w:r>
-        <w:rPr>
-          <w:noProof/>
-        </w:rPr>
-        <w:drawing>
-          <wp:inline distT="0" distB="0" distL="0" distR="0" wp14:anchorId="03B0BC23" wp14:editId="2E2E41CA">
-            <wp:extent cx="5274310" cy="1758315"/>
-            <wp:effectExtent l="0" t="0" r="2540" b="0"/>
-            <wp:docPr id="5" name="图片 5"/>
-            <wp:cNvGraphicFramePr>
-              <a:graphicFrameLocks xmlns:a="http://schemas.openxmlformats.org/drawingml/2006/main" noChangeAspect="1"/>
-            </wp:cNvGraphicFramePr>
-            <a:graphic xmlns:a="http://schemas.openxmlformats.org/drawingml/2006/main">
-              <a:graphicData uri="http://schemas.openxmlformats.org/drawingml/2006/picture">
-                <pic:pic xmlns:pic="http://schemas.openxmlformats.org/drawingml/2006/picture">
-                  <pic:nvPicPr>
-                    <pic:cNvPr id="0" name="Picture 3"/>
-                    <pic:cNvPicPr>
-                      <a:picLocks noChangeAspect="1" noChangeArrowheads="1"/>
-                    </pic:cNvPicPr>
-                  </pic:nvPicPr>
-                  <pic:blipFill>
-                    <a:blip r:embed="rId35">
-                      <a:extLst>
-                        <a:ext uri="{28A0092B-C50C-407E-A947-70E740481C1C}">
-                          <a14:useLocalDpi xmlns:a14="http://schemas.microsoft.com/office/drawing/2010/main" val="0"/>
-                        </a:ext>
-                      </a:extLst>
-                    </a:blip>
-                    <a:srcRect/>
-                    <a:stretch>
-                      <a:fillRect/>
-                    </a:stretch>
-                  </pic:blipFill>
-                  <pic:spPr bwMode="auto">
-                    <a:xfrm>
-                      <a:off x="0" y="0"/>
-                      <a:ext cx="5274310" cy="1758315"/>
-                    </a:xfrm>
-                    <a:prstGeom prst="rect">
-                      <a:avLst/>
-                    </a:prstGeom>
-                    <a:noFill/>
-                    <a:ln>
-                      <a:noFill/>
-                    </a:ln>
-                  </pic:spPr>
-                </pic:pic>
-              </a:graphicData>
-            </a:graphic>
-          </wp:inline>
-        </w:drawing>
-      </w:r>
-    </w:p>
-    <w:p>
-      <w:pPr>
-        <w:widowControl/>
-        <w:adjustRightInd w:val="0"/>
-        <w:snapToGrid w:val="0"/>
-        <w:jc w:val="left"/>
-        <w:rPr>
-          <w:rFonts w:ascii="Tahoma" w:eastAsia="微软雅黑" w:hAnsi="Tahoma"/>
-          <w:kern w:val="0"/>
-          <w:sz w:val="22"/>
-        </w:rPr>
-      </w:pPr>
-    </w:p>
-    <w:p>
-      <w:pPr>
-        <w:widowControl/>
-        <w:jc w:val="left"/>
-        <w:rPr>
-          <w:rFonts w:ascii="Tahoma" w:eastAsia="微软雅黑" w:hAnsi="Tahoma"/>
-          <w:kern w:val="0"/>
-          <w:sz w:val="22"/>
-        </w:rPr>
-      </w:pPr>
-      <w:r>
-        <w:rPr>
-          <w:rFonts w:ascii="Tahoma" w:eastAsia="微软雅黑" w:hAnsi="Tahoma"/>
-          <w:kern w:val="0"/>
-          <w:sz w:val="22"/>
-        </w:rPr>
-        <w:br w:type="page"/>
-      </w:r>
-    </w:p>
-    <w:p>
-      <w:pPr>
-        <w:pStyle w:val="3"/>
-        <w:spacing w:before="240" w:after="120" w:line="415" w:lineRule="auto"/>
-        <w:rPr>
-          <w:rFonts w:hint="eastAsia"/>
-          <w:sz w:val="28"/>
-        </w:rPr>
-      </w:pPr>
-      <w:r>
-        <w:rPr>
-          <w:rFonts w:hint="eastAsia"/>
-          <w:sz w:val="28"/>
-        </w:rPr>
-        <w:lastRenderedPageBreak/>
-        <w:t>物品生成</w:t>
-      </w:r>
-      <w:r>
-        <w:rPr>
-          <w:sz w:val="28"/>
-        </w:rPr>
-        <w:t xml:space="preserve"> - </w:t>
-      </w:r>
-      <w:r>
-        <w:rPr>
-          <w:rFonts w:hint="eastAsia"/>
-          <w:sz w:val="28"/>
-        </w:rPr>
-        <w:t>书本类</w:t>
-      </w:r>
-    </w:p>
-    <w:tbl>
-      <w:tblPr>
-        <w:tblStyle w:val="af"/>
-        <w:tblW w:w="0" w:type="auto"/>
-        <w:tblBorders>
-          <w:top w:val="single" w:sz="4" w:space="0" w:color="A6A6A6" w:themeColor="background1" w:themeShade="A6"/>
-          <w:left w:val="none" w:sz="0" w:space="0" w:color="auto"/>
-          <w:bottom w:val="single" w:sz="4" w:space="0" w:color="A6A6A6" w:themeColor="background1" w:themeShade="A6"/>
-          <w:right w:val="none" w:sz="0" w:space="0" w:color="auto"/>
-          <w:insideH w:val="single" w:sz="4" w:space="0" w:color="A6A6A6" w:themeColor="background1" w:themeShade="A6"/>
-          <w:insideV w:val="none" w:sz="0" w:space="0" w:color="auto"/>
-        </w:tblBorders>
-        <w:tblLook w:val="04A0" w:firstRow="1" w:lastRow="0" w:firstColumn="1" w:lastColumn="0" w:noHBand="0" w:noVBand="1"/>
-      </w:tblPr>
-      <w:tblGrid>
-        <w:gridCol w:w="1526"/>
-        <w:gridCol w:w="6996"/>
-      </w:tblGrid>
-      <w:tr>
-        <w:tc>
-          <w:tcPr>
-            <w:tcW w:w="1526" w:type="dxa"/>
-            <w:tcBorders>
-              <w:bottom w:val="single" w:sz="4" w:space="0" w:color="A6A6A6" w:themeColor="background1" w:themeShade="A6"/>
-            </w:tcBorders>
-          </w:tcPr>
-          <w:p>
-            <w:pPr>
-              <w:widowControl/>
-              <w:adjustRightInd w:val="0"/>
-              <w:snapToGrid w:val="0"/>
-              <w:jc w:val="left"/>
-              <w:rPr>
-                <w:rFonts w:ascii="Tahoma" w:eastAsia="微软雅黑" w:hAnsi="Tahoma"/>
-                <w:kern w:val="0"/>
-                <w:sz w:val="22"/>
-              </w:rPr>
-            </w:pPr>
-            <w:r>
-              <w:rPr>
-                <w:rFonts w:ascii="Tahoma" w:eastAsia="微软雅黑" w:hAnsi="Tahoma" w:hint="eastAsia"/>
-                <w:kern w:val="0"/>
-                <w:sz w:val="22"/>
-              </w:rPr>
-              <w:t>参数</w:t>
-            </w:r>
-          </w:p>
-        </w:tc>
-        <w:tc>
-          <w:tcPr>
-            <w:tcW w:w="6996" w:type="dxa"/>
-            <w:tcBorders>
-              <w:bottom w:val="single" w:sz="4" w:space="0" w:color="A6A6A6" w:themeColor="background1" w:themeShade="A6"/>
-            </w:tcBorders>
-          </w:tcPr>
-          <w:p>
-            <w:pPr>
-              <w:widowControl/>
-              <w:adjustRightInd w:val="0"/>
-              <w:snapToGrid w:val="0"/>
-              <w:jc w:val="left"/>
-              <w:rPr>
-                <w:rFonts w:ascii="Tahoma" w:eastAsia="微软雅黑" w:hAnsi="Tahoma"/>
-                <w:kern w:val="0"/>
-                <w:sz w:val="22"/>
-              </w:rPr>
-            </w:pPr>
-            <w:r>
-              <w:rPr>
-                <w:rFonts w:ascii="Tahoma" w:eastAsia="微软雅黑" w:hAnsi="Tahoma" w:hint="eastAsia"/>
-                <w:kern w:val="0"/>
-                <w:sz w:val="22"/>
-              </w:rPr>
-              <w:t>method</w:t>
-            </w:r>
-            <w:r>
-              <w:rPr>
-                <w:rFonts w:ascii="Tahoma" w:eastAsia="微软雅黑" w:hAnsi="Tahoma" w:hint="eastAsia"/>
-                <w:kern w:val="0"/>
-                <w:sz w:val="22"/>
-              </w:rPr>
-              <w:t>：</w:t>
-            </w:r>
-            <w:r>
-              <w:rPr>
-                <w:rFonts w:ascii="Tahoma" w:eastAsia="微软雅黑" w:hAnsi="Tahoma" w:hint="eastAsia"/>
-                <w:kern w:val="0"/>
-                <w:sz w:val="22"/>
-              </w:rPr>
-              <w:t>Euler</w:t>
-            </w:r>
-            <w:r>
-              <w:rPr>
-                <w:rFonts w:ascii="Tahoma" w:eastAsia="微软雅黑" w:hAnsi="Tahoma"/>
-                <w:kern w:val="0"/>
-                <w:sz w:val="22"/>
-              </w:rPr>
-              <w:t xml:space="preserve"> </w:t>
-            </w:r>
-            <w:r>
-              <w:rPr>
-                <w:rFonts w:ascii="Tahoma" w:eastAsia="微软雅黑" w:hAnsi="Tahoma" w:hint="eastAsia"/>
-                <w:kern w:val="0"/>
-                <w:sz w:val="22"/>
-              </w:rPr>
-              <w:t>a</w:t>
-            </w:r>
-            <w:r>
-              <w:rPr>
-                <w:rFonts w:ascii="Tahoma" w:eastAsia="微软雅黑" w:hAnsi="Tahoma" w:hint="eastAsia"/>
-                <w:kern w:val="0"/>
-                <w:sz w:val="22"/>
-              </w:rPr>
-              <w:t>；</w:t>
-            </w:r>
-          </w:p>
-          <w:p>
-            <w:pPr>
-              <w:widowControl/>
-              <w:adjustRightInd w:val="0"/>
-              <w:snapToGrid w:val="0"/>
-              <w:jc w:val="left"/>
-              <w:rPr>
-                <w:rFonts w:ascii="Tahoma" w:eastAsia="微软雅黑" w:hAnsi="Tahoma"/>
-                <w:kern w:val="0"/>
-                <w:sz w:val="22"/>
-              </w:rPr>
-            </w:pPr>
-            <w:r>
-              <w:rPr>
-                <w:rFonts w:ascii="Tahoma" w:eastAsia="微软雅黑" w:hAnsi="Tahoma" w:hint="eastAsia"/>
-                <w:kern w:val="0"/>
-                <w:sz w:val="22"/>
-              </w:rPr>
-              <w:t>step</w:t>
-            </w:r>
-            <w:r>
-              <w:rPr>
-                <w:rFonts w:ascii="Tahoma" w:eastAsia="微软雅黑" w:hAnsi="Tahoma" w:hint="eastAsia"/>
-                <w:kern w:val="0"/>
-                <w:sz w:val="22"/>
-              </w:rPr>
-              <w:t>：</w:t>
-            </w:r>
-            <w:r>
-              <w:rPr>
-                <w:rFonts w:ascii="Tahoma" w:eastAsia="微软雅黑" w:hAnsi="Tahoma" w:hint="eastAsia"/>
-                <w:kern w:val="0"/>
-                <w:sz w:val="22"/>
-              </w:rPr>
-              <w:t>3</w:t>
-            </w:r>
-            <w:r>
-              <w:rPr>
-                <w:rFonts w:ascii="Tahoma" w:eastAsia="微软雅黑" w:hAnsi="Tahoma"/>
-                <w:kern w:val="0"/>
-                <w:sz w:val="22"/>
-              </w:rPr>
-              <w:t>0</w:t>
-            </w:r>
-            <w:r>
-              <w:rPr>
-                <w:rFonts w:ascii="Tahoma" w:eastAsia="微软雅黑" w:hAnsi="Tahoma" w:hint="eastAsia"/>
-                <w:kern w:val="0"/>
-                <w:sz w:val="22"/>
-              </w:rPr>
-              <w:t>；</w:t>
-            </w:r>
-          </w:p>
-        </w:tc>
-      </w:tr>
-      <w:tr>
-        <w:tc>
-          <w:tcPr>
-            <w:tcW w:w="1526" w:type="dxa"/>
-            <w:shd w:val="clear" w:color="auto" w:fill="ECF3FA"/>
-          </w:tcPr>
-          <w:p>
-            <w:pPr>
-              <w:widowControl/>
-              <w:adjustRightInd w:val="0"/>
-              <w:snapToGrid w:val="0"/>
-              <w:jc w:val="left"/>
-              <w:rPr>
-                <w:rFonts w:ascii="Tahoma" w:eastAsia="微软雅黑" w:hAnsi="Tahoma"/>
-                <w:kern w:val="0"/>
-                <w:sz w:val="22"/>
-              </w:rPr>
-            </w:pPr>
-            <w:r>
-              <w:rPr>
-                <w:rFonts w:ascii="Tahoma" w:eastAsia="微软雅黑" w:hAnsi="Tahoma" w:hint="eastAsia"/>
-                <w:kern w:val="0"/>
-                <w:sz w:val="22"/>
-              </w:rPr>
-              <w:t>正关键词</w:t>
-            </w:r>
-          </w:p>
-        </w:tc>
-        <w:tc>
-          <w:tcPr>
-            <w:tcW w:w="6996" w:type="dxa"/>
-            <w:shd w:val="clear" w:color="auto" w:fill="ECF3FA"/>
-          </w:tcPr>
-          <w:p>
-            <w:pPr>
-              <w:widowControl/>
-              <w:adjustRightInd w:val="0"/>
-              <w:snapToGrid w:val="0"/>
-              <w:jc w:val="left"/>
-              <w:rPr>
-                <w:rFonts w:ascii="Tahoma" w:eastAsia="微软雅黑" w:hAnsi="Tahoma"/>
-                <w:kern w:val="0"/>
-                <w:sz w:val="22"/>
-              </w:rPr>
-            </w:pPr>
-            <w:proofErr w:type="spellStart"/>
-            <w:proofErr w:type="gramStart"/>
-            <w:r>
-              <w:rPr>
-                <w:rFonts w:ascii="Tahoma" w:eastAsia="微软雅黑" w:hAnsi="Tahoma"/>
-                <w:kern w:val="0"/>
-                <w:sz w:val="22"/>
-              </w:rPr>
-              <w:t>masterpiece,best</w:t>
-            </w:r>
-            <w:proofErr w:type="spellEnd"/>
-            <w:proofErr w:type="gramEnd"/>
-            <w:r>
-              <w:rPr>
-                <w:rFonts w:ascii="Tahoma" w:eastAsia="微软雅黑" w:hAnsi="Tahoma"/>
-                <w:kern w:val="0"/>
-                <w:sz w:val="22"/>
-              </w:rPr>
-              <w:t xml:space="preserve"> </w:t>
-            </w:r>
-            <w:proofErr w:type="spellStart"/>
-            <w:r>
-              <w:rPr>
-                <w:rFonts w:ascii="Tahoma" w:eastAsia="微软雅黑" w:hAnsi="Tahoma"/>
-                <w:kern w:val="0"/>
-                <w:sz w:val="22"/>
-              </w:rPr>
-              <w:t>quality,item</w:t>
-            </w:r>
-            <w:proofErr w:type="spellEnd"/>
-            <w:r>
-              <w:rPr>
-                <w:rFonts w:ascii="Tahoma" w:eastAsia="微软雅黑" w:hAnsi="Tahoma"/>
-                <w:kern w:val="0"/>
-                <w:sz w:val="22"/>
-              </w:rPr>
-              <w:t>,</w:t>
-            </w:r>
-            <w:r>
-              <w:rPr>
-                <w:rFonts w:ascii="Tahoma" w:eastAsia="微软雅黑" w:hAnsi="Tahoma"/>
-                <w:kern w:val="0"/>
-                <w:sz w:val="22"/>
-              </w:rPr>
-              <w:t xml:space="preserve"> black background</w:t>
-            </w:r>
-            <w:r>
-              <w:rPr>
-                <w:rFonts w:ascii="Tahoma" w:eastAsia="微软雅黑" w:hAnsi="Tahoma" w:hint="eastAsia"/>
-                <w:kern w:val="0"/>
-                <w:sz w:val="22"/>
-              </w:rPr>
-              <w:t>,</w:t>
-            </w:r>
-            <w:r>
-              <w:rPr>
-                <w:rFonts w:ascii="Tahoma" w:eastAsia="微软雅黑" w:hAnsi="Tahoma"/>
-                <w:kern w:val="0"/>
-                <w:sz w:val="22"/>
-              </w:rPr>
-              <w:t>(1book),</w:t>
-            </w:r>
-            <w:proofErr w:type="spellStart"/>
-            <w:r>
-              <w:rPr>
-                <w:rFonts w:ascii="Tahoma" w:eastAsia="微软雅黑" w:hAnsi="Tahoma"/>
-                <w:kern w:val="0"/>
-                <w:sz w:val="22"/>
-              </w:rPr>
-              <w:t>close,magic</w:t>
-            </w:r>
-            <w:proofErr w:type="spellEnd"/>
-          </w:p>
-          <w:p>
-            <w:pPr>
-              <w:widowControl/>
-              <w:adjustRightInd w:val="0"/>
-              <w:snapToGrid w:val="0"/>
-              <w:jc w:val="left"/>
-              <w:rPr>
-                <w:rFonts w:ascii="Tahoma" w:eastAsia="微软雅黑" w:hAnsi="Tahoma"/>
-                <w:kern w:val="0"/>
-                <w:sz w:val="22"/>
-              </w:rPr>
-            </w:pPr>
-            <w:r>
-              <w:rPr>
-                <w:rFonts w:ascii="Tahoma" w:eastAsia="微软雅黑" w:hAnsi="Tahoma" w:hint="eastAsia"/>
-                <w:kern w:val="0"/>
-                <w:sz w:val="22"/>
-              </w:rPr>
-              <w:t>（物品、黑色背景、</w:t>
-            </w:r>
-            <w:r>
-              <w:rPr>
-                <w:rFonts w:ascii="Tahoma" w:eastAsia="微软雅黑" w:hAnsi="Tahoma" w:hint="eastAsia"/>
-                <w:kern w:val="0"/>
-                <w:sz w:val="22"/>
-              </w:rPr>
-              <w:t>1</w:t>
-            </w:r>
-            <w:r>
-              <w:rPr>
-                <w:rFonts w:ascii="Tahoma" w:eastAsia="微软雅黑" w:hAnsi="Tahoma" w:hint="eastAsia"/>
-                <w:kern w:val="0"/>
-                <w:sz w:val="22"/>
-              </w:rPr>
-              <w:t>本书、关着的、魔法）</w:t>
-            </w:r>
-          </w:p>
-        </w:tc>
-      </w:tr>
-      <w:tr>
-        <w:tc>
-          <w:tcPr>
-            <w:tcW w:w="1526" w:type="dxa"/>
-            <w:shd w:val="clear" w:color="auto" w:fill="ECF3FA"/>
-          </w:tcPr>
-          <w:p>
-            <w:pPr>
-              <w:widowControl/>
-              <w:adjustRightInd w:val="0"/>
-              <w:snapToGrid w:val="0"/>
-              <w:jc w:val="left"/>
-              <w:rPr>
-                <w:rFonts w:ascii="Tahoma" w:eastAsia="微软雅黑" w:hAnsi="Tahoma"/>
-                <w:kern w:val="0"/>
-                <w:sz w:val="22"/>
-              </w:rPr>
-            </w:pPr>
-            <w:r>
-              <w:rPr>
-                <w:rFonts w:ascii="Tahoma" w:eastAsia="微软雅黑" w:hAnsi="Tahoma" w:hint="eastAsia"/>
-                <w:kern w:val="0"/>
-                <w:sz w:val="22"/>
-              </w:rPr>
-              <w:t>负关键词</w:t>
-            </w:r>
-          </w:p>
-        </w:tc>
-        <w:tc>
-          <w:tcPr>
-            <w:tcW w:w="6996" w:type="dxa"/>
-            <w:shd w:val="clear" w:color="auto" w:fill="ECF3FA"/>
-          </w:tcPr>
-          <w:p>
-            <w:pPr>
-              <w:widowControl/>
-              <w:adjustRightInd w:val="0"/>
-              <w:snapToGrid w:val="0"/>
-              <w:jc w:val="left"/>
-              <w:rPr>
-                <w:rFonts w:ascii="Tahoma" w:eastAsia="微软雅黑" w:hAnsi="Tahoma"/>
-                <w:kern w:val="0"/>
-                <w:sz w:val="22"/>
-              </w:rPr>
-            </w:pPr>
-            <w:proofErr w:type="spellStart"/>
-            <w:proofErr w:type="gramStart"/>
-            <w:r>
-              <w:rPr>
-                <w:rFonts w:ascii="Tahoma" w:eastAsia="微软雅黑" w:hAnsi="Tahoma"/>
-                <w:kern w:val="0"/>
-                <w:sz w:val="22"/>
-              </w:rPr>
-              <w:t>hand,effect</w:t>
-            </w:r>
-            <w:proofErr w:type="gramEnd"/>
-            <w:r>
-              <w:rPr>
-                <w:rFonts w:ascii="Tahoma" w:eastAsia="微软雅黑" w:hAnsi="Tahoma"/>
-                <w:kern w:val="0"/>
-                <w:sz w:val="22"/>
-              </w:rPr>
-              <w:t>,building,frame,table,ground,nsfw,girl</w:t>
-            </w:r>
-            <w:proofErr w:type="spellEnd"/>
-            <w:r>
-              <w:rPr>
-                <w:rFonts w:ascii="Tahoma" w:eastAsia="微软雅黑" w:hAnsi="Tahoma"/>
-                <w:kern w:val="0"/>
-                <w:sz w:val="22"/>
-              </w:rPr>
-              <w:t xml:space="preserve">, </w:t>
-            </w:r>
-            <w:proofErr w:type="spellStart"/>
-            <w:r>
-              <w:rPr>
-                <w:rFonts w:ascii="Tahoma" w:eastAsia="微软雅黑" w:hAnsi="Tahoma"/>
-                <w:kern w:val="0"/>
-                <w:sz w:val="22"/>
-              </w:rPr>
-              <w:t>lowres</w:t>
-            </w:r>
-            <w:proofErr w:type="spellEnd"/>
-            <w:r>
-              <w:rPr>
-                <w:rFonts w:ascii="Tahoma" w:eastAsia="微软雅黑" w:hAnsi="Tahoma"/>
-                <w:kern w:val="0"/>
-                <w:sz w:val="22"/>
-              </w:rPr>
-              <w:t>, bad anatomy, bad hands, text, error, missing fingers, extra digit, fewer digits, cropped, worst quality, low quality, normal quality, jpeg artifacts, signature, watermark, username, blurry</w:t>
-            </w:r>
-          </w:p>
-          <w:p>
-            <w:pPr>
-              <w:widowControl/>
-              <w:adjustRightInd w:val="0"/>
-              <w:snapToGrid w:val="0"/>
-              <w:jc w:val="left"/>
-              <w:rPr>
-                <w:rFonts w:ascii="Tahoma" w:eastAsia="微软雅黑" w:hAnsi="Tahoma"/>
-                <w:kern w:val="0"/>
-                <w:sz w:val="22"/>
-              </w:rPr>
-            </w:pPr>
-            <w:r>
-              <w:rPr>
-                <w:rFonts w:ascii="Tahoma" w:eastAsia="微软雅黑" w:hAnsi="Tahoma" w:hint="eastAsia"/>
-                <w:kern w:val="0"/>
-                <w:sz w:val="22"/>
-              </w:rPr>
-              <w:t>（主要屏蔽</w:t>
-            </w:r>
-            <w:r>
-              <w:rPr>
-                <w:rFonts w:ascii="Tahoma" w:eastAsia="微软雅黑" w:hAnsi="Tahoma" w:hint="eastAsia"/>
-                <w:kern w:val="0"/>
-                <w:sz w:val="22"/>
-              </w:rPr>
-              <w:t xml:space="preserve"> </w:t>
-            </w:r>
-            <w:r>
-              <w:rPr>
-                <w:rFonts w:ascii="Tahoma" w:eastAsia="微软雅黑" w:hAnsi="Tahoma" w:hint="eastAsia"/>
-                <w:kern w:val="0"/>
-                <w:sz w:val="22"/>
-              </w:rPr>
-              <w:t>手、特效、建筑、框架、桌子、地面、女孩）</w:t>
-            </w:r>
-          </w:p>
-        </w:tc>
-      </w:tr>
-      <w:tr>
-        <w:tc>
-          <w:tcPr>
-            <w:tcW w:w="1526" w:type="dxa"/>
-            <w:shd w:val="clear" w:color="auto" w:fill="FFFFFF" w:themeFill="background1"/>
-          </w:tcPr>
-          <w:p>
-            <w:pPr>
-              <w:widowControl/>
-              <w:adjustRightInd w:val="0"/>
-              <w:snapToGrid w:val="0"/>
-              <w:jc w:val="left"/>
-              <w:rPr>
-                <w:rFonts w:ascii="Tahoma" w:eastAsia="微软雅黑" w:hAnsi="Tahoma"/>
-                <w:kern w:val="0"/>
-                <w:sz w:val="22"/>
-              </w:rPr>
-            </w:pPr>
-            <w:r>
-              <w:rPr>
-                <w:rFonts w:ascii="Tahoma" w:eastAsia="微软雅黑" w:hAnsi="Tahoma" w:hint="eastAsia"/>
-                <w:kern w:val="0"/>
-                <w:sz w:val="22"/>
-              </w:rPr>
-              <w:t>注意事项</w:t>
-            </w:r>
-          </w:p>
-        </w:tc>
-        <w:tc>
-          <w:tcPr>
-            <w:tcW w:w="6996" w:type="dxa"/>
-            <w:shd w:val="clear" w:color="auto" w:fill="FFFFFF" w:themeFill="background1"/>
-          </w:tcPr>
-          <w:p>
-            <w:pPr>
-              <w:widowControl/>
-              <w:adjustRightInd w:val="0"/>
-              <w:snapToGrid w:val="0"/>
-              <w:jc w:val="left"/>
-              <w:rPr>
-                <w:rFonts w:ascii="Tahoma" w:eastAsia="微软雅黑" w:hAnsi="Tahoma"/>
-                <w:kern w:val="0"/>
-                <w:sz w:val="22"/>
-              </w:rPr>
-            </w:pPr>
-            <w:r>
-              <w:rPr>
-                <w:rFonts w:ascii="Tahoma" w:eastAsia="微软雅黑" w:hAnsi="Tahoma" w:hint="eastAsia"/>
-                <w:kern w:val="0"/>
-                <w:sz w:val="22"/>
-              </w:rPr>
-              <w:t>1</w:t>
-            </w:r>
-            <w:r>
-              <w:rPr>
-                <w:rFonts w:ascii="Tahoma" w:eastAsia="微软雅黑" w:hAnsi="Tahoma"/>
-                <w:kern w:val="0"/>
-                <w:sz w:val="22"/>
-              </w:rPr>
-              <w:t>.</w:t>
-            </w:r>
-            <w:r>
-              <w:rPr>
-                <w:rFonts w:ascii="Tahoma" w:eastAsia="微软雅黑" w:hAnsi="Tahoma" w:hint="eastAsia"/>
-                <w:kern w:val="0"/>
-                <w:sz w:val="22"/>
-              </w:rPr>
-              <w:t xml:space="preserve"> </w:t>
-            </w:r>
-            <w:r>
-              <w:rPr>
-                <w:rFonts w:ascii="Tahoma" w:eastAsia="微软雅黑" w:hAnsi="Tahoma" w:hint="eastAsia"/>
-                <w:kern w:val="0"/>
-                <w:sz w:val="22"/>
-              </w:rPr>
-              <w:t>可以从百度搜索</w:t>
-            </w:r>
-            <w:r>
-              <w:rPr>
-                <w:rFonts w:ascii="Tahoma" w:eastAsia="微软雅黑" w:hAnsi="Tahoma" w:hint="eastAsia"/>
-                <w:kern w:val="0"/>
-                <w:sz w:val="22"/>
-              </w:rPr>
-              <w:t xml:space="preserve"> </w:t>
-            </w:r>
-            <w:r>
-              <w:rPr>
-                <w:rFonts w:ascii="Tahoma" w:eastAsia="微软雅黑" w:hAnsi="Tahoma" w:hint="eastAsia"/>
-                <w:kern w:val="0"/>
-                <w:sz w:val="22"/>
-              </w:rPr>
-              <w:t>书本</w:t>
-            </w:r>
-            <w:r>
-              <w:rPr>
-                <w:rFonts w:ascii="Tahoma" w:eastAsia="微软雅黑" w:hAnsi="Tahoma" w:hint="eastAsia"/>
-                <w:kern w:val="0"/>
-                <w:sz w:val="22"/>
-              </w:rPr>
-              <w:t xml:space="preserve"> </w:t>
-            </w:r>
-            <w:r>
-              <w:rPr>
-                <w:rFonts w:ascii="Tahoma" w:eastAsia="微软雅黑" w:hAnsi="Tahoma" w:hint="eastAsia"/>
-                <w:kern w:val="0"/>
-                <w:sz w:val="22"/>
-              </w:rPr>
-              <w:t>图片，但注意要给图片手动画上黑色背景，画笔涂抹黑色也行，这样</w:t>
-            </w:r>
-            <w:r>
-              <w:rPr>
-                <w:rFonts w:ascii="Tahoma" w:eastAsia="微软雅黑" w:hAnsi="Tahoma"/>
-                <w:kern w:val="0"/>
-                <w:sz w:val="22"/>
-              </w:rPr>
-              <w:t>ai</w:t>
-            </w:r>
-            <w:r>
-              <w:rPr>
-                <w:rFonts w:ascii="Tahoma" w:eastAsia="微软雅黑" w:hAnsi="Tahoma"/>
-                <w:kern w:val="0"/>
-                <w:sz w:val="22"/>
-              </w:rPr>
-              <w:t>生成的效果会好些</w:t>
-            </w:r>
-            <w:r>
-              <w:rPr>
-                <w:rFonts w:ascii="Tahoma" w:eastAsia="微软雅黑" w:hAnsi="Tahoma" w:hint="eastAsia"/>
-                <w:kern w:val="0"/>
-                <w:sz w:val="22"/>
-              </w:rPr>
-              <w:t>。</w:t>
-            </w:r>
-          </w:p>
-          <w:p>
-            <w:pPr>
-              <w:widowControl/>
-              <w:adjustRightInd w:val="0"/>
-              <w:snapToGrid w:val="0"/>
-              <w:jc w:val="left"/>
-              <w:rPr>
-                <w:rFonts w:ascii="Tahoma" w:eastAsia="微软雅黑" w:hAnsi="Tahoma"/>
-                <w:kern w:val="0"/>
-                <w:sz w:val="22"/>
-              </w:rPr>
-            </w:pPr>
-            <w:r>
-              <w:rPr>
-                <w:rFonts w:ascii="Tahoma" w:eastAsia="微软雅黑" w:hAnsi="Tahoma"/>
-                <w:kern w:val="0"/>
-                <w:sz w:val="22"/>
-              </w:rPr>
-              <w:t xml:space="preserve">2. </w:t>
-            </w:r>
-            <w:r>
-              <w:rPr>
-                <w:rFonts w:ascii="Tahoma" w:eastAsia="微软雅黑" w:hAnsi="Tahoma" w:hint="eastAsia"/>
-                <w:kern w:val="0"/>
-                <w:sz w:val="22"/>
-              </w:rPr>
-              <w:t>书本的正面关键词要</w:t>
-            </w:r>
-            <w:r>
-              <w:rPr>
-                <w:rFonts w:ascii="Tahoma" w:eastAsia="微软雅黑" w:hAnsi="Tahoma" w:hint="eastAsia"/>
-                <w:kern w:val="0"/>
-                <w:sz w:val="22"/>
-              </w:rPr>
-              <w:t>尽可能</w:t>
-            </w:r>
-            <w:r>
-              <w:rPr>
-                <w:rFonts w:ascii="Tahoma" w:eastAsia="微软雅黑" w:hAnsi="Tahoma" w:hint="eastAsia"/>
-                <w:kern w:val="0"/>
-                <w:sz w:val="22"/>
-              </w:rPr>
-              <w:t>少，才能生成朴素且不错的效果，加多了容易生成混乱的</w:t>
-            </w:r>
-            <w:r>
-              <w:rPr>
-                <w:rFonts w:ascii="Tahoma" w:eastAsia="微软雅黑" w:hAnsi="Tahoma" w:hint="eastAsia"/>
-                <w:kern w:val="0"/>
-                <w:sz w:val="22"/>
-              </w:rPr>
-              <w:t>书本</w:t>
-            </w:r>
-            <w:r>
-              <w:rPr>
-                <w:rFonts w:ascii="Tahoma" w:eastAsia="微软雅黑" w:hAnsi="Tahoma" w:hint="eastAsia"/>
-                <w:kern w:val="0"/>
-                <w:sz w:val="22"/>
-              </w:rPr>
-              <w:t>结果</w:t>
-            </w:r>
-            <w:r>
-              <w:rPr>
-                <w:rFonts w:ascii="Tahoma" w:eastAsia="微软雅黑" w:hAnsi="Tahoma" w:hint="eastAsia"/>
-                <w:kern w:val="0"/>
-                <w:sz w:val="22"/>
-              </w:rPr>
-              <w:t>。</w:t>
-            </w:r>
-          </w:p>
-          <w:p>
-            <w:pPr>
-              <w:widowControl/>
-              <w:adjustRightInd w:val="0"/>
-              <w:snapToGrid w:val="0"/>
-              <w:jc w:val="left"/>
-              <w:rPr>
-                <w:rFonts w:ascii="Tahoma" w:eastAsia="微软雅黑" w:hAnsi="Tahoma"/>
-                <w:kern w:val="0"/>
-                <w:sz w:val="22"/>
-              </w:rPr>
-            </w:pPr>
-            <w:r>
-              <w:rPr>
-                <w:rFonts w:ascii="Tahoma" w:eastAsia="微软雅黑" w:hAnsi="Tahoma" w:hint="eastAsia"/>
-                <w:kern w:val="0"/>
-                <w:sz w:val="22"/>
-              </w:rPr>
-              <w:t>3</w:t>
-            </w:r>
-            <w:r>
-              <w:rPr>
-                <w:rFonts w:ascii="Tahoma" w:eastAsia="微软雅黑" w:hAnsi="Tahoma"/>
-                <w:kern w:val="0"/>
-                <w:sz w:val="22"/>
-              </w:rPr>
-              <w:t xml:space="preserve">. </w:t>
-            </w:r>
-            <w:r>
-              <w:rPr>
-                <w:rFonts w:ascii="Tahoma" w:eastAsia="微软雅黑" w:hAnsi="Tahoma" w:hint="eastAsia"/>
-                <w:kern w:val="0"/>
-                <w:sz w:val="22"/>
-              </w:rPr>
-              <w:t>如果需要给书本镶嵌金色花边，可以加</w:t>
-            </w:r>
-            <w:r>
-              <w:rPr>
-                <w:rFonts w:ascii="Tahoma" w:eastAsia="微软雅黑" w:hAnsi="Tahoma"/>
-                <w:kern w:val="0"/>
-                <w:sz w:val="22"/>
-              </w:rPr>
-              <w:t xml:space="preserve"> gold </w:t>
-            </w:r>
-            <w:r>
-              <w:rPr>
-                <w:rFonts w:ascii="Tahoma" w:eastAsia="微软雅黑" w:hAnsi="Tahoma"/>
-                <w:kern w:val="0"/>
-                <w:sz w:val="22"/>
-              </w:rPr>
-              <w:t>词</w:t>
-            </w:r>
-            <w:r>
-              <w:rPr>
-                <w:rFonts w:ascii="Tahoma" w:eastAsia="微软雅黑" w:hAnsi="Tahoma" w:hint="eastAsia"/>
-                <w:kern w:val="0"/>
-                <w:sz w:val="22"/>
-              </w:rPr>
-              <w:t>。</w:t>
-            </w:r>
-          </w:p>
-          <w:p>
-            <w:pPr>
-              <w:widowControl/>
-              <w:adjustRightInd w:val="0"/>
-              <w:snapToGrid w:val="0"/>
-              <w:jc w:val="left"/>
-              <w:rPr>
-                <w:rFonts w:ascii="Tahoma" w:eastAsia="微软雅黑" w:hAnsi="Tahoma"/>
-                <w:kern w:val="0"/>
-                <w:sz w:val="22"/>
-              </w:rPr>
-            </w:pPr>
-            <w:r>
-              <w:rPr>
-                <w:rFonts w:ascii="Tahoma" w:eastAsia="微软雅黑" w:hAnsi="Tahoma"/>
-                <w:kern w:val="0"/>
-                <w:sz w:val="22"/>
-              </w:rPr>
-              <w:t xml:space="preserve">4. </w:t>
-            </w:r>
-            <w:r>
-              <w:rPr>
-                <w:rFonts w:ascii="Tahoma" w:eastAsia="微软雅黑" w:hAnsi="Tahoma" w:hint="eastAsia"/>
-                <w:kern w:val="0"/>
-                <w:sz w:val="22"/>
-              </w:rPr>
-              <w:t>你可以将下面的图像截图，然后拿关键词在</w:t>
-            </w:r>
-            <w:r>
-              <w:rPr>
-                <w:rFonts w:ascii="Tahoma" w:eastAsia="微软雅黑" w:hAnsi="Tahoma" w:hint="eastAsia"/>
-                <w:kern w:val="0"/>
-                <w:sz w:val="22"/>
-              </w:rPr>
-              <w:t xml:space="preserve"> </w:t>
-            </w:r>
-            <w:r>
-              <w:rPr>
-                <w:rFonts w:ascii="Tahoma" w:eastAsia="微软雅黑" w:hAnsi="Tahoma" w:hint="eastAsia"/>
-                <w:kern w:val="0"/>
-                <w:sz w:val="22"/>
-              </w:rPr>
-              <w:t>图生图</w:t>
-            </w:r>
-            <w:r>
-              <w:rPr>
-                <w:rFonts w:ascii="Tahoma" w:eastAsia="微软雅黑" w:hAnsi="Tahoma" w:hint="eastAsia"/>
-                <w:kern w:val="0"/>
-                <w:sz w:val="22"/>
-              </w:rPr>
-              <w:t xml:space="preserve"> </w:t>
-            </w:r>
-            <w:r>
-              <w:rPr>
-                <w:rFonts w:ascii="Tahoma" w:eastAsia="微软雅黑" w:hAnsi="Tahoma" w:hint="eastAsia"/>
-                <w:kern w:val="0"/>
-                <w:sz w:val="22"/>
-              </w:rPr>
-              <w:t>选项中生成。</w:t>
-            </w:r>
-          </w:p>
-        </w:tc>
-      </w:tr>
-      <w:tr>
-        <w:tc>
-          <w:tcPr>
-            <w:tcW w:w="1526" w:type="dxa"/>
-            <w:shd w:val="clear" w:color="auto" w:fill="FFFFFF" w:themeFill="background1"/>
-          </w:tcPr>
-          <w:p>
-            <w:pPr>
-              <w:widowControl/>
-              <w:adjustRightInd w:val="0"/>
-              <w:snapToGrid w:val="0"/>
-              <w:jc w:val="left"/>
-              <w:rPr>
-                <w:rFonts w:ascii="Tahoma" w:eastAsia="微软雅黑" w:hAnsi="Tahoma"/>
-                <w:kern w:val="0"/>
-                <w:sz w:val="22"/>
-              </w:rPr>
-            </w:pPr>
-            <w:r>
-              <w:rPr>
-                <w:rFonts w:ascii="Tahoma" w:eastAsia="微软雅黑" w:hAnsi="Tahoma" w:hint="eastAsia"/>
-                <w:kern w:val="0"/>
-                <w:sz w:val="22"/>
-              </w:rPr>
-              <w:t>成功率</w:t>
-            </w:r>
-          </w:p>
-        </w:tc>
-        <w:tc>
-          <w:tcPr>
-            <w:tcW w:w="6996" w:type="dxa"/>
-            <w:shd w:val="clear" w:color="auto" w:fill="FFFFFF" w:themeFill="background1"/>
-          </w:tcPr>
-          <w:p>
-            <w:pPr>
-              <w:widowControl/>
-              <w:adjustRightInd w:val="0"/>
-              <w:snapToGrid w:val="0"/>
-              <w:jc w:val="left"/>
-              <w:rPr>
-                <w:rFonts w:ascii="Tahoma" w:eastAsia="微软雅黑" w:hAnsi="Tahoma"/>
-                <w:kern w:val="0"/>
-                <w:sz w:val="22"/>
-              </w:rPr>
-            </w:pPr>
-            <w:r>
-              <w:rPr>
-                <w:rFonts w:ascii="Tahoma" w:eastAsia="微软雅黑" w:hAnsi="Tahoma" w:hint="eastAsia"/>
-                <w:kern w:val="0"/>
-                <w:sz w:val="22"/>
-              </w:rPr>
-              <w:t>4</w:t>
-            </w:r>
-            <w:r>
-              <w:rPr>
-                <w:rFonts w:ascii="Tahoma" w:eastAsia="微软雅黑" w:hAnsi="Tahoma"/>
-                <w:kern w:val="0"/>
-                <w:sz w:val="22"/>
-              </w:rPr>
-              <w:t>0%</w:t>
-            </w:r>
-            <w:r>
-              <w:rPr>
-                <w:rFonts w:ascii="Tahoma" w:eastAsia="微软雅黑" w:hAnsi="Tahoma" w:hint="eastAsia"/>
-                <w:kern w:val="0"/>
-                <w:sz w:val="22"/>
-              </w:rPr>
-              <w:t>左右</w:t>
-            </w:r>
-          </w:p>
-        </w:tc>
-      </w:tr>
-    </w:tbl>
-    <w:p>
-      <w:pPr>
-        <w:widowControl/>
-        <w:jc w:val="left"/>
-        <w:rPr>
-          <w:rFonts w:ascii="Tahoma" w:eastAsia="微软雅黑" w:hAnsi="Tahoma"/>
-          <w:b/>
-          <w:kern w:val="0"/>
-          <w:sz w:val="22"/>
-        </w:rPr>
-      </w:pPr>
-      <w:r>
-        <w:rPr>
-          <w:noProof/>
-        </w:rPr>
-        <w:drawing>
-          <wp:inline distT="0" distB="0" distL="0" distR="0" wp14:anchorId="3F9EA944" wp14:editId="44D06919">
-            <wp:extent cx="5274310" cy="1758315"/>
-            <wp:effectExtent l="0" t="0" r="2540" b="0"/>
-            <wp:docPr id="21" name="图片 21"/>
-            <wp:cNvGraphicFramePr>
-              <a:graphicFrameLocks xmlns:a="http://schemas.openxmlformats.org/drawingml/2006/main" noChangeAspect="1"/>
-            </wp:cNvGraphicFramePr>
-            <a:graphic xmlns:a="http://schemas.openxmlformats.org/drawingml/2006/main">
-              <a:graphicData uri="http://schemas.openxmlformats.org/drawingml/2006/picture">
-                <pic:pic xmlns:pic="http://schemas.openxmlformats.org/drawingml/2006/picture">
-                  <pic:nvPicPr>
-                    <pic:cNvPr id="0" name="Picture 5"/>
                     <pic:cNvPicPr>
                       <a:picLocks noChangeAspect="1" noChangeArrowheads="1"/>
                     </pic:cNvPicPr>
@@ -7864,6 +5856,1755 @@
     <w:p>
       <w:pPr>
         <w:widowControl/>
+        <w:adjustRightInd w:val="0"/>
+        <w:snapToGrid w:val="0"/>
+        <w:jc w:val="left"/>
+        <w:rPr>
+          <w:rFonts w:ascii="Tahoma" w:eastAsia="微软雅黑" w:hAnsi="Tahoma"/>
+          <w:kern w:val="0"/>
+          <w:sz w:val="22"/>
+        </w:rPr>
+      </w:pPr>
+    </w:p>
+    <w:p>
+      <w:pPr>
+        <w:widowControl/>
+        <w:jc w:val="left"/>
+        <w:rPr>
+          <w:rFonts w:ascii="Tahoma" w:eastAsia="微软雅黑" w:hAnsi="Tahoma"/>
+          <w:kern w:val="0"/>
+          <w:sz w:val="22"/>
+        </w:rPr>
+      </w:pPr>
+      <w:r>
+        <w:rPr>
+          <w:rFonts w:ascii="Tahoma" w:eastAsia="微软雅黑" w:hAnsi="Tahoma"/>
+          <w:kern w:val="0"/>
+          <w:sz w:val="22"/>
+        </w:rPr>
+        <w:br w:type="page"/>
+      </w:r>
+    </w:p>
+    <w:p>
+      <w:pPr>
+        <w:pStyle w:val="3"/>
+        <w:spacing w:before="240" w:after="120" w:line="415" w:lineRule="auto"/>
+        <w:rPr>
+          <w:rFonts w:hint="eastAsia"/>
+          <w:sz w:val="28"/>
+        </w:rPr>
+      </w:pPr>
+      <w:r>
+        <w:rPr>
+          <w:rFonts w:hint="eastAsia"/>
+          <w:sz w:val="28"/>
+        </w:rPr>
+        <w:lastRenderedPageBreak/>
+        <w:t xml:space="preserve">物品生成 </w:t>
+      </w:r>
+      <w:r>
+        <w:rPr>
+          <w:sz w:val="28"/>
+        </w:rPr>
+        <w:t xml:space="preserve">- </w:t>
+      </w:r>
+      <w:r>
+        <w:rPr>
+          <w:rFonts w:hint="eastAsia"/>
+          <w:sz w:val="28"/>
+        </w:rPr>
+        <w:t>戒指</w:t>
+      </w:r>
+      <w:r>
+        <w:rPr>
+          <w:rFonts w:hint="eastAsia"/>
+          <w:sz w:val="28"/>
+        </w:rPr>
+        <w:t>类</w:t>
+      </w:r>
+    </w:p>
+    <w:tbl>
+      <w:tblPr>
+        <w:tblStyle w:val="af"/>
+        <w:tblW w:w="0" w:type="auto"/>
+        <w:tblBorders>
+          <w:top w:val="single" w:sz="4" w:space="0" w:color="A6A6A6" w:themeColor="background1" w:themeShade="A6"/>
+          <w:left w:val="none" w:sz="0" w:space="0" w:color="auto"/>
+          <w:bottom w:val="single" w:sz="4" w:space="0" w:color="A6A6A6" w:themeColor="background1" w:themeShade="A6"/>
+          <w:right w:val="none" w:sz="0" w:space="0" w:color="auto"/>
+          <w:insideH w:val="single" w:sz="4" w:space="0" w:color="A6A6A6" w:themeColor="background1" w:themeShade="A6"/>
+          <w:insideV w:val="none" w:sz="0" w:space="0" w:color="auto"/>
+        </w:tblBorders>
+        <w:tblLook w:val="04A0" w:firstRow="1" w:lastRow="0" w:firstColumn="1" w:lastColumn="0" w:noHBand="0" w:noVBand="1"/>
+      </w:tblPr>
+      <w:tblGrid>
+        <w:gridCol w:w="1526"/>
+        <w:gridCol w:w="6996"/>
+      </w:tblGrid>
+      <w:tr>
+        <w:tc>
+          <w:tcPr>
+            <w:tcW w:w="1526" w:type="dxa"/>
+            <w:tcBorders>
+              <w:bottom w:val="single" w:sz="4" w:space="0" w:color="A6A6A6" w:themeColor="background1" w:themeShade="A6"/>
+            </w:tcBorders>
+          </w:tcPr>
+          <w:p>
+            <w:pPr>
+              <w:widowControl/>
+              <w:adjustRightInd w:val="0"/>
+              <w:snapToGrid w:val="0"/>
+              <w:jc w:val="left"/>
+              <w:rPr>
+                <w:rFonts w:ascii="Tahoma" w:eastAsia="微软雅黑" w:hAnsi="Tahoma"/>
+                <w:kern w:val="0"/>
+                <w:sz w:val="22"/>
+              </w:rPr>
+            </w:pPr>
+            <w:r>
+              <w:rPr>
+                <w:rFonts w:ascii="Tahoma" w:eastAsia="微软雅黑" w:hAnsi="Tahoma" w:hint="eastAsia"/>
+                <w:kern w:val="0"/>
+                <w:sz w:val="22"/>
+              </w:rPr>
+              <w:t>参数</w:t>
+            </w:r>
+          </w:p>
+        </w:tc>
+        <w:tc>
+          <w:tcPr>
+            <w:tcW w:w="6996" w:type="dxa"/>
+            <w:tcBorders>
+              <w:bottom w:val="single" w:sz="4" w:space="0" w:color="A6A6A6" w:themeColor="background1" w:themeShade="A6"/>
+            </w:tcBorders>
+          </w:tcPr>
+          <w:p>
+            <w:pPr>
+              <w:widowControl/>
+              <w:adjustRightInd w:val="0"/>
+              <w:snapToGrid w:val="0"/>
+              <w:jc w:val="left"/>
+              <w:rPr>
+                <w:rFonts w:ascii="Tahoma" w:eastAsia="微软雅黑" w:hAnsi="Tahoma"/>
+                <w:kern w:val="0"/>
+                <w:sz w:val="22"/>
+              </w:rPr>
+            </w:pPr>
+            <w:r>
+              <w:rPr>
+                <w:rFonts w:ascii="Tahoma" w:eastAsia="微软雅黑" w:hAnsi="Tahoma" w:hint="eastAsia"/>
+                <w:kern w:val="0"/>
+                <w:sz w:val="22"/>
+              </w:rPr>
+              <w:t>method</w:t>
+            </w:r>
+            <w:r>
+              <w:rPr>
+                <w:rFonts w:ascii="Tahoma" w:eastAsia="微软雅黑" w:hAnsi="Tahoma" w:hint="eastAsia"/>
+                <w:kern w:val="0"/>
+                <w:sz w:val="22"/>
+              </w:rPr>
+              <w:t>：</w:t>
+            </w:r>
+            <w:r>
+              <w:rPr>
+                <w:rFonts w:ascii="Tahoma" w:eastAsia="微软雅黑" w:hAnsi="Tahoma" w:hint="eastAsia"/>
+                <w:kern w:val="0"/>
+                <w:sz w:val="22"/>
+              </w:rPr>
+              <w:t>Euler</w:t>
+            </w:r>
+            <w:r>
+              <w:rPr>
+                <w:rFonts w:ascii="Tahoma" w:eastAsia="微软雅黑" w:hAnsi="Tahoma"/>
+                <w:kern w:val="0"/>
+                <w:sz w:val="22"/>
+              </w:rPr>
+              <w:t xml:space="preserve"> </w:t>
+            </w:r>
+            <w:r>
+              <w:rPr>
+                <w:rFonts w:ascii="Tahoma" w:eastAsia="微软雅黑" w:hAnsi="Tahoma" w:hint="eastAsia"/>
+                <w:kern w:val="0"/>
+                <w:sz w:val="22"/>
+              </w:rPr>
+              <w:t>a</w:t>
+            </w:r>
+            <w:r>
+              <w:rPr>
+                <w:rFonts w:ascii="Tahoma" w:eastAsia="微软雅黑" w:hAnsi="Tahoma" w:hint="eastAsia"/>
+                <w:kern w:val="0"/>
+                <w:sz w:val="22"/>
+              </w:rPr>
+              <w:t>；</w:t>
+            </w:r>
+          </w:p>
+          <w:p>
+            <w:pPr>
+              <w:widowControl/>
+              <w:adjustRightInd w:val="0"/>
+              <w:snapToGrid w:val="0"/>
+              <w:jc w:val="left"/>
+              <w:rPr>
+                <w:rFonts w:ascii="Tahoma" w:eastAsia="微软雅黑" w:hAnsi="Tahoma"/>
+                <w:kern w:val="0"/>
+                <w:sz w:val="22"/>
+              </w:rPr>
+            </w:pPr>
+            <w:r>
+              <w:rPr>
+                <w:rFonts w:ascii="Tahoma" w:eastAsia="微软雅黑" w:hAnsi="Tahoma" w:hint="eastAsia"/>
+                <w:kern w:val="0"/>
+                <w:sz w:val="22"/>
+              </w:rPr>
+              <w:t>step</w:t>
+            </w:r>
+            <w:r>
+              <w:rPr>
+                <w:rFonts w:ascii="Tahoma" w:eastAsia="微软雅黑" w:hAnsi="Tahoma" w:hint="eastAsia"/>
+                <w:kern w:val="0"/>
+                <w:sz w:val="22"/>
+              </w:rPr>
+              <w:t>：</w:t>
+            </w:r>
+            <w:r>
+              <w:rPr>
+                <w:rFonts w:ascii="Tahoma" w:eastAsia="微软雅黑" w:hAnsi="Tahoma"/>
+                <w:kern w:val="0"/>
+                <w:sz w:val="22"/>
+              </w:rPr>
+              <w:t>25</w:t>
+            </w:r>
+            <w:r>
+              <w:rPr>
+                <w:rFonts w:ascii="Tahoma" w:eastAsia="微软雅黑" w:hAnsi="Tahoma" w:hint="eastAsia"/>
+                <w:kern w:val="0"/>
+                <w:sz w:val="22"/>
+              </w:rPr>
+              <w:t>；</w:t>
+            </w:r>
+          </w:p>
+        </w:tc>
+      </w:tr>
+      <w:tr>
+        <w:tc>
+          <w:tcPr>
+            <w:tcW w:w="1526" w:type="dxa"/>
+            <w:shd w:val="clear" w:color="auto" w:fill="ECF3FA"/>
+          </w:tcPr>
+          <w:p>
+            <w:pPr>
+              <w:widowControl/>
+              <w:adjustRightInd w:val="0"/>
+              <w:snapToGrid w:val="0"/>
+              <w:jc w:val="left"/>
+              <w:rPr>
+                <w:rFonts w:ascii="Tahoma" w:eastAsia="微软雅黑" w:hAnsi="Tahoma"/>
+                <w:kern w:val="0"/>
+                <w:sz w:val="22"/>
+              </w:rPr>
+            </w:pPr>
+            <w:r>
+              <w:rPr>
+                <w:rFonts w:ascii="Tahoma" w:eastAsia="微软雅黑" w:hAnsi="Tahoma" w:hint="eastAsia"/>
+                <w:kern w:val="0"/>
+                <w:sz w:val="22"/>
+              </w:rPr>
+              <w:t>正关键词</w:t>
+            </w:r>
+          </w:p>
+        </w:tc>
+        <w:tc>
+          <w:tcPr>
+            <w:tcW w:w="6996" w:type="dxa"/>
+            <w:shd w:val="clear" w:color="auto" w:fill="ECF3FA"/>
+          </w:tcPr>
+          <w:p>
+            <w:pPr>
+              <w:widowControl/>
+              <w:adjustRightInd w:val="0"/>
+              <w:snapToGrid w:val="0"/>
+              <w:jc w:val="left"/>
+              <w:rPr>
+                <w:rFonts w:ascii="Tahoma" w:eastAsia="微软雅黑" w:hAnsi="Tahoma"/>
+                <w:kern w:val="0"/>
+                <w:sz w:val="22"/>
+              </w:rPr>
+            </w:pPr>
+            <w:r>
+              <w:rPr>
+                <w:rFonts w:ascii="Tahoma" w:eastAsia="微软雅黑" w:hAnsi="Tahoma"/>
+                <w:kern w:val="0"/>
+                <w:sz w:val="22"/>
+              </w:rPr>
+              <w:t>masterpiece,best quality,item,black background,(metal ring),circle,</w:t>
+            </w:r>
+            <w:r>
+              <w:rPr>
+                <w:rFonts w:ascii="Tahoma" w:eastAsia="微软雅黑" w:hAnsi="Tahoma"/>
+                <w:kern w:val="0"/>
+                <w:sz w:val="22"/>
+              </w:rPr>
+              <w:t xml:space="preserve"> </w:t>
+            </w:r>
+            <w:r>
+              <w:rPr>
+                <w:rFonts w:ascii="Tahoma" w:eastAsia="微软雅黑" w:hAnsi="Tahoma"/>
+                <w:kern w:val="0"/>
+                <w:sz w:val="22"/>
+              </w:rPr>
+              <w:t>(gloss),beam,1gemstone,fire</w:t>
+            </w:r>
+          </w:p>
+          <w:p>
+            <w:pPr>
+              <w:widowControl/>
+              <w:adjustRightInd w:val="0"/>
+              <w:snapToGrid w:val="0"/>
+              <w:jc w:val="left"/>
+              <w:rPr>
+                <w:rFonts w:ascii="Tahoma" w:eastAsia="微软雅黑" w:hAnsi="Tahoma"/>
+                <w:kern w:val="0"/>
+                <w:sz w:val="22"/>
+              </w:rPr>
+            </w:pPr>
+            <w:r>
+              <w:rPr>
+                <w:rFonts w:ascii="Tahoma" w:eastAsia="微软雅黑" w:hAnsi="Tahoma" w:hint="eastAsia"/>
+                <w:kern w:val="0"/>
+                <w:sz w:val="22"/>
+              </w:rPr>
+              <w:t>（物品、黑色背景、金属环、圆环、光泽、</w:t>
+            </w:r>
+            <w:r>
+              <w:rPr>
+                <w:rFonts w:ascii="Tahoma" w:eastAsia="微软雅黑" w:hAnsi="Tahoma" w:hint="eastAsia"/>
+                <w:kern w:val="0"/>
+                <w:sz w:val="22"/>
+              </w:rPr>
+              <w:t>1</w:t>
+            </w:r>
+            <w:r>
+              <w:rPr>
+                <w:rFonts w:ascii="Tahoma" w:eastAsia="微软雅黑" w:hAnsi="Tahoma" w:hint="eastAsia"/>
+                <w:kern w:val="0"/>
+                <w:sz w:val="22"/>
+              </w:rPr>
+              <w:t>宝石、火焰效果）</w:t>
+            </w:r>
+          </w:p>
+        </w:tc>
+      </w:tr>
+      <w:tr>
+        <w:tc>
+          <w:tcPr>
+            <w:tcW w:w="1526" w:type="dxa"/>
+            <w:shd w:val="clear" w:color="auto" w:fill="ECF3FA"/>
+          </w:tcPr>
+          <w:p>
+            <w:pPr>
+              <w:widowControl/>
+              <w:adjustRightInd w:val="0"/>
+              <w:snapToGrid w:val="0"/>
+              <w:jc w:val="left"/>
+              <w:rPr>
+                <w:rFonts w:ascii="Tahoma" w:eastAsia="微软雅黑" w:hAnsi="Tahoma"/>
+                <w:kern w:val="0"/>
+                <w:sz w:val="22"/>
+              </w:rPr>
+            </w:pPr>
+            <w:r>
+              <w:rPr>
+                <w:rFonts w:ascii="Tahoma" w:eastAsia="微软雅黑" w:hAnsi="Tahoma" w:hint="eastAsia"/>
+                <w:kern w:val="0"/>
+                <w:sz w:val="22"/>
+              </w:rPr>
+              <w:t>负关键词</w:t>
+            </w:r>
+          </w:p>
+        </w:tc>
+        <w:tc>
+          <w:tcPr>
+            <w:tcW w:w="6996" w:type="dxa"/>
+            <w:shd w:val="clear" w:color="auto" w:fill="ECF3FA"/>
+          </w:tcPr>
+          <w:p>
+            <w:pPr>
+              <w:widowControl/>
+              <w:adjustRightInd w:val="0"/>
+              <w:snapToGrid w:val="0"/>
+              <w:jc w:val="left"/>
+              <w:rPr>
+                <w:rFonts w:ascii="Tahoma" w:eastAsia="微软雅黑" w:hAnsi="Tahoma"/>
+                <w:kern w:val="0"/>
+                <w:sz w:val="22"/>
+              </w:rPr>
+            </w:pPr>
+            <w:r>
+              <w:rPr>
+                <w:rFonts w:ascii="Tahoma" w:eastAsia="微软雅黑" w:hAnsi="Tahoma"/>
+                <w:kern w:val="0"/>
+                <w:sz w:val="22"/>
+              </w:rPr>
+              <w:t>building,frame,table,ground,nsfw,girl, lowres, bad anatomy, bad hands, text, error, missing fingers, extra digit, fewer digits, cropped, worst quality, low quality, normal quality, jpeg artifacts, signature, watermark, username, blurry</w:t>
+            </w:r>
+          </w:p>
+          <w:p>
+            <w:pPr>
+              <w:widowControl/>
+              <w:adjustRightInd w:val="0"/>
+              <w:snapToGrid w:val="0"/>
+              <w:jc w:val="left"/>
+              <w:rPr>
+                <w:rFonts w:ascii="Tahoma" w:eastAsia="微软雅黑" w:hAnsi="Tahoma"/>
+                <w:kern w:val="0"/>
+                <w:sz w:val="22"/>
+              </w:rPr>
+            </w:pPr>
+            <w:r>
+              <w:rPr>
+                <w:rFonts w:ascii="Tahoma" w:eastAsia="微软雅黑" w:hAnsi="Tahoma" w:hint="eastAsia"/>
+                <w:kern w:val="0"/>
+                <w:sz w:val="22"/>
+              </w:rPr>
+              <w:t>（主要屏蔽</w:t>
+            </w:r>
+            <w:r>
+              <w:rPr>
+                <w:rFonts w:ascii="Tahoma" w:eastAsia="微软雅黑" w:hAnsi="Tahoma" w:hint="eastAsia"/>
+                <w:kern w:val="0"/>
+                <w:sz w:val="22"/>
+              </w:rPr>
+              <w:t xml:space="preserve"> </w:t>
+            </w:r>
+            <w:r>
+              <w:rPr>
+                <w:rFonts w:ascii="Tahoma" w:eastAsia="微软雅黑" w:hAnsi="Tahoma" w:hint="eastAsia"/>
+                <w:kern w:val="0"/>
+                <w:sz w:val="22"/>
+              </w:rPr>
+              <w:t>建筑、框架、桌子、地面、女孩）</w:t>
+            </w:r>
+          </w:p>
+        </w:tc>
+      </w:tr>
+      <w:tr>
+        <w:tc>
+          <w:tcPr>
+            <w:tcW w:w="1526" w:type="dxa"/>
+            <w:shd w:val="clear" w:color="auto" w:fill="FFFFFF" w:themeFill="background1"/>
+          </w:tcPr>
+          <w:p>
+            <w:pPr>
+              <w:widowControl/>
+              <w:adjustRightInd w:val="0"/>
+              <w:snapToGrid w:val="0"/>
+              <w:jc w:val="left"/>
+              <w:rPr>
+                <w:rFonts w:ascii="Tahoma" w:eastAsia="微软雅黑" w:hAnsi="Tahoma"/>
+                <w:kern w:val="0"/>
+                <w:sz w:val="22"/>
+              </w:rPr>
+            </w:pPr>
+            <w:r>
+              <w:rPr>
+                <w:rFonts w:ascii="Tahoma" w:eastAsia="微软雅黑" w:hAnsi="Tahoma" w:hint="eastAsia"/>
+                <w:kern w:val="0"/>
+                <w:sz w:val="22"/>
+              </w:rPr>
+              <w:t>注意事项</w:t>
+            </w:r>
+          </w:p>
+        </w:tc>
+        <w:tc>
+          <w:tcPr>
+            <w:tcW w:w="6996" w:type="dxa"/>
+            <w:shd w:val="clear" w:color="auto" w:fill="FFFFFF" w:themeFill="background1"/>
+          </w:tcPr>
+          <w:p>
+            <w:pPr>
+              <w:widowControl/>
+              <w:adjustRightInd w:val="0"/>
+              <w:snapToGrid w:val="0"/>
+              <w:jc w:val="left"/>
+              <w:rPr>
+                <w:rFonts w:ascii="Tahoma" w:eastAsia="微软雅黑" w:hAnsi="Tahoma"/>
+                <w:kern w:val="0"/>
+                <w:sz w:val="22"/>
+              </w:rPr>
+            </w:pPr>
+            <w:r>
+              <w:rPr>
+                <w:rFonts w:ascii="Tahoma" w:eastAsia="微软雅黑" w:hAnsi="Tahoma" w:hint="eastAsia"/>
+                <w:kern w:val="0"/>
+                <w:sz w:val="22"/>
+              </w:rPr>
+              <w:t>1</w:t>
+            </w:r>
+            <w:r>
+              <w:rPr>
+                <w:rFonts w:ascii="Tahoma" w:eastAsia="微软雅黑" w:hAnsi="Tahoma"/>
+                <w:kern w:val="0"/>
+                <w:sz w:val="22"/>
+              </w:rPr>
+              <w:t>.</w:t>
+            </w:r>
+            <w:r>
+              <w:rPr>
+                <w:rFonts w:ascii="Tahoma" w:eastAsia="微软雅黑" w:hAnsi="Tahoma" w:hint="eastAsia"/>
+                <w:kern w:val="0"/>
+                <w:sz w:val="22"/>
+              </w:rPr>
+              <w:t xml:space="preserve"> </w:t>
+            </w:r>
+            <w:r>
+              <w:rPr>
+                <w:rFonts w:ascii="Tahoma" w:eastAsia="微软雅黑" w:hAnsi="Tahoma" w:hint="eastAsia"/>
+                <w:kern w:val="0"/>
+                <w:sz w:val="22"/>
+              </w:rPr>
+              <w:t>可以从百度搜索戒指图片，但注意要给图片手动画上黑色背景，画笔涂抹黑色也行，这样</w:t>
+            </w:r>
+            <w:r>
+              <w:rPr>
+                <w:rFonts w:ascii="Tahoma" w:eastAsia="微软雅黑" w:hAnsi="Tahoma"/>
+                <w:kern w:val="0"/>
+                <w:sz w:val="22"/>
+              </w:rPr>
+              <w:t>ai</w:t>
+            </w:r>
+            <w:r>
+              <w:rPr>
+                <w:rFonts w:ascii="Tahoma" w:eastAsia="微软雅黑" w:hAnsi="Tahoma"/>
+                <w:kern w:val="0"/>
+                <w:sz w:val="22"/>
+              </w:rPr>
+              <w:t>生成的效果会好些</w:t>
+            </w:r>
+            <w:r>
+              <w:rPr>
+                <w:rFonts w:ascii="Tahoma" w:eastAsia="微软雅黑" w:hAnsi="Tahoma" w:hint="eastAsia"/>
+                <w:kern w:val="0"/>
+                <w:sz w:val="22"/>
+              </w:rPr>
+              <w:t>。</w:t>
+            </w:r>
+          </w:p>
+          <w:p>
+            <w:pPr>
+              <w:widowControl/>
+              <w:adjustRightInd w:val="0"/>
+              <w:snapToGrid w:val="0"/>
+              <w:jc w:val="left"/>
+              <w:rPr>
+                <w:rFonts w:ascii="Tahoma" w:eastAsia="微软雅黑" w:hAnsi="Tahoma"/>
+                <w:kern w:val="0"/>
+                <w:sz w:val="22"/>
+              </w:rPr>
+            </w:pPr>
+            <w:r>
+              <w:rPr>
+                <w:rFonts w:ascii="Tahoma" w:eastAsia="微软雅黑" w:hAnsi="Tahoma"/>
+                <w:kern w:val="0"/>
+                <w:sz w:val="22"/>
+              </w:rPr>
+              <w:t>2</w:t>
+            </w:r>
+            <w:r>
+              <w:rPr>
+                <w:rFonts w:ascii="Tahoma" w:eastAsia="微软雅黑" w:hAnsi="Tahoma" w:hint="eastAsia"/>
+                <w:kern w:val="0"/>
+                <w:sz w:val="22"/>
+              </w:rPr>
+              <w:t>.</w:t>
+            </w:r>
+            <w:r>
+              <w:rPr>
+                <w:rFonts w:ascii="Tahoma" w:eastAsia="微软雅黑" w:hAnsi="Tahoma"/>
+                <w:kern w:val="0"/>
+                <w:sz w:val="22"/>
+              </w:rPr>
+              <w:t xml:space="preserve"> </w:t>
+            </w:r>
+            <w:r>
+              <w:rPr>
+                <w:rFonts w:ascii="Tahoma" w:eastAsia="微软雅黑" w:hAnsi="Tahoma" w:hint="eastAsia"/>
+                <w:kern w:val="0"/>
+                <w:sz w:val="22"/>
+              </w:rPr>
+              <w:t>可以把</w:t>
+            </w:r>
+            <w:r>
+              <w:rPr>
+                <w:rFonts w:ascii="Tahoma" w:eastAsia="微软雅黑" w:hAnsi="Tahoma"/>
+                <w:kern w:val="0"/>
+                <w:sz w:val="22"/>
+              </w:rPr>
+              <w:t xml:space="preserve"> metal ring </w:t>
+            </w:r>
+            <w:r>
+              <w:rPr>
+                <w:rFonts w:ascii="Tahoma" w:eastAsia="微软雅黑" w:hAnsi="Tahoma"/>
+                <w:kern w:val="0"/>
+                <w:sz w:val="22"/>
+              </w:rPr>
+              <w:t>改成：</w:t>
+            </w:r>
+            <w:r>
+              <w:rPr>
+                <w:rFonts w:ascii="Tahoma" w:eastAsia="微软雅黑" w:hAnsi="Tahoma"/>
+                <w:kern w:val="0"/>
+                <w:sz w:val="22"/>
+              </w:rPr>
+              <w:t xml:space="preserve">gold ring </w:t>
+            </w:r>
+            <w:r>
+              <w:rPr>
+                <w:rFonts w:ascii="Tahoma" w:eastAsia="微软雅黑" w:hAnsi="Tahoma"/>
+                <w:kern w:val="0"/>
+                <w:sz w:val="22"/>
+              </w:rPr>
+              <w:t>金戒，</w:t>
+            </w:r>
+            <w:r>
+              <w:rPr>
+                <w:rFonts w:ascii="Tahoma" w:eastAsia="微软雅黑" w:hAnsi="Tahoma"/>
+                <w:kern w:val="0"/>
+                <w:sz w:val="22"/>
+              </w:rPr>
+              <w:t xml:space="preserve">silver ring </w:t>
+            </w:r>
+            <w:r>
+              <w:rPr>
+                <w:rFonts w:ascii="Tahoma" w:eastAsia="微软雅黑" w:hAnsi="Tahoma"/>
+                <w:kern w:val="0"/>
+                <w:sz w:val="22"/>
+              </w:rPr>
+              <w:t>银戒</w:t>
+            </w:r>
+            <w:r>
+              <w:rPr>
+                <w:rFonts w:ascii="Tahoma" w:eastAsia="微软雅黑" w:hAnsi="Tahoma" w:hint="eastAsia"/>
+                <w:kern w:val="0"/>
+                <w:sz w:val="22"/>
+              </w:rPr>
+              <w:t>。</w:t>
+            </w:r>
+          </w:p>
+          <w:p>
+            <w:pPr>
+              <w:widowControl/>
+              <w:adjustRightInd w:val="0"/>
+              <w:snapToGrid w:val="0"/>
+              <w:jc w:val="left"/>
+              <w:rPr>
+                <w:rFonts w:ascii="Tahoma" w:eastAsia="微软雅黑" w:hAnsi="Tahoma"/>
+                <w:kern w:val="0"/>
+                <w:sz w:val="22"/>
+              </w:rPr>
+            </w:pPr>
+            <w:r>
+              <w:rPr>
+                <w:rFonts w:ascii="Tahoma" w:eastAsia="微软雅黑" w:hAnsi="Tahoma"/>
+                <w:kern w:val="0"/>
+                <w:sz w:val="22"/>
+              </w:rPr>
+              <w:t xml:space="preserve">3. </w:t>
+            </w:r>
+            <w:r>
+              <w:rPr>
+                <w:rFonts w:ascii="Tahoma" w:eastAsia="微软雅黑" w:hAnsi="Tahoma" w:hint="eastAsia"/>
+                <w:kern w:val="0"/>
+                <w:sz w:val="22"/>
+              </w:rPr>
+              <w:t>你可以将下面的图像截图，然后拿关键词在</w:t>
+            </w:r>
+            <w:r>
+              <w:rPr>
+                <w:rFonts w:ascii="Tahoma" w:eastAsia="微软雅黑" w:hAnsi="Tahoma" w:hint="eastAsia"/>
+                <w:kern w:val="0"/>
+                <w:sz w:val="22"/>
+              </w:rPr>
+              <w:t>img</w:t>
+            </w:r>
+            <w:r>
+              <w:rPr>
+                <w:rFonts w:ascii="Tahoma" w:eastAsia="微软雅黑" w:hAnsi="Tahoma"/>
+                <w:kern w:val="0"/>
+                <w:sz w:val="22"/>
+              </w:rPr>
+              <w:t>2</w:t>
+            </w:r>
+            <w:r>
+              <w:rPr>
+                <w:rFonts w:ascii="Tahoma" w:eastAsia="微软雅黑" w:hAnsi="Tahoma" w:hint="eastAsia"/>
+                <w:kern w:val="0"/>
+                <w:sz w:val="22"/>
+              </w:rPr>
+              <w:t>img</w:t>
+            </w:r>
+            <w:r>
+              <w:rPr>
+                <w:rFonts w:ascii="Tahoma" w:eastAsia="微软雅黑" w:hAnsi="Tahoma" w:hint="eastAsia"/>
+                <w:kern w:val="0"/>
+                <w:sz w:val="22"/>
+              </w:rPr>
+              <w:t>选项中生成。</w:t>
+            </w:r>
+          </w:p>
+        </w:tc>
+      </w:tr>
+      <w:tr>
+        <w:tc>
+          <w:tcPr>
+            <w:tcW w:w="1526" w:type="dxa"/>
+            <w:shd w:val="clear" w:color="auto" w:fill="FFFFFF" w:themeFill="background1"/>
+          </w:tcPr>
+          <w:p>
+            <w:pPr>
+              <w:widowControl/>
+              <w:adjustRightInd w:val="0"/>
+              <w:snapToGrid w:val="0"/>
+              <w:jc w:val="left"/>
+              <w:rPr>
+                <w:rFonts w:ascii="Tahoma" w:eastAsia="微软雅黑" w:hAnsi="Tahoma"/>
+                <w:kern w:val="0"/>
+                <w:sz w:val="22"/>
+              </w:rPr>
+            </w:pPr>
+            <w:r>
+              <w:rPr>
+                <w:rFonts w:ascii="Tahoma" w:eastAsia="微软雅黑" w:hAnsi="Tahoma" w:hint="eastAsia"/>
+                <w:kern w:val="0"/>
+                <w:sz w:val="22"/>
+              </w:rPr>
+              <w:t>成功率</w:t>
+            </w:r>
+          </w:p>
+        </w:tc>
+        <w:tc>
+          <w:tcPr>
+            <w:tcW w:w="6996" w:type="dxa"/>
+            <w:shd w:val="clear" w:color="auto" w:fill="FFFFFF" w:themeFill="background1"/>
+          </w:tcPr>
+          <w:p>
+            <w:pPr>
+              <w:widowControl/>
+              <w:adjustRightInd w:val="0"/>
+              <w:snapToGrid w:val="0"/>
+              <w:jc w:val="left"/>
+              <w:rPr>
+                <w:rFonts w:ascii="Tahoma" w:eastAsia="微软雅黑" w:hAnsi="Tahoma"/>
+                <w:kern w:val="0"/>
+                <w:sz w:val="22"/>
+              </w:rPr>
+            </w:pPr>
+            <w:r>
+              <w:rPr>
+                <w:rFonts w:ascii="Tahoma" w:eastAsia="微软雅黑" w:hAnsi="Tahoma" w:hint="eastAsia"/>
+                <w:kern w:val="0"/>
+                <w:sz w:val="22"/>
+              </w:rPr>
+              <w:t>6</w:t>
+            </w:r>
+            <w:r>
+              <w:rPr>
+                <w:rFonts w:ascii="Tahoma" w:eastAsia="微软雅黑" w:hAnsi="Tahoma"/>
+                <w:kern w:val="0"/>
+                <w:sz w:val="22"/>
+              </w:rPr>
+              <w:t>0%</w:t>
+            </w:r>
+            <w:r>
+              <w:rPr>
+                <w:rFonts w:ascii="Tahoma" w:eastAsia="微软雅黑" w:hAnsi="Tahoma" w:hint="eastAsia"/>
+                <w:kern w:val="0"/>
+                <w:sz w:val="22"/>
+              </w:rPr>
+              <w:t>左右</w:t>
+            </w:r>
+          </w:p>
+        </w:tc>
+      </w:tr>
+    </w:tbl>
+    <w:p>
+      <w:pPr>
+        <w:widowControl/>
+        <w:adjustRightInd w:val="0"/>
+        <w:snapToGrid w:val="0"/>
+        <w:jc w:val="left"/>
+        <w:rPr>
+          <w:rFonts w:ascii="Tahoma" w:eastAsia="微软雅黑" w:hAnsi="Tahoma"/>
+          <w:kern w:val="0"/>
+          <w:sz w:val="22"/>
+        </w:rPr>
+      </w:pPr>
+      <w:r>
+        <w:rPr>
+          <w:noProof/>
+        </w:rPr>
+        <w:drawing>
+          <wp:inline distT="0" distB="0" distL="0" distR="0" wp14:anchorId="03B0BC23" wp14:editId="2E2E41CA">
+            <wp:extent cx="5274310" cy="1758315"/>
+            <wp:effectExtent l="0" t="0" r="2540" b="0"/>
+            <wp:docPr id="5" name="图片 5"/>
+            <wp:cNvGraphicFramePr>
+              <a:graphicFrameLocks xmlns:a="http://schemas.openxmlformats.org/drawingml/2006/main" noChangeAspect="1"/>
+            </wp:cNvGraphicFramePr>
+            <a:graphic xmlns:a="http://schemas.openxmlformats.org/drawingml/2006/main">
+              <a:graphicData uri="http://schemas.openxmlformats.org/drawingml/2006/picture">
+                <pic:pic xmlns:pic="http://schemas.openxmlformats.org/drawingml/2006/picture">
+                  <pic:nvPicPr>
+                    <pic:cNvPr id="0" name="Picture 3"/>
+                    <pic:cNvPicPr>
+                      <a:picLocks noChangeAspect="1" noChangeArrowheads="1"/>
+                    </pic:cNvPicPr>
+                  </pic:nvPicPr>
+                  <pic:blipFill>
+                    <a:blip r:embed="rId37">
+                      <a:extLst>
+                        <a:ext uri="{28A0092B-C50C-407E-A947-70E740481C1C}">
+                          <a14:useLocalDpi xmlns:a14="http://schemas.microsoft.com/office/drawing/2010/main" val="0"/>
+                        </a:ext>
+                      </a:extLst>
+                    </a:blip>
+                    <a:srcRect/>
+                    <a:stretch>
+                      <a:fillRect/>
+                    </a:stretch>
+                  </pic:blipFill>
+                  <pic:spPr bwMode="auto">
+                    <a:xfrm>
+                      <a:off x="0" y="0"/>
+                      <a:ext cx="5274310" cy="1758315"/>
+                    </a:xfrm>
+                    <a:prstGeom prst="rect">
+                      <a:avLst/>
+                    </a:prstGeom>
+                    <a:noFill/>
+                    <a:ln>
+                      <a:noFill/>
+                    </a:ln>
+                  </pic:spPr>
+                </pic:pic>
+              </a:graphicData>
+            </a:graphic>
+          </wp:inline>
+        </w:drawing>
+      </w:r>
+    </w:p>
+    <w:p>
+      <w:pPr>
+        <w:widowControl/>
+        <w:adjustRightInd w:val="0"/>
+        <w:snapToGrid w:val="0"/>
+        <w:jc w:val="left"/>
+        <w:rPr>
+          <w:rFonts w:ascii="Tahoma" w:eastAsia="微软雅黑" w:hAnsi="Tahoma"/>
+          <w:kern w:val="0"/>
+          <w:sz w:val="22"/>
+        </w:rPr>
+      </w:pPr>
+    </w:p>
+    <w:p>
+      <w:pPr>
+        <w:widowControl/>
+        <w:jc w:val="left"/>
+        <w:rPr>
+          <w:rFonts w:ascii="Tahoma" w:eastAsia="微软雅黑" w:hAnsi="Tahoma"/>
+          <w:kern w:val="0"/>
+          <w:sz w:val="22"/>
+        </w:rPr>
+      </w:pPr>
+      <w:r>
+        <w:rPr>
+          <w:rFonts w:ascii="Tahoma" w:eastAsia="微软雅黑" w:hAnsi="Tahoma"/>
+          <w:kern w:val="0"/>
+          <w:sz w:val="22"/>
+        </w:rPr>
+        <w:br w:type="page"/>
+      </w:r>
+    </w:p>
+    <w:p>
+      <w:pPr>
+        <w:pStyle w:val="3"/>
+        <w:spacing w:before="240" w:after="120" w:line="415" w:lineRule="auto"/>
+        <w:rPr>
+          <w:rFonts w:hint="eastAsia"/>
+          <w:sz w:val="28"/>
+        </w:rPr>
+      </w:pPr>
+      <w:r>
+        <w:rPr>
+          <w:rFonts w:hint="eastAsia"/>
+          <w:sz w:val="28"/>
+        </w:rPr>
+        <w:lastRenderedPageBreak/>
+        <w:t>物品生成</w:t>
+      </w:r>
+      <w:r>
+        <w:rPr>
+          <w:sz w:val="28"/>
+        </w:rPr>
+        <w:t xml:space="preserve"> - </w:t>
+      </w:r>
+      <w:r>
+        <w:rPr>
+          <w:rFonts w:hint="eastAsia"/>
+          <w:sz w:val="28"/>
+        </w:rPr>
+        <w:t>书本类</w:t>
+      </w:r>
+    </w:p>
+    <w:tbl>
+      <w:tblPr>
+        <w:tblStyle w:val="af"/>
+        <w:tblW w:w="0" w:type="auto"/>
+        <w:tblBorders>
+          <w:top w:val="single" w:sz="4" w:space="0" w:color="A6A6A6" w:themeColor="background1" w:themeShade="A6"/>
+          <w:left w:val="none" w:sz="0" w:space="0" w:color="auto"/>
+          <w:bottom w:val="single" w:sz="4" w:space="0" w:color="A6A6A6" w:themeColor="background1" w:themeShade="A6"/>
+          <w:right w:val="none" w:sz="0" w:space="0" w:color="auto"/>
+          <w:insideH w:val="single" w:sz="4" w:space="0" w:color="A6A6A6" w:themeColor="background1" w:themeShade="A6"/>
+          <w:insideV w:val="none" w:sz="0" w:space="0" w:color="auto"/>
+        </w:tblBorders>
+        <w:tblLook w:val="04A0" w:firstRow="1" w:lastRow="0" w:firstColumn="1" w:lastColumn="0" w:noHBand="0" w:noVBand="1"/>
+      </w:tblPr>
+      <w:tblGrid>
+        <w:gridCol w:w="1526"/>
+        <w:gridCol w:w="6996"/>
+      </w:tblGrid>
+      <w:tr>
+        <w:tc>
+          <w:tcPr>
+            <w:tcW w:w="1526" w:type="dxa"/>
+            <w:tcBorders>
+              <w:bottom w:val="single" w:sz="4" w:space="0" w:color="A6A6A6" w:themeColor="background1" w:themeShade="A6"/>
+            </w:tcBorders>
+          </w:tcPr>
+          <w:p>
+            <w:pPr>
+              <w:widowControl/>
+              <w:adjustRightInd w:val="0"/>
+              <w:snapToGrid w:val="0"/>
+              <w:jc w:val="left"/>
+              <w:rPr>
+                <w:rFonts w:ascii="Tahoma" w:eastAsia="微软雅黑" w:hAnsi="Tahoma"/>
+                <w:kern w:val="0"/>
+                <w:sz w:val="22"/>
+              </w:rPr>
+            </w:pPr>
+            <w:r>
+              <w:rPr>
+                <w:rFonts w:ascii="Tahoma" w:eastAsia="微软雅黑" w:hAnsi="Tahoma" w:hint="eastAsia"/>
+                <w:kern w:val="0"/>
+                <w:sz w:val="22"/>
+              </w:rPr>
+              <w:t>参数</w:t>
+            </w:r>
+          </w:p>
+        </w:tc>
+        <w:tc>
+          <w:tcPr>
+            <w:tcW w:w="6996" w:type="dxa"/>
+            <w:tcBorders>
+              <w:bottom w:val="single" w:sz="4" w:space="0" w:color="A6A6A6" w:themeColor="background1" w:themeShade="A6"/>
+            </w:tcBorders>
+          </w:tcPr>
+          <w:p>
+            <w:pPr>
+              <w:widowControl/>
+              <w:adjustRightInd w:val="0"/>
+              <w:snapToGrid w:val="0"/>
+              <w:jc w:val="left"/>
+              <w:rPr>
+                <w:rFonts w:ascii="Tahoma" w:eastAsia="微软雅黑" w:hAnsi="Tahoma"/>
+                <w:kern w:val="0"/>
+                <w:sz w:val="22"/>
+              </w:rPr>
+            </w:pPr>
+            <w:r>
+              <w:rPr>
+                <w:rFonts w:ascii="Tahoma" w:eastAsia="微软雅黑" w:hAnsi="Tahoma" w:hint="eastAsia"/>
+                <w:kern w:val="0"/>
+                <w:sz w:val="22"/>
+              </w:rPr>
+              <w:t>method</w:t>
+            </w:r>
+            <w:r>
+              <w:rPr>
+                <w:rFonts w:ascii="Tahoma" w:eastAsia="微软雅黑" w:hAnsi="Tahoma" w:hint="eastAsia"/>
+                <w:kern w:val="0"/>
+                <w:sz w:val="22"/>
+              </w:rPr>
+              <w:t>：</w:t>
+            </w:r>
+            <w:r>
+              <w:rPr>
+                <w:rFonts w:ascii="Tahoma" w:eastAsia="微软雅黑" w:hAnsi="Tahoma" w:hint="eastAsia"/>
+                <w:kern w:val="0"/>
+                <w:sz w:val="22"/>
+              </w:rPr>
+              <w:t>Euler</w:t>
+            </w:r>
+            <w:r>
+              <w:rPr>
+                <w:rFonts w:ascii="Tahoma" w:eastAsia="微软雅黑" w:hAnsi="Tahoma"/>
+                <w:kern w:val="0"/>
+                <w:sz w:val="22"/>
+              </w:rPr>
+              <w:t xml:space="preserve"> </w:t>
+            </w:r>
+            <w:r>
+              <w:rPr>
+                <w:rFonts w:ascii="Tahoma" w:eastAsia="微软雅黑" w:hAnsi="Tahoma" w:hint="eastAsia"/>
+                <w:kern w:val="0"/>
+                <w:sz w:val="22"/>
+              </w:rPr>
+              <w:t>a</w:t>
+            </w:r>
+            <w:r>
+              <w:rPr>
+                <w:rFonts w:ascii="Tahoma" w:eastAsia="微软雅黑" w:hAnsi="Tahoma" w:hint="eastAsia"/>
+                <w:kern w:val="0"/>
+                <w:sz w:val="22"/>
+              </w:rPr>
+              <w:t>；</w:t>
+            </w:r>
+          </w:p>
+          <w:p>
+            <w:pPr>
+              <w:widowControl/>
+              <w:adjustRightInd w:val="0"/>
+              <w:snapToGrid w:val="0"/>
+              <w:jc w:val="left"/>
+              <w:rPr>
+                <w:rFonts w:ascii="Tahoma" w:eastAsia="微软雅黑" w:hAnsi="Tahoma"/>
+                <w:kern w:val="0"/>
+                <w:sz w:val="22"/>
+              </w:rPr>
+            </w:pPr>
+            <w:r>
+              <w:rPr>
+                <w:rFonts w:ascii="Tahoma" w:eastAsia="微软雅黑" w:hAnsi="Tahoma" w:hint="eastAsia"/>
+                <w:kern w:val="0"/>
+                <w:sz w:val="22"/>
+              </w:rPr>
+              <w:t>step</w:t>
+            </w:r>
+            <w:r>
+              <w:rPr>
+                <w:rFonts w:ascii="Tahoma" w:eastAsia="微软雅黑" w:hAnsi="Tahoma" w:hint="eastAsia"/>
+                <w:kern w:val="0"/>
+                <w:sz w:val="22"/>
+              </w:rPr>
+              <w:t>：</w:t>
+            </w:r>
+            <w:r>
+              <w:rPr>
+                <w:rFonts w:ascii="Tahoma" w:eastAsia="微软雅黑" w:hAnsi="Tahoma" w:hint="eastAsia"/>
+                <w:kern w:val="0"/>
+                <w:sz w:val="22"/>
+              </w:rPr>
+              <w:t>3</w:t>
+            </w:r>
+            <w:r>
+              <w:rPr>
+                <w:rFonts w:ascii="Tahoma" w:eastAsia="微软雅黑" w:hAnsi="Tahoma"/>
+                <w:kern w:val="0"/>
+                <w:sz w:val="22"/>
+              </w:rPr>
+              <w:t>0</w:t>
+            </w:r>
+            <w:r>
+              <w:rPr>
+                <w:rFonts w:ascii="Tahoma" w:eastAsia="微软雅黑" w:hAnsi="Tahoma" w:hint="eastAsia"/>
+                <w:kern w:val="0"/>
+                <w:sz w:val="22"/>
+              </w:rPr>
+              <w:t>；</w:t>
+            </w:r>
+          </w:p>
+        </w:tc>
+      </w:tr>
+      <w:tr>
+        <w:tc>
+          <w:tcPr>
+            <w:tcW w:w="1526" w:type="dxa"/>
+            <w:shd w:val="clear" w:color="auto" w:fill="ECF3FA"/>
+          </w:tcPr>
+          <w:p>
+            <w:pPr>
+              <w:widowControl/>
+              <w:adjustRightInd w:val="0"/>
+              <w:snapToGrid w:val="0"/>
+              <w:jc w:val="left"/>
+              <w:rPr>
+                <w:rFonts w:ascii="Tahoma" w:eastAsia="微软雅黑" w:hAnsi="Tahoma"/>
+                <w:kern w:val="0"/>
+                <w:sz w:val="22"/>
+              </w:rPr>
+            </w:pPr>
+            <w:r>
+              <w:rPr>
+                <w:rFonts w:ascii="Tahoma" w:eastAsia="微软雅黑" w:hAnsi="Tahoma" w:hint="eastAsia"/>
+                <w:kern w:val="0"/>
+                <w:sz w:val="22"/>
+              </w:rPr>
+              <w:t>正关键词</w:t>
+            </w:r>
+          </w:p>
+        </w:tc>
+        <w:tc>
+          <w:tcPr>
+            <w:tcW w:w="6996" w:type="dxa"/>
+            <w:shd w:val="clear" w:color="auto" w:fill="ECF3FA"/>
+          </w:tcPr>
+          <w:p>
+            <w:pPr>
+              <w:widowControl/>
+              <w:adjustRightInd w:val="0"/>
+              <w:snapToGrid w:val="0"/>
+              <w:jc w:val="left"/>
+              <w:rPr>
+                <w:rFonts w:ascii="Tahoma" w:eastAsia="微软雅黑" w:hAnsi="Tahoma"/>
+                <w:kern w:val="0"/>
+                <w:sz w:val="22"/>
+              </w:rPr>
+            </w:pPr>
+            <w:r>
+              <w:rPr>
+                <w:rFonts w:ascii="Tahoma" w:eastAsia="微软雅黑" w:hAnsi="Tahoma"/>
+                <w:kern w:val="0"/>
+                <w:sz w:val="22"/>
+              </w:rPr>
+              <w:t>masterpiece,best quality,item,</w:t>
+            </w:r>
+            <w:r>
+              <w:rPr>
+                <w:rFonts w:ascii="Tahoma" w:eastAsia="微软雅黑" w:hAnsi="Tahoma"/>
+                <w:kern w:val="0"/>
+                <w:sz w:val="22"/>
+              </w:rPr>
+              <w:t xml:space="preserve"> black background</w:t>
+            </w:r>
+            <w:r>
+              <w:rPr>
+                <w:rFonts w:ascii="Tahoma" w:eastAsia="微软雅黑" w:hAnsi="Tahoma" w:hint="eastAsia"/>
+                <w:kern w:val="0"/>
+                <w:sz w:val="22"/>
+              </w:rPr>
+              <w:t>,</w:t>
+            </w:r>
+            <w:r>
+              <w:rPr>
+                <w:rFonts w:ascii="Tahoma" w:eastAsia="微软雅黑" w:hAnsi="Tahoma"/>
+                <w:kern w:val="0"/>
+                <w:sz w:val="22"/>
+              </w:rPr>
+              <w:t>(1book),close,magic</w:t>
+            </w:r>
+          </w:p>
+          <w:p>
+            <w:pPr>
+              <w:widowControl/>
+              <w:adjustRightInd w:val="0"/>
+              <w:snapToGrid w:val="0"/>
+              <w:jc w:val="left"/>
+              <w:rPr>
+                <w:rFonts w:ascii="Tahoma" w:eastAsia="微软雅黑" w:hAnsi="Tahoma"/>
+                <w:kern w:val="0"/>
+                <w:sz w:val="22"/>
+              </w:rPr>
+            </w:pPr>
+            <w:r>
+              <w:rPr>
+                <w:rFonts w:ascii="Tahoma" w:eastAsia="微软雅黑" w:hAnsi="Tahoma" w:hint="eastAsia"/>
+                <w:kern w:val="0"/>
+                <w:sz w:val="22"/>
+              </w:rPr>
+              <w:t>（物品、黑色背景、</w:t>
+            </w:r>
+            <w:r>
+              <w:rPr>
+                <w:rFonts w:ascii="Tahoma" w:eastAsia="微软雅黑" w:hAnsi="Tahoma" w:hint="eastAsia"/>
+                <w:kern w:val="0"/>
+                <w:sz w:val="22"/>
+              </w:rPr>
+              <w:t>1</w:t>
+            </w:r>
+            <w:r>
+              <w:rPr>
+                <w:rFonts w:ascii="Tahoma" w:eastAsia="微软雅黑" w:hAnsi="Tahoma" w:hint="eastAsia"/>
+                <w:kern w:val="0"/>
+                <w:sz w:val="22"/>
+              </w:rPr>
+              <w:t>本书、关着的、魔法）</w:t>
+            </w:r>
+          </w:p>
+        </w:tc>
+      </w:tr>
+      <w:tr>
+        <w:tc>
+          <w:tcPr>
+            <w:tcW w:w="1526" w:type="dxa"/>
+            <w:shd w:val="clear" w:color="auto" w:fill="ECF3FA"/>
+          </w:tcPr>
+          <w:p>
+            <w:pPr>
+              <w:widowControl/>
+              <w:adjustRightInd w:val="0"/>
+              <w:snapToGrid w:val="0"/>
+              <w:jc w:val="left"/>
+              <w:rPr>
+                <w:rFonts w:ascii="Tahoma" w:eastAsia="微软雅黑" w:hAnsi="Tahoma"/>
+                <w:kern w:val="0"/>
+                <w:sz w:val="22"/>
+              </w:rPr>
+            </w:pPr>
+            <w:r>
+              <w:rPr>
+                <w:rFonts w:ascii="Tahoma" w:eastAsia="微软雅黑" w:hAnsi="Tahoma" w:hint="eastAsia"/>
+                <w:kern w:val="0"/>
+                <w:sz w:val="22"/>
+              </w:rPr>
+              <w:t>负关键词</w:t>
+            </w:r>
+          </w:p>
+        </w:tc>
+        <w:tc>
+          <w:tcPr>
+            <w:tcW w:w="6996" w:type="dxa"/>
+            <w:shd w:val="clear" w:color="auto" w:fill="ECF3FA"/>
+          </w:tcPr>
+          <w:p>
+            <w:pPr>
+              <w:widowControl/>
+              <w:adjustRightInd w:val="0"/>
+              <w:snapToGrid w:val="0"/>
+              <w:jc w:val="left"/>
+              <w:rPr>
+                <w:rFonts w:ascii="Tahoma" w:eastAsia="微软雅黑" w:hAnsi="Tahoma"/>
+                <w:kern w:val="0"/>
+                <w:sz w:val="22"/>
+              </w:rPr>
+            </w:pPr>
+            <w:r>
+              <w:rPr>
+                <w:rFonts w:ascii="Tahoma" w:eastAsia="微软雅黑" w:hAnsi="Tahoma"/>
+                <w:kern w:val="0"/>
+                <w:sz w:val="22"/>
+              </w:rPr>
+              <w:t>hand,effect,building,frame,table,ground,nsfw,girl, lowres, bad anatomy, bad hands, text, error, missing fingers, extra digit, fewer digits, cropped, worst quality, low quality, normal quality, jpeg artifacts, signature, watermark, username, blurry</w:t>
+            </w:r>
+          </w:p>
+          <w:p>
+            <w:pPr>
+              <w:widowControl/>
+              <w:adjustRightInd w:val="0"/>
+              <w:snapToGrid w:val="0"/>
+              <w:jc w:val="left"/>
+              <w:rPr>
+                <w:rFonts w:ascii="Tahoma" w:eastAsia="微软雅黑" w:hAnsi="Tahoma"/>
+                <w:kern w:val="0"/>
+                <w:sz w:val="22"/>
+              </w:rPr>
+            </w:pPr>
+            <w:r>
+              <w:rPr>
+                <w:rFonts w:ascii="Tahoma" w:eastAsia="微软雅黑" w:hAnsi="Tahoma" w:hint="eastAsia"/>
+                <w:kern w:val="0"/>
+                <w:sz w:val="22"/>
+              </w:rPr>
+              <w:t>（主要屏蔽</w:t>
+            </w:r>
+            <w:r>
+              <w:rPr>
+                <w:rFonts w:ascii="Tahoma" w:eastAsia="微软雅黑" w:hAnsi="Tahoma" w:hint="eastAsia"/>
+                <w:kern w:val="0"/>
+                <w:sz w:val="22"/>
+              </w:rPr>
+              <w:t xml:space="preserve"> </w:t>
+            </w:r>
+            <w:r>
+              <w:rPr>
+                <w:rFonts w:ascii="Tahoma" w:eastAsia="微软雅黑" w:hAnsi="Tahoma" w:hint="eastAsia"/>
+                <w:kern w:val="0"/>
+                <w:sz w:val="22"/>
+              </w:rPr>
+              <w:t>手、特效、建筑、框架、桌子、地面、女孩）</w:t>
+            </w:r>
+          </w:p>
+        </w:tc>
+      </w:tr>
+      <w:tr>
+        <w:tc>
+          <w:tcPr>
+            <w:tcW w:w="1526" w:type="dxa"/>
+            <w:shd w:val="clear" w:color="auto" w:fill="FFFFFF" w:themeFill="background1"/>
+          </w:tcPr>
+          <w:p>
+            <w:pPr>
+              <w:widowControl/>
+              <w:adjustRightInd w:val="0"/>
+              <w:snapToGrid w:val="0"/>
+              <w:jc w:val="left"/>
+              <w:rPr>
+                <w:rFonts w:ascii="Tahoma" w:eastAsia="微软雅黑" w:hAnsi="Tahoma"/>
+                <w:kern w:val="0"/>
+                <w:sz w:val="22"/>
+              </w:rPr>
+            </w:pPr>
+            <w:r>
+              <w:rPr>
+                <w:rFonts w:ascii="Tahoma" w:eastAsia="微软雅黑" w:hAnsi="Tahoma" w:hint="eastAsia"/>
+                <w:kern w:val="0"/>
+                <w:sz w:val="22"/>
+              </w:rPr>
+              <w:t>注意事项</w:t>
+            </w:r>
+          </w:p>
+        </w:tc>
+        <w:tc>
+          <w:tcPr>
+            <w:tcW w:w="6996" w:type="dxa"/>
+            <w:shd w:val="clear" w:color="auto" w:fill="FFFFFF" w:themeFill="background1"/>
+          </w:tcPr>
+          <w:p>
+            <w:pPr>
+              <w:widowControl/>
+              <w:adjustRightInd w:val="0"/>
+              <w:snapToGrid w:val="0"/>
+              <w:jc w:val="left"/>
+              <w:rPr>
+                <w:rFonts w:ascii="Tahoma" w:eastAsia="微软雅黑" w:hAnsi="Tahoma"/>
+                <w:kern w:val="0"/>
+                <w:sz w:val="22"/>
+              </w:rPr>
+            </w:pPr>
+            <w:r>
+              <w:rPr>
+                <w:rFonts w:ascii="Tahoma" w:eastAsia="微软雅黑" w:hAnsi="Tahoma" w:hint="eastAsia"/>
+                <w:kern w:val="0"/>
+                <w:sz w:val="22"/>
+              </w:rPr>
+              <w:t>1</w:t>
+            </w:r>
+            <w:r>
+              <w:rPr>
+                <w:rFonts w:ascii="Tahoma" w:eastAsia="微软雅黑" w:hAnsi="Tahoma"/>
+                <w:kern w:val="0"/>
+                <w:sz w:val="22"/>
+              </w:rPr>
+              <w:t>.</w:t>
+            </w:r>
+            <w:r>
+              <w:rPr>
+                <w:rFonts w:ascii="Tahoma" w:eastAsia="微软雅黑" w:hAnsi="Tahoma" w:hint="eastAsia"/>
+                <w:kern w:val="0"/>
+                <w:sz w:val="22"/>
+              </w:rPr>
+              <w:t xml:space="preserve"> </w:t>
+            </w:r>
+            <w:r>
+              <w:rPr>
+                <w:rFonts w:ascii="Tahoma" w:eastAsia="微软雅黑" w:hAnsi="Tahoma" w:hint="eastAsia"/>
+                <w:kern w:val="0"/>
+                <w:sz w:val="22"/>
+              </w:rPr>
+              <w:t>可以从百度搜索</w:t>
+            </w:r>
+            <w:r>
+              <w:rPr>
+                <w:rFonts w:ascii="Tahoma" w:eastAsia="微软雅黑" w:hAnsi="Tahoma" w:hint="eastAsia"/>
+                <w:kern w:val="0"/>
+                <w:sz w:val="22"/>
+              </w:rPr>
+              <w:t xml:space="preserve"> </w:t>
+            </w:r>
+            <w:r>
+              <w:rPr>
+                <w:rFonts w:ascii="Tahoma" w:eastAsia="微软雅黑" w:hAnsi="Tahoma" w:hint="eastAsia"/>
+                <w:kern w:val="0"/>
+                <w:sz w:val="22"/>
+              </w:rPr>
+              <w:t>书本</w:t>
+            </w:r>
+            <w:r>
+              <w:rPr>
+                <w:rFonts w:ascii="Tahoma" w:eastAsia="微软雅黑" w:hAnsi="Tahoma" w:hint="eastAsia"/>
+                <w:kern w:val="0"/>
+                <w:sz w:val="22"/>
+              </w:rPr>
+              <w:t xml:space="preserve"> </w:t>
+            </w:r>
+            <w:r>
+              <w:rPr>
+                <w:rFonts w:ascii="Tahoma" w:eastAsia="微软雅黑" w:hAnsi="Tahoma" w:hint="eastAsia"/>
+                <w:kern w:val="0"/>
+                <w:sz w:val="22"/>
+              </w:rPr>
+              <w:t>图片，但注意要给图片手动画上黑色背景，画笔涂抹黑色也行，这样</w:t>
+            </w:r>
+            <w:r>
+              <w:rPr>
+                <w:rFonts w:ascii="Tahoma" w:eastAsia="微软雅黑" w:hAnsi="Tahoma"/>
+                <w:kern w:val="0"/>
+                <w:sz w:val="22"/>
+              </w:rPr>
+              <w:t>ai</w:t>
+            </w:r>
+            <w:r>
+              <w:rPr>
+                <w:rFonts w:ascii="Tahoma" w:eastAsia="微软雅黑" w:hAnsi="Tahoma"/>
+                <w:kern w:val="0"/>
+                <w:sz w:val="22"/>
+              </w:rPr>
+              <w:t>生成的效果会好些</w:t>
+            </w:r>
+            <w:r>
+              <w:rPr>
+                <w:rFonts w:ascii="Tahoma" w:eastAsia="微软雅黑" w:hAnsi="Tahoma" w:hint="eastAsia"/>
+                <w:kern w:val="0"/>
+                <w:sz w:val="22"/>
+              </w:rPr>
+              <w:t>。</w:t>
+            </w:r>
+          </w:p>
+          <w:p>
+            <w:pPr>
+              <w:widowControl/>
+              <w:adjustRightInd w:val="0"/>
+              <w:snapToGrid w:val="0"/>
+              <w:jc w:val="left"/>
+              <w:rPr>
+                <w:rFonts w:ascii="Tahoma" w:eastAsia="微软雅黑" w:hAnsi="Tahoma"/>
+                <w:kern w:val="0"/>
+                <w:sz w:val="22"/>
+              </w:rPr>
+            </w:pPr>
+            <w:r>
+              <w:rPr>
+                <w:rFonts w:ascii="Tahoma" w:eastAsia="微软雅黑" w:hAnsi="Tahoma"/>
+                <w:kern w:val="0"/>
+                <w:sz w:val="22"/>
+              </w:rPr>
+              <w:t xml:space="preserve">2. </w:t>
+            </w:r>
+            <w:r>
+              <w:rPr>
+                <w:rFonts w:ascii="Tahoma" w:eastAsia="微软雅黑" w:hAnsi="Tahoma" w:hint="eastAsia"/>
+                <w:kern w:val="0"/>
+                <w:sz w:val="22"/>
+              </w:rPr>
+              <w:t>书本的正面关键词要</w:t>
+            </w:r>
+            <w:r>
+              <w:rPr>
+                <w:rFonts w:ascii="Tahoma" w:eastAsia="微软雅黑" w:hAnsi="Tahoma" w:hint="eastAsia"/>
+                <w:kern w:val="0"/>
+                <w:sz w:val="22"/>
+              </w:rPr>
+              <w:t>尽可能</w:t>
+            </w:r>
+            <w:r>
+              <w:rPr>
+                <w:rFonts w:ascii="Tahoma" w:eastAsia="微软雅黑" w:hAnsi="Tahoma" w:hint="eastAsia"/>
+                <w:kern w:val="0"/>
+                <w:sz w:val="22"/>
+              </w:rPr>
+              <w:t>少，才能生成朴素且不错的效果，加多了容易生成混乱的</w:t>
+            </w:r>
+            <w:r>
+              <w:rPr>
+                <w:rFonts w:ascii="Tahoma" w:eastAsia="微软雅黑" w:hAnsi="Tahoma" w:hint="eastAsia"/>
+                <w:kern w:val="0"/>
+                <w:sz w:val="22"/>
+              </w:rPr>
+              <w:t>书本</w:t>
+            </w:r>
+            <w:r>
+              <w:rPr>
+                <w:rFonts w:ascii="Tahoma" w:eastAsia="微软雅黑" w:hAnsi="Tahoma" w:hint="eastAsia"/>
+                <w:kern w:val="0"/>
+                <w:sz w:val="22"/>
+              </w:rPr>
+              <w:t>结果</w:t>
+            </w:r>
+            <w:r>
+              <w:rPr>
+                <w:rFonts w:ascii="Tahoma" w:eastAsia="微软雅黑" w:hAnsi="Tahoma" w:hint="eastAsia"/>
+                <w:kern w:val="0"/>
+                <w:sz w:val="22"/>
+              </w:rPr>
+              <w:t>。</w:t>
+            </w:r>
+          </w:p>
+          <w:p>
+            <w:pPr>
+              <w:widowControl/>
+              <w:adjustRightInd w:val="0"/>
+              <w:snapToGrid w:val="0"/>
+              <w:jc w:val="left"/>
+              <w:rPr>
+                <w:rFonts w:ascii="Tahoma" w:eastAsia="微软雅黑" w:hAnsi="Tahoma"/>
+                <w:kern w:val="0"/>
+                <w:sz w:val="22"/>
+              </w:rPr>
+            </w:pPr>
+            <w:r>
+              <w:rPr>
+                <w:rFonts w:ascii="Tahoma" w:eastAsia="微软雅黑" w:hAnsi="Tahoma" w:hint="eastAsia"/>
+                <w:kern w:val="0"/>
+                <w:sz w:val="22"/>
+              </w:rPr>
+              <w:t>3</w:t>
+            </w:r>
+            <w:r>
+              <w:rPr>
+                <w:rFonts w:ascii="Tahoma" w:eastAsia="微软雅黑" w:hAnsi="Tahoma"/>
+                <w:kern w:val="0"/>
+                <w:sz w:val="22"/>
+              </w:rPr>
+              <w:t xml:space="preserve">. </w:t>
+            </w:r>
+            <w:r>
+              <w:rPr>
+                <w:rFonts w:ascii="Tahoma" w:eastAsia="微软雅黑" w:hAnsi="Tahoma" w:hint="eastAsia"/>
+                <w:kern w:val="0"/>
+                <w:sz w:val="22"/>
+              </w:rPr>
+              <w:t>如果需要给书本镶嵌金色花边，可以加</w:t>
+            </w:r>
+            <w:r>
+              <w:rPr>
+                <w:rFonts w:ascii="Tahoma" w:eastAsia="微软雅黑" w:hAnsi="Tahoma"/>
+                <w:kern w:val="0"/>
+                <w:sz w:val="22"/>
+              </w:rPr>
+              <w:t xml:space="preserve"> gold </w:t>
+            </w:r>
+            <w:r>
+              <w:rPr>
+                <w:rFonts w:ascii="Tahoma" w:eastAsia="微软雅黑" w:hAnsi="Tahoma"/>
+                <w:kern w:val="0"/>
+                <w:sz w:val="22"/>
+              </w:rPr>
+              <w:t>词</w:t>
+            </w:r>
+            <w:r>
+              <w:rPr>
+                <w:rFonts w:ascii="Tahoma" w:eastAsia="微软雅黑" w:hAnsi="Tahoma" w:hint="eastAsia"/>
+                <w:kern w:val="0"/>
+                <w:sz w:val="22"/>
+              </w:rPr>
+              <w:t>。</w:t>
+            </w:r>
+          </w:p>
+          <w:p>
+            <w:pPr>
+              <w:widowControl/>
+              <w:adjustRightInd w:val="0"/>
+              <w:snapToGrid w:val="0"/>
+              <w:jc w:val="left"/>
+              <w:rPr>
+                <w:rFonts w:ascii="Tahoma" w:eastAsia="微软雅黑" w:hAnsi="Tahoma"/>
+                <w:kern w:val="0"/>
+                <w:sz w:val="22"/>
+              </w:rPr>
+            </w:pPr>
+            <w:r>
+              <w:rPr>
+                <w:rFonts w:ascii="Tahoma" w:eastAsia="微软雅黑" w:hAnsi="Tahoma"/>
+                <w:kern w:val="0"/>
+                <w:sz w:val="22"/>
+              </w:rPr>
+              <w:t xml:space="preserve">4. </w:t>
+            </w:r>
+            <w:r>
+              <w:rPr>
+                <w:rFonts w:ascii="Tahoma" w:eastAsia="微软雅黑" w:hAnsi="Tahoma" w:hint="eastAsia"/>
+                <w:kern w:val="0"/>
+                <w:sz w:val="22"/>
+              </w:rPr>
+              <w:t>你可以将下面的图像截图，然后拿关键词在</w:t>
+            </w:r>
+            <w:r>
+              <w:rPr>
+                <w:rFonts w:ascii="Tahoma" w:eastAsia="微软雅黑" w:hAnsi="Tahoma" w:hint="eastAsia"/>
+                <w:kern w:val="0"/>
+                <w:sz w:val="22"/>
+              </w:rPr>
+              <w:t xml:space="preserve"> </w:t>
+            </w:r>
+            <w:r>
+              <w:rPr>
+                <w:rFonts w:ascii="Tahoma" w:eastAsia="微软雅黑" w:hAnsi="Tahoma" w:hint="eastAsia"/>
+                <w:kern w:val="0"/>
+                <w:sz w:val="22"/>
+              </w:rPr>
+              <w:t>图生图</w:t>
+            </w:r>
+            <w:r>
+              <w:rPr>
+                <w:rFonts w:ascii="Tahoma" w:eastAsia="微软雅黑" w:hAnsi="Tahoma" w:hint="eastAsia"/>
+                <w:kern w:val="0"/>
+                <w:sz w:val="22"/>
+              </w:rPr>
+              <w:t xml:space="preserve"> </w:t>
+            </w:r>
+            <w:r>
+              <w:rPr>
+                <w:rFonts w:ascii="Tahoma" w:eastAsia="微软雅黑" w:hAnsi="Tahoma" w:hint="eastAsia"/>
+                <w:kern w:val="0"/>
+                <w:sz w:val="22"/>
+              </w:rPr>
+              <w:t>选项中生成。</w:t>
+            </w:r>
+          </w:p>
+        </w:tc>
+      </w:tr>
+      <w:tr>
+        <w:tc>
+          <w:tcPr>
+            <w:tcW w:w="1526" w:type="dxa"/>
+            <w:shd w:val="clear" w:color="auto" w:fill="FFFFFF" w:themeFill="background1"/>
+          </w:tcPr>
+          <w:p>
+            <w:pPr>
+              <w:widowControl/>
+              <w:adjustRightInd w:val="0"/>
+              <w:snapToGrid w:val="0"/>
+              <w:jc w:val="left"/>
+              <w:rPr>
+                <w:rFonts w:ascii="Tahoma" w:eastAsia="微软雅黑" w:hAnsi="Tahoma"/>
+                <w:kern w:val="0"/>
+                <w:sz w:val="22"/>
+              </w:rPr>
+            </w:pPr>
+            <w:r>
+              <w:rPr>
+                <w:rFonts w:ascii="Tahoma" w:eastAsia="微软雅黑" w:hAnsi="Tahoma" w:hint="eastAsia"/>
+                <w:kern w:val="0"/>
+                <w:sz w:val="22"/>
+              </w:rPr>
+              <w:t>成功率</w:t>
+            </w:r>
+          </w:p>
+        </w:tc>
+        <w:tc>
+          <w:tcPr>
+            <w:tcW w:w="6996" w:type="dxa"/>
+            <w:shd w:val="clear" w:color="auto" w:fill="FFFFFF" w:themeFill="background1"/>
+          </w:tcPr>
+          <w:p>
+            <w:pPr>
+              <w:widowControl/>
+              <w:adjustRightInd w:val="0"/>
+              <w:snapToGrid w:val="0"/>
+              <w:jc w:val="left"/>
+              <w:rPr>
+                <w:rFonts w:ascii="Tahoma" w:eastAsia="微软雅黑" w:hAnsi="Tahoma"/>
+                <w:kern w:val="0"/>
+                <w:sz w:val="22"/>
+              </w:rPr>
+            </w:pPr>
+            <w:r>
+              <w:rPr>
+                <w:rFonts w:ascii="Tahoma" w:eastAsia="微软雅黑" w:hAnsi="Tahoma" w:hint="eastAsia"/>
+                <w:kern w:val="0"/>
+                <w:sz w:val="22"/>
+              </w:rPr>
+              <w:t>4</w:t>
+            </w:r>
+            <w:r>
+              <w:rPr>
+                <w:rFonts w:ascii="Tahoma" w:eastAsia="微软雅黑" w:hAnsi="Tahoma"/>
+                <w:kern w:val="0"/>
+                <w:sz w:val="22"/>
+              </w:rPr>
+              <w:t>0%</w:t>
+            </w:r>
+            <w:r>
+              <w:rPr>
+                <w:rFonts w:ascii="Tahoma" w:eastAsia="微软雅黑" w:hAnsi="Tahoma" w:hint="eastAsia"/>
+                <w:kern w:val="0"/>
+                <w:sz w:val="22"/>
+              </w:rPr>
+              <w:t>左右</w:t>
+            </w:r>
+          </w:p>
+        </w:tc>
+      </w:tr>
+    </w:tbl>
+    <w:p>
+      <w:pPr>
+        <w:widowControl/>
+        <w:jc w:val="left"/>
+        <w:rPr>
+          <w:rFonts w:ascii="Tahoma" w:eastAsia="微软雅黑" w:hAnsi="Tahoma"/>
+          <w:b/>
+          <w:kern w:val="0"/>
+          <w:sz w:val="22"/>
+        </w:rPr>
+      </w:pPr>
+      <w:r>
+        <w:rPr>
+          <w:noProof/>
+        </w:rPr>
+        <w:drawing>
+          <wp:inline distT="0" distB="0" distL="0" distR="0" wp14:anchorId="3F9EA944" wp14:editId="44D06919">
+            <wp:extent cx="5274310" cy="1758315"/>
+            <wp:effectExtent l="0" t="0" r="2540" b="0"/>
+            <wp:docPr id="21" name="图片 21"/>
+            <wp:cNvGraphicFramePr>
+              <a:graphicFrameLocks xmlns:a="http://schemas.openxmlformats.org/drawingml/2006/main" noChangeAspect="1"/>
+            </wp:cNvGraphicFramePr>
+            <a:graphic xmlns:a="http://schemas.openxmlformats.org/drawingml/2006/main">
+              <a:graphicData uri="http://schemas.openxmlformats.org/drawingml/2006/picture">
+                <pic:pic xmlns:pic="http://schemas.openxmlformats.org/drawingml/2006/picture">
+                  <pic:nvPicPr>
+                    <pic:cNvPr id="0" name="Picture 5"/>
+                    <pic:cNvPicPr>
+                      <a:picLocks noChangeAspect="1" noChangeArrowheads="1"/>
+                    </pic:cNvPicPr>
+                  </pic:nvPicPr>
+                  <pic:blipFill>
+                    <a:blip r:embed="rId38">
+                      <a:extLst>
+                        <a:ext uri="{28A0092B-C50C-407E-A947-70E740481C1C}">
+                          <a14:useLocalDpi xmlns:a14="http://schemas.microsoft.com/office/drawing/2010/main" val="0"/>
+                        </a:ext>
+                      </a:extLst>
+                    </a:blip>
+                    <a:srcRect/>
+                    <a:stretch>
+                      <a:fillRect/>
+                    </a:stretch>
+                  </pic:blipFill>
+                  <pic:spPr bwMode="auto">
+                    <a:xfrm>
+                      <a:off x="0" y="0"/>
+                      <a:ext cx="5274310" cy="1758315"/>
+                    </a:xfrm>
+                    <a:prstGeom prst="rect">
+                      <a:avLst/>
+                    </a:prstGeom>
+                    <a:noFill/>
+                    <a:ln>
+                      <a:noFill/>
+                    </a:ln>
+                  </pic:spPr>
+                </pic:pic>
+              </a:graphicData>
+            </a:graphic>
+          </wp:inline>
+        </w:drawing>
+      </w:r>
+    </w:p>
+    <w:p>
+      <w:pPr>
+        <w:widowControl/>
         <w:jc w:val="left"/>
         <w:rPr>
           <w:rFonts w:ascii="Tahoma" w:eastAsia="微软雅黑" w:hAnsi="Tahoma"/>
@@ -8184,7 +7925,7 @@
                     <pic:cNvPicPr/>
                   </pic:nvPicPr>
                   <pic:blipFill>
-                    <a:blip r:embed="rId37"/>
+                    <a:blip r:embed="rId39"/>
                     <a:stretch>
                       <a:fillRect/>
                     </a:stretch>
@@ -8284,7 +8025,7 @@
                     </pic:cNvPicPr>
                   </pic:nvPicPr>
                   <pic:blipFill>
-                    <a:blip r:embed="rId38" cstate="print">
+                    <a:blip r:embed="rId40" cstate="print">
                       <a:extLst>
                         <a:ext uri="{28A0092B-C50C-407E-A947-70E740481C1C}">
                           <a14:useLocalDpi xmlns:a14="http://schemas.microsoft.com/office/drawing/2010/main" val="0"/>
@@ -8350,7 +8091,7 @@
                     </pic:cNvPicPr>
                   </pic:nvPicPr>
                   <pic:blipFill>
-                    <a:blip r:embed="rId39">
+                    <a:blip r:embed="rId41">
                       <a:extLst>
                         <a:ext uri="{28A0092B-C50C-407E-A947-70E740481C1C}">
                           <a14:useLocalDpi xmlns:a14="http://schemas.microsoft.com/office/drawing/2010/main" val="0"/>
@@ -8443,7 +8184,7 @@
           <w:szCs w:val="24"/>
         </w:rPr>
         <w:drawing>
-          <wp:inline distT="0" distB="0" distL="0" distR="0" wp14:anchorId="22B12180" wp14:editId="1C8B3913">
+          <wp:inline distT="0" distB="0" distL="0" distR="0" wp14:anchorId="22B12180" wp14:editId="071E0428">
             <wp:extent cx="4975696" cy="3512820"/>
             <wp:effectExtent l="0" t="0" r="0" b="0"/>
             <wp:docPr id="24" name="图片 24"/>
@@ -8460,7 +8201,7 @@
                     </pic:cNvPicPr>
                   </pic:nvPicPr>
                   <pic:blipFill>
-                    <a:blip r:embed="rId40" cstate="print">
+                    <a:blip r:embed="rId42" cstate="print">
                       <a:extLst>
                         <a:ext uri="{28A0092B-C50C-407E-A947-70E740481C1C}">
                           <a14:useLocalDpi xmlns:a14="http://schemas.microsoft.com/office/drawing/2010/main" val="0"/>
@@ -8550,7 +8291,7 @@
                     </pic:cNvPicPr>
                   </pic:nvPicPr>
                   <pic:blipFill>
-                    <a:blip r:embed="rId41" cstate="print">
+                    <a:blip r:embed="rId43" cstate="print">
                       <a:extLst>
                         <a:ext uri="{28A0092B-C50C-407E-A947-70E740481C1C}">
                           <a14:useLocalDpi xmlns:a14="http://schemas.microsoft.com/office/drawing/2010/main" val="0"/>
@@ -8662,7 +8403,7 @@
                     </pic:cNvPicPr>
                   </pic:nvPicPr>
                   <pic:blipFill>
-                    <a:blip r:embed="rId42" cstate="print">
+                    <a:blip r:embed="rId44" cstate="print">
                       <a:extLst>
                         <a:ext uri="{28A0092B-C50C-407E-A947-70E740481C1C}">
                           <a14:useLocalDpi xmlns:a14="http://schemas.microsoft.com/office/drawing/2010/main" val="0"/>
@@ -8783,7 +8524,6 @@
         </w:rPr>
         <w:t>因为纯黑色背景适合</w:t>
       </w:r>
-      <w:proofErr w:type="spellStart"/>
       <w:r>
         <w:rPr>
           <w:rFonts w:ascii="Tahoma" w:eastAsia="微软雅黑" w:hAnsi="Tahoma" w:hint="eastAsia"/>
@@ -8792,7 +8532,6 @@
         </w:rPr>
         <w:t>ps</w:t>
       </w:r>
-      <w:proofErr w:type="spellEnd"/>
       <w:r>
         <w:rPr>
           <w:rFonts w:ascii="Tahoma" w:eastAsia="微软雅黑" w:hAnsi="Tahoma" w:hint="eastAsia"/>
@@ -8835,7 +8574,7 @@
           <w:sz w:val="22"/>
         </w:rPr>
       </w:pPr>
-      <w:hyperlink r:id="rId43" w:history="1">
+      <w:hyperlink r:id="rId45" w:history="1">
         <w:r>
           <w:rPr>
             <w:rStyle w:val="a4"/>
@@ -9241,25 +8980,7 @@
                 <w:kern w:val="0"/>
                 <w:sz w:val="22"/>
               </w:rPr>
-              <w:t>会把这些关键词理解为“大量装饰物”，生成一大圈圆形的克苏</w:t>
-            </w:r>
-            <w:proofErr w:type="gramStart"/>
-            <w:r>
-              <w:rPr>
-                <w:rFonts w:ascii="Tahoma" w:eastAsia="微软雅黑" w:hAnsi="Tahoma" w:hint="eastAsia"/>
-                <w:kern w:val="0"/>
-                <w:sz w:val="22"/>
-              </w:rPr>
-              <w:t>鲁</w:t>
-            </w:r>
-            <w:proofErr w:type="gramEnd"/>
-            <w:r>
-              <w:rPr>
-                <w:rFonts w:ascii="Tahoma" w:eastAsia="微软雅黑" w:hAnsi="Tahoma" w:hint="eastAsia"/>
-                <w:kern w:val="0"/>
-                <w:sz w:val="22"/>
-              </w:rPr>
-              <w:t>。</w:t>
+              <w:t>会把这些关键词理解为“大量装饰物”，生成一大圈圆形的克苏鲁。</w:t>
             </w:r>
           </w:p>
         </w:tc>
@@ -9545,25 +9266,7 @@
                 <w:kern w:val="0"/>
                 <w:sz w:val="22"/>
               </w:rPr>
-              <w:t>会把这些关键词理解为“大量装饰物”，生成一大圈</w:t>
-            </w:r>
-            <w:proofErr w:type="gramStart"/>
-            <w:r>
-              <w:rPr>
-                <w:rFonts w:ascii="Tahoma" w:eastAsia="微软雅黑" w:hAnsi="Tahoma" w:hint="eastAsia"/>
-                <w:kern w:val="0"/>
-                <w:sz w:val="22"/>
-              </w:rPr>
-              <w:t>闪</w:t>
-            </w:r>
-            <w:proofErr w:type="gramEnd"/>
-            <w:r>
-              <w:rPr>
-                <w:rFonts w:ascii="Tahoma" w:eastAsia="微软雅黑" w:hAnsi="Tahoma" w:hint="eastAsia"/>
-                <w:kern w:val="0"/>
-                <w:sz w:val="22"/>
-              </w:rPr>
-              <w:t>瞎眼的尖刺。</w:t>
+              <w:t>会把这些关键词理解为“大量装饰物”，生成一大圈闪瞎眼的尖刺。</w:t>
             </w:r>
           </w:p>
         </w:tc>
@@ -9829,7 +9532,7 @@
       </w:pPr>
     </w:p>
     <w:sectPr>
-      <w:headerReference w:type="default" r:id="rId44"/>
+      <w:headerReference w:type="default" r:id="rId46"/>
       <w:pgSz w:w="11906" w:h="16838"/>
       <w:pgMar w:top="1440" w:right="1800" w:bottom="1440" w:left="1800" w:header="851" w:footer="992" w:gutter="0"/>
       <w:cols w:space="425"/>
@@ -9996,7 +9699,6 @@
       </w:rPr>
       <w:t xml:space="preserve">   </w:t>
     </w:r>
-    <w:proofErr w:type="spellStart"/>
     <w:r>
       <w:rPr>
         <w:rFonts w:ascii="微软雅黑" w:eastAsia="微软雅黑" w:hAnsi="微软雅黑"/>
@@ -10004,7 +9706,6 @@
       </w:rPr>
       <w:t>drill_up</w:t>
     </w:r>
-    <w:proofErr w:type="spellEnd"/>
   </w:p>
 </w:hdr>
 </file>
@@ -10479,7 +10180,6 @@
   <w:style w:type="character" w:default="1" w:styleId="a0">
     <w:name w:val="Default Paragraph Font"/>
     <w:uiPriority w:val="1"/>
-    <w:semiHidden/>
     <w:unhideWhenUsed/>
   </w:style>
   <w:style w:type="table" w:default="1" w:styleId="a1">
@@ -10882,6 +10582,33 @@
       <w:shd w:val="clear" w:color="auto" w:fill="E1DFDD"/>
     </w:rPr>
   </w:style>
+  <w:style w:type="paragraph" w:styleId="HTML">
+    <w:name w:val="HTML Preformatted"/>
+    <w:basedOn w:val="a"/>
+    <w:link w:val="HTML0"/>
+    <w:uiPriority w:val="99"/>
+    <w:semiHidden/>
+    <w:unhideWhenUsed/>
+    <w:rsid w:val="008058B4"/>
+    <w:rPr>
+      <w:rFonts w:ascii="Courier New" w:hAnsi="Courier New" w:cs="Courier New"/>
+      <w:sz w:val="20"/>
+      <w:szCs w:val="20"/>
+    </w:rPr>
+  </w:style>
+  <w:style w:type="character" w:customStyle="1" w:styleId="HTML0">
+    <w:name w:val="HTML 预设格式 字符"/>
+    <w:basedOn w:val="a0"/>
+    <w:link w:val="HTML"/>
+    <w:uiPriority w:val="99"/>
+    <w:semiHidden/>
+    <w:rsid w:val="008058B4"/>
+    <w:rPr>
+      <w:rFonts w:ascii="Courier New" w:hAnsi="Courier New" w:cs="Courier New"/>
+      <w:sz w:val="20"/>
+      <w:szCs w:val="20"/>
+    </w:rPr>
+  </w:style>
 </w:styles>
 </file>
 
